--- a/reports/EDA_Report.docx
+++ b/reports/EDA_Report.docx
@@ -178,21 +178,7 @@
           <w:b/>
           <w:bCs/>
         </w:rPr>
-        <w:t>Exploratory Data Analysis (</w:t>
-      </w:r>
-      <w:r>
-        <w:rPr>
-          <w:b/>
-          <w:bCs/>
-        </w:rPr>
-        <w:t>EDA</w:t>
-      </w:r>
-      <w:r>
-        <w:rPr>
-          <w:b/>
-          <w:bCs/>
-        </w:rPr>
-        <w:t>)</w:t>
+        <w:t>Exploratory Data Analysis (EDA)</w:t>
       </w:r>
       <w:r>
         <w:t xml:space="preserve"> helps identify which features are most strongly associated with churn, reveals data distributions, and provides business-level insights that guide feature engineering and model decisions.</w:t>
@@ -501,33 +487,17 @@
                 <w:sz w:val="20"/>
                 <w:szCs w:val="20"/>
               </w:rPr>
-              <w:t xml:space="preserve">1. </w:t>
-            </w:r>
+              <w:t>1. Distribution of numerical variables</w:t>
+            </w:r>
+          </w:p>
+          <w:p>
             <w:r>
               <w:rPr>
                 <w:color w:val="333333"/>
                 <w:sz w:val="20"/>
                 <w:szCs w:val="20"/>
               </w:rPr>
-              <w:t>Distribution of numerical variables</w:t>
-            </w:r>
-          </w:p>
-          <w:p>
-            <w:r>
-              <w:rPr>
-                <w:color w:val="333333"/>
-                <w:sz w:val="20"/>
-                <w:szCs w:val="20"/>
-              </w:rPr>
-              <w:t xml:space="preserve">2. </w:t>
-            </w:r>
-            <w:r>
-              <w:rPr>
-                <w:color w:val="333333"/>
-                <w:sz w:val="20"/>
-                <w:szCs w:val="20"/>
-              </w:rPr>
-              <w:t>Frequency of categorical variables</w:t>
+              <w:t>2. Frequency of categorical variables</w:t>
             </w:r>
           </w:p>
         </w:tc>
@@ -620,58 +590,34 @@
                 <w:sz w:val="20"/>
                 <w:szCs w:val="20"/>
               </w:rPr>
-              <w:t xml:space="preserve">1. </w:t>
-            </w:r>
-            <w:r>
+              <w:t>1. Churn vs Contract Type</w:t>
+            </w:r>
+          </w:p>
+          <w:p>
+            <w:pPr>
               <w:rPr>
                 <w:color w:val="333333"/>
                 <w:sz w:val="20"/>
                 <w:szCs w:val="20"/>
               </w:rPr>
-              <w:t>Churn vs Contract Type</w:t>
-            </w:r>
-          </w:p>
-          <w:p>
-            <w:pPr>
+            </w:pPr>
+            <w:r>
               <w:rPr>
                 <w:color w:val="333333"/>
                 <w:sz w:val="20"/>
                 <w:szCs w:val="20"/>
               </w:rPr>
-            </w:pPr>
+              <w:t>2. Churn vs Monthly Charges</w:t>
+            </w:r>
+          </w:p>
+          <w:p>
             <w:r>
               <w:rPr>
                 <w:color w:val="333333"/>
                 <w:sz w:val="20"/>
                 <w:szCs w:val="20"/>
               </w:rPr>
-              <w:t xml:space="preserve">2. </w:t>
-            </w:r>
-            <w:r>
-              <w:rPr>
-                <w:color w:val="333333"/>
-                <w:sz w:val="20"/>
-                <w:szCs w:val="20"/>
-              </w:rPr>
-              <w:t>Churn vs Monthly Charges</w:t>
-            </w:r>
-          </w:p>
-          <w:p>
-            <w:r>
-              <w:rPr>
-                <w:color w:val="333333"/>
-                <w:sz w:val="20"/>
-                <w:szCs w:val="20"/>
-              </w:rPr>
-              <w:t xml:space="preserve">3. </w:t>
-            </w:r>
-            <w:r>
-              <w:rPr>
-                <w:color w:val="333333"/>
-                <w:sz w:val="20"/>
-                <w:szCs w:val="20"/>
-              </w:rPr>
-              <w:t>Churn vs Tenure</w:t>
+              <w:t>3. Churn vs Tenure</w:t>
             </w:r>
           </w:p>
         </w:tc>
@@ -764,33 +710,17 @@
                 <w:sz w:val="20"/>
                 <w:szCs w:val="20"/>
               </w:rPr>
-              <w:t xml:space="preserve">1. </w:t>
-            </w:r>
+              <w:t>1. Correlation Matrix</w:t>
+            </w:r>
+          </w:p>
+          <w:p>
             <w:r>
               <w:rPr>
                 <w:color w:val="333333"/>
                 <w:sz w:val="20"/>
                 <w:szCs w:val="20"/>
               </w:rPr>
-              <w:t>Correlation Matrix</w:t>
-            </w:r>
-          </w:p>
-          <w:p>
-            <w:r>
-              <w:rPr>
-                <w:color w:val="333333"/>
-                <w:sz w:val="20"/>
-                <w:szCs w:val="20"/>
-              </w:rPr>
-              <w:t xml:space="preserve">2. </w:t>
-            </w:r>
-            <w:r>
-              <w:rPr>
-                <w:color w:val="333333"/>
-                <w:sz w:val="20"/>
-                <w:szCs w:val="20"/>
-              </w:rPr>
-              <w:t>Feature Relationships (</w:t>
+              <w:t>2. Feature Relationships (</w:t>
             </w:r>
             <w:proofErr w:type="spellStart"/>
             <w:r>
@@ -1307,18 +1237,8 @@
                 <w:sz w:val="20"/>
                 <w:szCs w:val="20"/>
               </w:rPr>
-              <w:t xml:space="preserve">Show pairwise correlations between numerical features and </w:t>
-            </w:r>
-            <w:proofErr w:type="gramStart"/>
-            <w:r>
-              <w:rPr>
-                <w:color w:val="333333"/>
-                <w:sz w:val="20"/>
-                <w:szCs w:val="20"/>
-              </w:rPr>
-              <w:t>Churn</w:t>
-            </w:r>
-            <w:proofErr w:type="gramEnd"/>
+              <w:t>Show pairwise correlations between numerical features and Churn</w:t>
+            </w:r>
           </w:p>
         </w:tc>
       </w:tr>
@@ -1587,7 +1507,6 @@
               <w:t xml:space="preserve">import </w:t>
             </w:r>
             <w:proofErr w:type="spellStart"/>
-            <w:proofErr w:type="gramStart"/>
             <w:r>
               <w:rPr>
                 <w:rFonts w:ascii="Courier New" w:eastAsia="Courier New" w:hAnsi="Courier New" w:cs="Courier New"/>
@@ -1598,7 +1517,6 @@
               <w:t>matplotlib.pyplot</w:t>
             </w:r>
             <w:proofErr w:type="spellEnd"/>
-            <w:proofErr w:type="gramEnd"/>
             <w:r>
               <w:rPr>
                 <w:rFonts w:ascii="Courier New" w:eastAsia="Courier New" w:hAnsi="Courier New" w:cs="Courier New"/>
@@ -1676,37 +1594,17 @@
                 <w:sz w:val="19"/>
                 <w:szCs w:val="19"/>
               </w:rPr>
-              <w:t>sns.set_</w:t>
-            </w:r>
-            <w:proofErr w:type="gramStart"/>
-            <w:r>
-              <w:rPr>
-                <w:rFonts w:ascii="Courier New" w:eastAsia="Courier New" w:hAnsi="Courier New" w:cs="Courier New"/>
-                <w:color w:val="1A1A1A"/>
-                <w:sz w:val="19"/>
-                <w:szCs w:val="19"/>
-              </w:rPr>
-              <w:t>theme</w:t>
-            </w:r>
-            <w:proofErr w:type="spellEnd"/>
-            <w:r>
-              <w:rPr>
-                <w:rFonts w:ascii="Courier New" w:eastAsia="Courier New" w:hAnsi="Courier New" w:cs="Courier New"/>
-                <w:color w:val="1A1A1A"/>
-                <w:sz w:val="19"/>
-                <w:szCs w:val="19"/>
-              </w:rPr>
-              <w:t>(</w:t>
-            </w:r>
-            <w:proofErr w:type="gramEnd"/>
-            <w:r>
-              <w:rPr>
-                <w:rFonts w:ascii="Courier New" w:eastAsia="Courier New" w:hAnsi="Courier New" w:cs="Courier New"/>
-                <w:color w:val="1A1A1A"/>
-                <w:sz w:val="19"/>
-                <w:szCs w:val="19"/>
-              </w:rPr>
-              <w:t>style='</w:t>
+              <w:t>sns.set_theme</w:t>
+            </w:r>
+            <w:proofErr w:type="spellEnd"/>
+            <w:r>
+              <w:rPr>
+                <w:rFonts w:ascii="Courier New" w:eastAsia="Courier New" w:hAnsi="Courier New" w:cs="Courier New"/>
+                <w:color w:val="1A1A1A"/>
+                <w:sz w:val="19"/>
+                <w:szCs w:val="19"/>
+              </w:rPr>
+              <w:t>(style='</w:t>
             </w:r>
             <w:proofErr w:type="spellStart"/>
             <w:r>
@@ -1734,7 +1632,6 @@
               <w:spacing w:before="28" w:after="28"/>
             </w:pPr>
             <w:proofErr w:type="spellStart"/>
-            <w:proofErr w:type="gramStart"/>
             <w:r>
               <w:rPr>
                 <w:rFonts w:ascii="Courier New" w:eastAsia="Courier New" w:hAnsi="Courier New" w:cs="Courier New"/>
@@ -1745,7 +1642,6 @@
               <w:t>plt.rcParams</w:t>
             </w:r>
             <w:proofErr w:type="spellEnd"/>
-            <w:proofErr w:type="gramEnd"/>
             <w:r>
               <w:rPr>
                 <w:rFonts w:ascii="Courier New" w:eastAsia="Courier New" w:hAnsi="Courier New" w:cs="Courier New"/>
@@ -1756,7 +1652,6 @@
               <w:t>['</w:t>
             </w:r>
             <w:proofErr w:type="spellStart"/>
-            <w:proofErr w:type="gramStart"/>
             <w:r>
               <w:rPr>
                 <w:rFonts w:ascii="Courier New" w:eastAsia="Courier New" w:hAnsi="Courier New" w:cs="Courier New"/>
@@ -1767,7 +1662,6 @@
               <w:t>figure.figsize</w:t>
             </w:r>
             <w:proofErr w:type="spellEnd"/>
-            <w:proofErr w:type="gramEnd"/>
             <w:r>
               <w:rPr>
                 <w:rFonts w:ascii="Courier New" w:eastAsia="Courier New" w:hAnsi="Courier New" w:cs="Courier New"/>
@@ -1783,7 +1677,6 @@
               <w:spacing w:before="28" w:after="28"/>
             </w:pPr>
             <w:proofErr w:type="spellStart"/>
-            <w:proofErr w:type="gramStart"/>
             <w:r>
               <w:rPr>
                 <w:rFonts w:ascii="Courier New" w:eastAsia="Courier New" w:hAnsi="Courier New" w:cs="Courier New"/>
@@ -1794,7 +1687,6 @@
               <w:t>plt.rcParams</w:t>
             </w:r>
             <w:proofErr w:type="spellEnd"/>
-            <w:proofErr w:type="gramEnd"/>
             <w:r>
               <w:rPr>
                 <w:rFonts w:ascii="Courier New" w:eastAsia="Courier New" w:hAnsi="Courier New" w:cs="Courier New"/>
@@ -1805,7 +1697,6 @@
               <w:t>['</w:t>
             </w:r>
             <w:proofErr w:type="spellStart"/>
-            <w:proofErr w:type="gramStart"/>
             <w:r>
               <w:rPr>
                 <w:rFonts w:ascii="Courier New" w:eastAsia="Courier New" w:hAnsi="Courier New" w:cs="Courier New"/>
@@ -1816,7 +1707,6 @@
               <w:t>axes.titlesize</w:t>
             </w:r>
             <w:proofErr w:type="spellEnd"/>
-            <w:proofErr w:type="gramEnd"/>
             <w:r>
               <w:rPr>
                 <w:rFonts w:ascii="Courier New" w:eastAsia="Courier New" w:hAnsi="Courier New" w:cs="Courier New"/>
@@ -1832,7 +1722,6 @@
               <w:spacing w:before="28" w:after="28"/>
             </w:pPr>
             <w:proofErr w:type="spellStart"/>
-            <w:proofErr w:type="gramStart"/>
             <w:r>
               <w:rPr>
                 <w:rFonts w:ascii="Courier New" w:eastAsia="Courier New" w:hAnsi="Courier New" w:cs="Courier New"/>
@@ -1843,7 +1732,6 @@
               <w:t>plt.rcParams</w:t>
             </w:r>
             <w:proofErr w:type="spellEnd"/>
-            <w:proofErr w:type="gramEnd"/>
             <w:r>
               <w:rPr>
                 <w:rFonts w:ascii="Courier New" w:eastAsia="Courier New" w:hAnsi="Courier New" w:cs="Courier New"/>
@@ -1854,7 +1742,6 @@
               <w:t>['</w:t>
             </w:r>
             <w:proofErr w:type="spellStart"/>
-            <w:proofErr w:type="gramStart"/>
             <w:r>
               <w:rPr>
                 <w:rFonts w:ascii="Courier New" w:eastAsia="Courier New" w:hAnsi="Courier New" w:cs="Courier New"/>
@@ -1865,7 +1752,6 @@
               <w:t>axes.titleweight</w:t>
             </w:r>
             <w:proofErr w:type="spellEnd"/>
-            <w:proofErr w:type="gramEnd"/>
             <w:r>
               <w:rPr>
                 <w:rFonts w:ascii="Courier New" w:eastAsia="Courier New" w:hAnsi="Courier New" w:cs="Courier New"/>
@@ -1920,25 +1806,14 @@
               <w:t xml:space="preserve"> = </w:t>
             </w:r>
             <w:proofErr w:type="spellStart"/>
-            <w:proofErr w:type="gramStart"/>
-            <w:r>
-              <w:rPr>
-                <w:rFonts w:ascii="Courier New" w:eastAsia="Courier New" w:hAnsi="Courier New" w:cs="Courier New"/>
-                <w:color w:val="1A1A1A"/>
-                <w:sz w:val="19"/>
-                <w:szCs w:val="19"/>
-              </w:rPr>
-              <w:t>pd.read</w:t>
-            </w:r>
-            <w:proofErr w:type="gramEnd"/>
-            <w:r>
-              <w:rPr>
-                <w:rFonts w:ascii="Courier New" w:eastAsia="Courier New" w:hAnsi="Courier New" w:cs="Courier New"/>
-                <w:color w:val="1A1A1A"/>
-                <w:sz w:val="19"/>
-                <w:szCs w:val="19"/>
-              </w:rPr>
-              <w:t>_csv</w:t>
+            <w:r>
+              <w:rPr>
+                <w:rFonts w:ascii="Courier New" w:eastAsia="Courier New" w:hAnsi="Courier New" w:cs="Courier New"/>
+                <w:color w:val="1A1A1A"/>
+                <w:sz w:val="19"/>
+                <w:szCs w:val="19"/>
+              </w:rPr>
+              <w:t>pd.read_csv</w:t>
             </w:r>
             <w:proofErr w:type="spellEnd"/>
             <w:r>
@@ -1960,7 +1835,6 @@
             <w:pPr>
               <w:spacing w:before="28" w:after="28"/>
             </w:pPr>
-            <w:proofErr w:type="gramStart"/>
             <w:r>
               <w:rPr>
                 <w:rFonts w:ascii="Courier New" w:eastAsia="Courier New" w:hAnsi="Courier New" w:cs="Courier New"/>
@@ -1971,7 +1845,6 @@
               <w:t>print(</w:t>
             </w:r>
             <w:proofErr w:type="spellStart"/>
-            <w:proofErr w:type="gramEnd"/>
             <w:r>
               <w:rPr>
                 <w:rFonts w:ascii="Courier New" w:eastAsia="Courier New" w:hAnsi="Courier New" w:cs="Courier New"/>
@@ -1992,7 +1865,6 @@
               <w:t xml:space="preserve"> shape: {</w:t>
             </w:r>
             <w:proofErr w:type="spellStart"/>
-            <w:proofErr w:type="gramStart"/>
             <w:r>
               <w:rPr>
                 <w:rFonts w:ascii="Courier New" w:eastAsia="Courier New" w:hAnsi="Courier New" w:cs="Courier New"/>
@@ -2003,7 +1875,6 @@
               <w:t>df.shape</w:t>
             </w:r>
             <w:proofErr w:type="spellEnd"/>
-            <w:proofErr w:type="gramEnd"/>
             <w:r>
               <w:rPr>
                 <w:rFonts w:ascii="Courier New" w:eastAsia="Courier New" w:hAnsi="Courier New" w:cs="Courier New"/>
@@ -2019,7 +1890,6 @@
               <w:spacing w:before="28" w:after="28"/>
             </w:pPr>
             <w:proofErr w:type="spellStart"/>
-            <w:proofErr w:type="gramStart"/>
             <w:r>
               <w:rPr>
                 <w:rFonts w:ascii="Courier New" w:eastAsia="Courier New" w:hAnsi="Courier New" w:cs="Courier New"/>
@@ -2030,7 +1900,6 @@
               <w:t>df.head</w:t>
             </w:r>
             <w:proofErr w:type="spellEnd"/>
-            <w:proofErr w:type="gramEnd"/>
             <w:r>
               <w:rPr>
                 <w:rFonts w:ascii="Courier New" w:eastAsia="Courier New" w:hAnsi="Courier New" w:cs="Courier New"/>
@@ -2456,7 +2325,6 @@
               <w:t xml:space="preserve">fig, axes = </w:t>
             </w:r>
             <w:proofErr w:type="spellStart"/>
-            <w:proofErr w:type="gramStart"/>
             <w:r>
               <w:rPr>
                 <w:rFonts w:ascii="Courier New" w:eastAsia="Courier New" w:hAnsi="Courier New" w:cs="Courier New"/>
@@ -2467,7 +2335,6 @@
               <w:t>plt.subplots</w:t>
             </w:r>
             <w:proofErr w:type="spellEnd"/>
-            <w:proofErr w:type="gramEnd"/>
             <w:r>
               <w:rPr>
                 <w:rFonts w:ascii="Courier New" w:eastAsia="Courier New" w:hAnsi="Courier New" w:cs="Courier New"/>
@@ -2488,33 +2355,21 @@
               <w:t>figsize</w:t>
             </w:r>
             <w:proofErr w:type="spellEnd"/>
-            <w:proofErr w:type="gramStart"/>
-            <w:r>
-              <w:rPr>
-                <w:rFonts w:ascii="Courier New" w:eastAsia="Courier New" w:hAnsi="Courier New" w:cs="Courier New"/>
-                <w:color w:val="1A1A1A"/>
-                <w:sz w:val="19"/>
-                <w:szCs w:val="19"/>
-              </w:rPr>
-              <w:t>=(</w:t>
-            </w:r>
-            <w:proofErr w:type="gramEnd"/>
-            <w:r>
-              <w:rPr>
-                <w:rFonts w:ascii="Courier New" w:eastAsia="Courier New" w:hAnsi="Courier New" w:cs="Courier New"/>
-                <w:color w:val="1A1A1A"/>
-                <w:sz w:val="19"/>
-                <w:szCs w:val="19"/>
-              </w:rPr>
-              <w:t>16, 5))</w:t>
-            </w:r>
-          </w:p>
-          <w:p>
-            <w:pPr>
-              <w:spacing w:before="28" w:after="28"/>
-            </w:pPr>
-            <w:proofErr w:type="spellStart"/>
-            <w:proofErr w:type="gramStart"/>
+            <w:r>
+              <w:rPr>
+                <w:rFonts w:ascii="Courier New" w:eastAsia="Courier New" w:hAnsi="Courier New" w:cs="Courier New"/>
+                <w:color w:val="1A1A1A"/>
+                <w:sz w:val="19"/>
+                <w:szCs w:val="19"/>
+              </w:rPr>
+              <w:t>=(16, 5))</w:t>
+            </w:r>
+          </w:p>
+          <w:p>
+            <w:pPr>
+              <w:spacing w:before="28" w:after="28"/>
+            </w:pPr>
+            <w:proofErr w:type="spellStart"/>
             <w:r>
               <w:rPr>
                 <w:rFonts w:ascii="Courier New" w:eastAsia="Courier New" w:hAnsi="Courier New" w:cs="Courier New"/>
@@ -2525,7 +2380,6 @@
               <w:t>fig.suptitle</w:t>
             </w:r>
             <w:proofErr w:type="spellEnd"/>
-            <w:proofErr w:type="gramEnd"/>
             <w:r>
               <w:rPr>
                 <w:rFonts w:ascii="Courier New" w:eastAsia="Courier New" w:hAnsi="Courier New" w:cs="Courier New"/>
@@ -2659,17 +2513,134 @@
               <w:t>i</w:t>
             </w:r>
             <w:proofErr w:type="spellEnd"/>
-            <w:proofErr w:type="gramStart"/>
-            <w:r>
-              <w:rPr>
-                <w:rFonts w:ascii="Courier New" w:eastAsia="Courier New" w:hAnsi="Courier New" w:cs="Courier New"/>
-                <w:color w:val="1A1A1A"/>
-                <w:sz w:val="19"/>
-                <w:szCs w:val="19"/>
-              </w:rPr>
-              <w:t>].hist</w:t>
-            </w:r>
-            <w:proofErr w:type="gramEnd"/>
+            <w:r>
+              <w:rPr>
+                <w:rFonts w:ascii="Courier New" w:eastAsia="Courier New" w:hAnsi="Courier New" w:cs="Courier New"/>
+                <w:color w:val="1A1A1A"/>
+                <w:sz w:val="19"/>
+                <w:szCs w:val="19"/>
+              </w:rPr>
+              <w:t>].hist(</w:t>
+            </w:r>
+            <w:proofErr w:type="spellStart"/>
+            <w:r>
+              <w:rPr>
+                <w:rFonts w:ascii="Courier New" w:eastAsia="Courier New" w:hAnsi="Courier New" w:cs="Courier New"/>
+                <w:color w:val="1A1A1A"/>
+                <w:sz w:val="19"/>
+                <w:szCs w:val="19"/>
+              </w:rPr>
+              <w:t>df</w:t>
+            </w:r>
+            <w:proofErr w:type="spellEnd"/>
+            <w:r>
+              <w:rPr>
+                <w:rFonts w:ascii="Courier New" w:eastAsia="Courier New" w:hAnsi="Courier New" w:cs="Courier New"/>
+                <w:color w:val="1A1A1A"/>
+                <w:sz w:val="19"/>
+                <w:szCs w:val="19"/>
+              </w:rPr>
+              <w:t xml:space="preserve">[feature], bins=30, </w:t>
+            </w:r>
+            <w:proofErr w:type="spellStart"/>
+            <w:r>
+              <w:rPr>
+                <w:rFonts w:ascii="Courier New" w:eastAsia="Courier New" w:hAnsi="Courier New" w:cs="Courier New"/>
+                <w:color w:val="1A1A1A"/>
+                <w:sz w:val="19"/>
+                <w:szCs w:val="19"/>
+              </w:rPr>
+              <w:t>color</w:t>
+            </w:r>
+            <w:proofErr w:type="spellEnd"/>
+            <w:r>
+              <w:rPr>
+                <w:rFonts w:ascii="Courier New" w:eastAsia="Courier New" w:hAnsi="Courier New" w:cs="Courier New"/>
+                <w:color w:val="1A1A1A"/>
+                <w:sz w:val="19"/>
+                <w:szCs w:val="19"/>
+              </w:rPr>
+              <w:t>='#2E75B6',</w:t>
+            </w:r>
+          </w:p>
+          <w:p>
+            <w:pPr>
+              <w:spacing w:before="28" w:after="28"/>
+            </w:pPr>
+            <w:r>
+              <w:rPr>
+                <w:rFonts w:ascii="Courier New" w:eastAsia="Courier New" w:hAnsi="Courier New" w:cs="Courier New"/>
+                <w:color w:val="1A1A1A"/>
+                <w:sz w:val="19"/>
+                <w:szCs w:val="19"/>
+              </w:rPr>
+              <w:t xml:space="preserve">                 </w:t>
+            </w:r>
+            <w:proofErr w:type="spellStart"/>
+            <w:r>
+              <w:rPr>
+                <w:rFonts w:ascii="Courier New" w:eastAsia="Courier New" w:hAnsi="Courier New" w:cs="Courier New"/>
+                <w:color w:val="1A1A1A"/>
+                <w:sz w:val="19"/>
+                <w:szCs w:val="19"/>
+              </w:rPr>
+              <w:t>edgecolor</w:t>
+            </w:r>
+            <w:proofErr w:type="spellEnd"/>
+            <w:r>
+              <w:rPr>
+                <w:rFonts w:ascii="Courier New" w:eastAsia="Courier New" w:hAnsi="Courier New" w:cs="Courier New"/>
+                <w:color w:val="1A1A1A"/>
+                <w:sz w:val="19"/>
+                <w:szCs w:val="19"/>
+              </w:rPr>
+              <w:t>='white', alpha=0.85)</w:t>
+            </w:r>
+          </w:p>
+          <w:p>
+            <w:pPr>
+              <w:spacing w:before="28" w:after="28"/>
+            </w:pPr>
+            <w:r>
+              <w:rPr>
+                <w:rFonts w:ascii="Courier New" w:eastAsia="Courier New" w:hAnsi="Courier New" w:cs="Courier New"/>
+                <w:color w:val="1A1A1A"/>
+                <w:sz w:val="19"/>
+                <w:szCs w:val="19"/>
+              </w:rPr>
+              <w:t xml:space="preserve">    axes[</w:t>
+            </w:r>
+            <w:proofErr w:type="spellStart"/>
+            <w:r>
+              <w:rPr>
+                <w:rFonts w:ascii="Courier New" w:eastAsia="Courier New" w:hAnsi="Courier New" w:cs="Courier New"/>
+                <w:color w:val="1A1A1A"/>
+                <w:sz w:val="19"/>
+                <w:szCs w:val="19"/>
+              </w:rPr>
+              <w:t>i</w:t>
+            </w:r>
+            <w:proofErr w:type="spellEnd"/>
+            <w:r>
+              <w:rPr>
+                <w:rFonts w:ascii="Courier New" w:eastAsia="Courier New" w:hAnsi="Courier New" w:cs="Courier New"/>
+                <w:color w:val="1A1A1A"/>
+                <w:sz w:val="19"/>
+                <w:szCs w:val="19"/>
+              </w:rPr>
+              <w:t>].</w:t>
+            </w:r>
+            <w:proofErr w:type="spellStart"/>
+            <w:r>
+              <w:rPr>
+                <w:rFonts w:ascii="Courier New" w:eastAsia="Courier New" w:hAnsi="Courier New" w:cs="Courier New"/>
+                <w:color w:val="1A1A1A"/>
+                <w:sz w:val="19"/>
+                <w:szCs w:val="19"/>
+              </w:rPr>
+              <w:t>set_title</w:t>
+            </w:r>
+            <w:proofErr w:type="spellEnd"/>
             <w:r>
               <w:rPr>
                 <w:rFonts w:ascii="Courier New" w:eastAsia="Courier New" w:hAnsi="Courier New" w:cs="Courier New"/>
@@ -2687,6 +2658,168 @@
                 <w:sz w:val="19"/>
                 <w:szCs w:val="19"/>
               </w:rPr>
+              <w:t>f'Distribution</w:t>
+            </w:r>
+            <w:proofErr w:type="spellEnd"/>
+            <w:r>
+              <w:rPr>
+                <w:rFonts w:ascii="Courier New" w:eastAsia="Courier New" w:hAnsi="Courier New" w:cs="Courier New"/>
+                <w:color w:val="1A1A1A"/>
+                <w:sz w:val="19"/>
+                <w:szCs w:val="19"/>
+              </w:rPr>
+              <w:t xml:space="preserve"> of {feature}')</w:t>
+            </w:r>
+          </w:p>
+          <w:p>
+            <w:pPr>
+              <w:spacing w:before="28" w:after="28"/>
+            </w:pPr>
+            <w:r>
+              <w:rPr>
+                <w:rFonts w:ascii="Courier New" w:eastAsia="Courier New" w:hAnsi="Courier New" w:cs="Courier New"/>
+                <w:color w:val="1A1A1A"/>
+                <w:sz w:val="19"/>
+                <w:szCs w:val="19"/>
+              </w:rPr>
+              <w:t xml:space="preserve">    axes[</w:t>
+            </w:r>
+            <w:proofErr w:type="spellStart"/>
+            <w:r>
+              <w:rPr>
+                <w:rFonts w:ascii="Courier New" w:eastAsia="Courier New" w:hAnsi="Courier New" w:cs="Courier New"/>
+                <w:color w:val="1A1A1A"/>
+                <w:sz w:val="19"/>
+                <w:szCs w:val="19"/>
+              </w:rPr>
+              <w:t>i</w:t>
+            </w:r>
+            <w:proofErr w:type="spellEnd"/>
+            <w:r>
+              <w:rPr>
+                <w:rFonts w:ascii="Courier New" w:eastAsia="Courier New" w:hAnsi="Courier New" w:cs="Courier New"/>
+                <w:color w:val="1A1A1A"/>
+                <w:sz w:val="19"/>
+                <w:szCs w:val="19"/>
+              </w:rPr>
+              <w:t>].</w:t>
+            </w:r>
+            <w:proofErr w:type="spellStart"/>
+            <w:r>
+              <w:rPr>
+                <w:rFonts w:ascii="Courier New" w:eastAsia="Courier New" w:hAnsi="Courier New" w:cs="Courier New"/>
+                <w:color w:val="1A1A1A"/>
+                <w:sz w:val="19"/>
+                <w:szCs w:val="19"/>
+              </w:rPr>
+              <w:t>set_xlabel</w:t>
+            </w:r>
+            <w:proofErr w:type="spellEnd"/>
+            <w:r>
+              <w:rPr>
+                <w:rFonts w:ascii="Courier New" w:eastAsia="Courier New" w:hAnsi="Courier New" w:cs="Courier New"/>
+                <w:color w:val="1A1A1A"/>
+                <w:sz w:val="19"/>
+                <w:szCs w:val="19"/>
+              </w:rPr>
+              <w:t>(feature)</w:t>
+            </w:r>
+          </w:p>
+          <w:p>
+            <w:pPr>
+              <w:spacing w:before="28" w:after="28"/>
+            </w:pPr>
+            <w:r>
+              <w:rPr>
+                <w:rFonts w:ascii="Courier New" w:eastAsia="Courier New" w:hAnsi="Courier New" w:cs="Courier New"/>
+                <w:color w:val="1A1A1A"/>
+                <w:sz w:val="19"/>
+                <w:szCs w:val="19"/>
+              </w:rPr>
+              <w:t xml:space="preserve">    axes[</w:t>
+            </w:r>
+            <w:proofErr w:type="spellStart"/>
+            <w:r>
+              <w:rPr>
+                <w:rFonts w:ascii="Courier New" w:eastAsia="Courier New" w:hAnsi="Courier New" w:cs="Courier New"/>
+                <w:color w:val="1A1A1A"/>
+                <w:sz w:val="19"/>
+                <w:szCs w:val="19"/>
+              </w:rPr>
+              <w:t>i</w:t>
+            </w:r>
+            <w:proofErr w:type="spellEnd"/>
+            <w:r>
+              <w:rPr>
+                <w:rFonts w:ascii="Courier New" w:eastAsia="Courier New" w:hAnsi="Courier New" w:cs="Courier New"/>
+                <w:color w:val="1A1A1A"/>
+                <w:sz w:val="19"/>
+                <w:szCs w:val="19"/>
+              </w:rPr>
+              <w:t>].</w:t>
+            </w:r>
+            <w:proofErr w:type="spellStart"/>
+            <w:r>
+              <w:rPr>
+                <w:rFonts w:ascii="Courier New" w:eastAsia="Courier New" w:hAnsi="Courier New" w:cs="Courier New"/>
+                <w:color w:val="1A1A1A"/>
+                <w:sz w:val="19"/>
+                <w:szCs w:val="19"/>
+              </w:rPr>
+              <w:t>set_ylabel</w:t>
+            </w:r>
+            <w:proofErr w:type="spellEnd"/>
+            <w:r>
+              <w:rPr>
+                <w:rFonts w:ascii="Courier New" w:eastAsia="Courier New" w:hAnsi="Courier New" w:cs="Courier New"/>
+                <w:color w:val="1A1A1A"/>
+                <w:sz w:val="19"/>
+                <w:szCs w:val="19"/>
+              </w:rPr>
+              <w:t>('Number of Customers')</w:t>
+            </w:r>
+          </w:p>
+          <w:p>
+            <w:pPr>
+              <w:spacing w:before="28" w:after="28"/>
+            </w:pPr>
+            <w:r>
+              <w:rPr>
+                <w:rFonts w:ascii="Courier New" w:eastAsia="Courier New" w:hAnsi="Courier New" w:cs="Courier New"/>
+                <w:color w:val="1A1A1A"/>
+                <w:sz w:val="19"/>
+                <w:szCs w:val="19"/>
+              </w:rPr>
+              <w:t xml:space="preserve">    </w:t>
+            </w:r>
+            <w:proofErr w:type="spellStart"/>
+            <w:r>
+              <w:rPr>
+                <w:rFonts w:ascii="Courier New" w:eastAsia="Courier New" w:hAnsi="Courier New" w:cs="Courier New"/>
+                <w:color w:val="1A1A1A"/>
+                <w:sz w:val="19"/>
+                <w:szCs w:val="19"/>
+              </w:rPr>
+              <w:t>mean_val</w:t>
+            </w:r>
+            <w:proofErr w:type="spellEnd"/>
+            <w:r>
+              <w:rPr>
+                <w:rFonts w:ascii="Courier New" w:eastAsia="Courier New" w:hAnsi="Courier New" w:cs="Courier New"/>
+                <w:color w:val="1A1A1A"/>
+                <w:sz w:val="19"/>
+                <w:szCs w:val="19"/>
+              </w:rPr>
+              <w:t xml:space="preserve"> = </w:t>
+            </w:r>
+            <w:proofErr w:type="spellStart"/>
+            <w:r>
+              <w:rPr>
+                <w:rFonts w:ascii="Courier New" w:eastAsia="Courier New" w:hAnsi="Courier New" w:cs="Courier New"/>
+                <w:color w:val="1A1A1A"/>
+                <w:sz w:val="19"/>
+                <w:szCs w:val="19"/>
+              </w:rPr>
               <w:t>df</w:t>
             </w:r>
             <w:proofErr w:type="spellEnd"/>
@@ -2697,7 +2830,81 @@
                 <w:sz w:val="19"/>
                 <w:szCs w:val="19"/>
               </w:rPr>
-              <w:t xml:space="preserve">[feature], bins=30, </w:t>
+              <w:t>[feature].mean()</w:t>
+            </w:r>
+          </w:p>
+          <w:p>
+            <w:pPr>
+              <w:spacing w:before="28" w:after="28"/>
+            </w:pPr>
+            <w:r>
+              <w:rPr>
+                <w:rFonts w:ascii="Courier New" w:eastAsia="Courier New" w:hAnsi="Courier New" w:cs="Courier New"/>
+                <w:color w:val="1A1A1A"/>
+                <w:sz w:val="19"/>
+                <w:szCs w:val="19"/>
+              </w:rPr>
+              <w:t xml:space="preserve">    axes[</w:t>
+            </w:r>
+            <w:proofErr w:type="spellStart"/>
+            <w:r>
+              <w:rPr>
+                <w:rFonts w:ascii="Courier New" w:eastAsia="Courier New" w:hAnsi="Courier New" w:cs="Courier New"/>
+                <w:color w:val="1A1A1A"/>
+                <w:sz w:val="19"/>
+                <w:szCs w:val="19"/>
+              </w:rPr>
+              <w:t>i</w:t>
+            </w:r>
+            <w:proofErr w:type="spellEnd"/>
+            <w:r>
+              <w:rPr>
+                <w:rFonts w:ascii="Courier New" w:eastAsia="Courier New" w:hAnsi="Courier New" w:cs="Courier New"/>
+                <w:color w:val="1A1A1A"/>
+                <w:sz w:val="19"/>
+                <w:szCs w:val="19"/>
+              </w:rPr>
+              <w:t>].</w:t>
+            </w:r>
+            <w:proofErr w:type="spellStart"/>
+            <w:r>
+              <w:rPr>
+                <w:rFonts w:ascii="Courier New" w:eastAsia="Courier New" w:hAnsi="Courier New" w:cs="Courier New"/>
+                <w:color w:val="1A1A1A"/>
+                <w:sz w:val="19"/>
+                <w:szCs w:val="19"/>
+              </w:rPr>
+              <w:t>axvline</w:t>
+            </w:r>
+            <w:proofErr w:type="spellEnd"/>
+            <w:r>
+              <w:rPr>
+                <w:rFonts w:ascii="Courier New" w:eastAsia="Courier New" w:hAnsi="Courier New" w:cs="Courier New"/>
+                <w:color w:val="1A1A1A"/>
+                <w:sz w:val="19"/>
+                <w:szCs w:val="19"/>
+              </w:rPr>
+              <w:t>(</w:t>
+            </w:r>
+            <w:proofErr w:type="spellStart"/>
+            <w:r>
+              <w:rPr>
+                <w:rFonts w:ascii="Courier New" w:eastAsia="Courier New" w:hAnsi="Courier New" w:cs="Courier New"/>
+                <w:color w:val="1A1A1A"/>
+                <w:sz w:val="19"/>
+                <w:szCs w:val="19"/>
+              </w:rPr>
+              <w:t>mean_val</w:t>
+            </w:r>
+            <w:proofErr w:type="spellEnd"/>
+            <w:r>
+              <w:rPr>
+                <w:rFonts w:ascii="Courier New" w:eastAsia="Courier New" w:hAnsi="Courier New" w:cs="Courier New"/>
+                <w:color w:val="1A1A1A"/>
+                <w:sz w:val="19"/>
+                <w:szCs w:val="19"/>
+              </w:rPr>
+              <w:t xml:space="preserve">, </w:t>
             </w:r>
             <w:proofErr w:type="spellStart"/>
             <w:r>
@@ -2717,41 +2924,61 @@
                 <w:sz w:val="19"/>
                 <w:szCs w:val="19"/>
               </w:rPr>
-              <w:t>='#2E75B6',</w:t>
-            </w:r>
-          </w:p>
-          <w:p>
-            <w:pPr>
-              <w:spacing w:before="28" w:after="28"/>
-            </w:pPr>
-            <w:r>
-              <w:rPr>
-                <w:rFonts w:ascii="Courier New" w:eastAsia="Courier New" w:hAnsi="Courier New" w:cs="Courier New"/>
-                <w:color w:val="1A1A1A"/>
-                <w:sz w:val="19"/>
-                <w:szCs w:val="19"/>
-              </w:rPr>
-              <w:t xml:space="preserve">                 </w:t>
-            </w:r>
-            <w:proofErr w:type="spellStart"/>
-            <w:r>
-              <w:rPr>
-                <w:rFonts w:ascii="Courier New" w:eastAsia="Courier New" w:hAnsi="Courier New" w:cs="Courier New"/>
-                <w:color w:val="1A1A1A"/>
-                <w:sz w:val="19"/>
-                <w:szCs w:val="19"/>
-              </w:rPr>
-              <w:t>edgecolor</w:t>
-            </w:r>
-            <w:proofErr w:type="spellEnd"/>
-            <w:r>
-              <w:rPr>
-                <w:rFonts w:ascii="Courier New" w:eastAsia="Courier New" w:hAnsi="Courier New" w:cs="Courier New"/>
-                <w:color w:val="1A1A1A"/>
-                <w:sz w:val="19"/>
-                <w:szCs w:val="19"/>
-              </w:rPr>
-              <w:t>='white', alpha=0.85)</w:t>
+              <w:t xml:space="preserve">='red', </w:t>
+            </w:r>
+            <w:proofErr w:type="spellStart"/>
+            <w:r>
+              <w:rPr>
+                <w:rFonts w:ascii="Courier New" w:eastAsia="Courier New" w:hAnsi="Courier New" w:cs="Courier New"/>
+                <w:color w:val="1A1A1A"/>
+                <w:sz w:val="19"/>
+                <w:szCs w:val="19"/>
+              </w:rPr>
+              <w:t>linestyle</w:t>
+            </w:r>
+            <w:proofErr w:type="spellEnd"/>
+            <w:r>
+              <w:rPr>
+                <w:rFonts w:ascii="Courier New" w:eastAsia="Courier New" w:hAnsi="Courier New" w:cs="Courier New"/>
+                <w:color w:val="1A1A1A"/>
+                <w:sz w:val="19"/>
+                <w:szCs w:val="19"/>
+              </w:rPr>
+              <w:t>='--',</w:t>
+            </w:r>
+          </w:p>
+          <w:p>
+            <w:pPr>
+              <w:spacing w:before="28" w:after="28"/>
+            </w:pPr>
+            <w:r>
+              <w:rPr>
+                <w:rFonts w:ascii="Courier New" w:eastAsia="Courier New" w:hAnsi="Courier New" w:cs="Courier New"/>
+                <w:color w:val="1A1A1A"/>
+                <w:sz w:val="19"/>
+                <w:szCs w:val="19"/>
+              </w:rPr>
+              <w:t xml:space="preserve">                    linewidth=1.5, label=</w:t>
+            </w:r>
+            <w:proofErr w:type="spellStart"/>
+            <w:r>
+              <w:rPr>
+                <w:rFonts w:ascii="Courier New" w:eastAsia="Courier New" w:hAnsi="Courier New" w:cs="Courier New"/>
+                <w:color w:val="1A1A1A"/>
+                <w:sz w:val="19"/>
+                <w:szCs w:val="19"/>
+              </w:rPr>
+              <w:t>f'Mean</w:t>
+            </w:r>
+            <w:proofErr w:type="spellEnd"/>
+            <w:r>
+              <w:rPr>
+                <w:rFonts w:ascii="Courier New" w:eastAsia="Courier New" w:hAnsi="Courier New" w:cs="Courier New"/>
+                <w:color w:val="1A1A1A"/>
+                <w:sz w:val="19"/>
+                <w:szCs w:val="19"/>
+              </w:rPr>
+              <w:t>: {mean_val:.1f}')</w:t>
             </w:r>
           </w:p>
           <w:p>
@@ -2778,292 +3005,36 @@
               <w:t>i</w:t>
             </w:r>
             <w:proofErr w:type="spellEnd"/>
-            <w:proofErr w:type="gramStart"/>
-            <w:r>
-              <w:rPr>
-                <w:rFonts w:ascii="Courier New" w:eastAsia="Courier New" w:hAnsi="Courier New" w:cs="Courier New"/>
-                <w:color w:val="1A1A1A"/>
-                <w:sz w:val="19"/>
-                <w:szCs w:val="19"/>
-              </w:rPr>
-              <w:t>].</w:t>
-            </w:r>
-            <w:proofErr w:type="spellStart"/>
-            <w:r>
-              <w:rPr>
-                <w:rFonts w:ascii="Courier New" w:eastAsia="Courier New" w:hAnsi="Courier New" w:cs="Courier New"/>
-                <w:color w:val="1A1A1A"/>
-                <w:sz w:val="19"/>
-                <w:szCs w:val="19"/>
-              </w:rPr>
-              <w:t>set</w:t>
-            </w:r>
-            <w:proofErr w:type="gramEnd"/>
-            <w:r>
-              <w:rPr>
-                <w:rFonts w:ascii="Courier New" w:eastAsia="Courier New" w:hAnsi="Courier New" w:cs="Courier New"/>
-                <w:color w:val="1A1A1A"/>
-                <w:sz w:val="19"/>
-                <w:szCs w:val="19"/>
-              </w:rPr>
-              <w:t>_</w:t>
-            </w:r>
-            <w:proofErr w:type="gramStart"/>
-            <w:r>
-              <w:rPr>
-                <w:rFonts w:ascii="Courier New" w:eastAsia="Courier New" w:hAnsi="Courier New" w:cs="Courier New"/>
-                <w:color w:val="1A1A1A"/>
-                <w:sz w:val="19"/>
-                <w:szCs w:val="19"/>
-              </w:rPr>
-              <w:t>title</w:t>
-            </w:r>
-            <w:proofErr w:type="spellEnd"/>
-            <w:r>
-              <w:rPr>
-                <w:rFonts w:ascii="Courier New" w:eastAsia="Courier New" w:hAnsi="Courier New" w:cs="Courier New"/>
-                <w:color w:val="1A1A1A"/>
-                <w:sz w:val="19"/>
-                <w:szCs w:val="19"/>
-              </w:rPr>
-              <w:t>(</w:t>
-            </w:r>
-            <w:proofErr w:type="spellStart"/>
-            <w:proofErr w:type="gramEnd"/>
-            <w:r>
-              <w:rPr>
-                <w:rFonts w:ascii="Courier New" w:eastAsia="Courier New" w:hAnsi="Courier New" w:cs="Courier New"/>
-                <w:color w:val="1A1A1A"/>
-                <w:sz w:val="19"/>
-                <w:szCs w:val="19"/>
-              </w:rPr>
-              <w:t>f'Distribution</w:t>
-            </w:r>
-            <w:proofErr w:type="spellEnd"/>
-            <w:r>
-              <w:rPr>
-                <w:rFonts w:ascii="Courier New" w:eastAsia="Courier New" w:hAnsi="Courier New" w:cs="Courier New"/>
-                <w:color w:val="1A1A1A"/>
-                <w:sz w:val="19"/>
-                <w:szCs w:val="19"/>
-              </w:rPr>
-              <w:t xml:space="preserve"> of {feature}')</w:t>
-            </w:r>
-          </w:p>
-          <w:p>
-            <w:pPr>
-              <w:spacing w:before="28" w:after="28"/>
-            </w:pPr>
-            <w:r>
-              <w:rPr>
-                <w:rFonts w:ascii="Courier New" w:eastAsia="Courier New" w:hAnsi="Courier New" w:cs="Courier New"/>
-                <w:color w:val="1A1A1A"/>
-                <w:sz w:val="19"/>
-                <w:szCs w:val="19"/>
-              </w:rPr>
-              <w:t xml:space="preserve">    axes[</w:t>
-            </w:r>
-            <w:proofErr w:type="spellStart"/>
-            <w:r>
-              <w:rPr>
-                <w:rFonts w:ascii="Courier New" w:eastAsia="Courier New" w:hAnsi="Courier New" w:cs="Courier New"/>
-                <w:color w:val="1A1A1A"/>
-                <w:sz w:val="19"/>
-                <w:szCs w:val="19"/>
-              </w:rPr>
-              <w:t>i</w:t>
-            </w:r>
-            <w:proofErr w:type="spellEnd"/>
-            <w:proofErr w:type="gramStart"/>
-            <w:r>
-              <w:rPr>
-                <w:rFonts w:ascii="Courier New" w:eastAsia="Courier New" w:hAnsi="Courier New" w:cs="Courier New"/>
-                <w:color w:val="1A1A1A"/>
-                <w:sz w:val="19"/>
-                <w:szCs w:val="19"/>
-              </w:rPr>
-              <w:t>].</w:t>
-            </w:r>
-            <w:proofErr w:type="spellStart"/>
-            <w:r>
-              <w:rPr>
-                <w:rFonts w:ascii="Courier New" w:eastAsia="Courier New" w:hAnsi="Courier New" w:cs="Courier New"/>
-                <w:color w:val="1A1A1A"/>
-                <w:sz w:val="19"/>
-                <w:szCs w:val="19"/>
-              </w:rPr>
-              <w:t>set</w:t>
-            </w:r>
-            <w:proofErr w:type="gramEnd"/>
-            <w:r>
-              <w:rPr>
-                <w:rFonts w:ascii="Courier New" w:eastAsia="Courier New" w:hAnsi="Courier New" w:cs="Courier New"/>
-                <w:color w:val="1A1A1A"/>
-                <w:sz w:val="19"/>
-                <w:szCs w:val="19"/>
-              </w:rPr>
-              <w:t>_xlabel</w:t>
-            </w:r>
-            <w:proofErr w:type="spellEnd"/>
-            <w:r>
-              <w:rPr>
-                <w:rFonts w:ascii="Courier New" w:eastAsia="Courier New" w:hAnsi="Courier New" w:cs="Courier New"/>
-                <w:color w:val="1A1A1A"/>
-                <w:sz w:val="19"/>
-                <w:szCs w:val="19"/>
-              </w:rPr>
-              <w:t>(feature)</w:t>
-            </w:r>
-          </w:p>
-          <w:p>
-            <w:pPr>
-              <w:spacing w:before="28" w:after="28"/>
-            </w:pPr>
-            <w:r>
-              <w:rPr>
-                <w:rFonts w:ascii="Courier New" w:eastAsia="Courier New" w:hAnsi="Courier New" w:cs="Courier New"/>
-                <w:color w:val="1A1A1A"/>
-                <w:sz w:val="19"/>
-                <w:szCs w:val="19"/>
-              </w:rPr>
-              <w:t xml:space="preserve">    axes[</w:t>
-            </w:r>
-            <w:proofErr w:type="spellStart"/>
-            <w:r>
-              <w:rPr>
-                <w:rFonts w:ascii="Courier New" w:eastAsia="Courier New" w:hAnsi="Courier New" w:cs="Courier New"/>
-                <w:color w:val="1A1A1A"/>
-                <w:sz w:val="19"/>
-                <w:szCs w:val="19"/>
-              </w:rPr>
-              <w:t>i</w:t>
-            </w:r>
-            <w:proofErr w:type="spellEnd"/>
-            <w:proofErr w:type="gramStart"/>
-            <w:r>
-              <w:rPr>
-                <w:rFonts w:ascii="Courier New" w:eastAsia="Courier New" w:hAnsi="Courier New" w:cs="Courier New"/>
-                <w:color w:val="1A1A1A"/>
-                <w:sz w:val="19"/>
-                <w:szCs w:val="19"/>
-              </w:rPr>
-              <w:t>].</w:t>
-            </w:r>
-            <w:proofErr w:type="spellStart"/>
-            <w:r>
-              <w:rPr>
-                <w:rFonts w:ascii="Courier New" w:eastAsia="Courier New" w:hAnsi="Courier New" w:cs="Courier New"/>
-                <w:color w:val="1A1A1A"/>
-                <w:sz w:val="19"/>
-                <w:szCs w:val="19"/>
-              </w:rPr>
-              <w:t>set</w:t>
-            </w:r>
-            <w:proofErr w:type="gramEnd"/>
-            <w:r>
-              <w:rPr>
-                <w:rFonts w:ascii="Courier New" w:eastAsia="Courier New" w:hAnsi="Courier New" w:cs="Courier New"/>
-                <w:color w:val="1A1A1A"/>
-                <w:sz w:val="19"/>
-                <w:szCs w:val="19"/>
-              </w:rPr>
-              <w:t>_</w:t>
-            </w:r>
-            <w:proofErr w:type="gramStart"/>
-            <w:r>
-              <w:rPr>
-                <w:rFonts w:ascii="Courier New" w:eastAsia="Courier New" w:hAnsi="Courier New" w:cs="Courier New"/>
-                <w:color w:val="1A1A1A"/>
-                <w:sz w:val="19"/>
-                <w:szCs w:val="19"/>
-              </w:rPr>
-              <w:t>ylabel</w:t>
-            </w:r>
-            <w:proofErr w:type="spellEnd"/>
-            <w:r>
-              <w:rPr>
-                <w:rFonts w:ascii="Courier New" w:eastAsia="Courier New" w:hAnsi="Courier New" w:cs="Courier New"/>
-                <w:color w:val="1A1A1A"/>
-                <w:sz w:val="19"/>
-                <w:szCs w:val="19"/>
-              </w:rPr>
-              <w:t>(</w:t>
-            </w:r>
-            <w:proofErr w:type="gramEnd"/>
-            <w:r>
-              <w:rPr>
-                <w:rFonts w:ascii="Courier New" w:eastAsia="Courier New" w:hAnsi="Courier New" w:cs="Courier New"/>
-                <w:color w:val="1A1A1A"/>
-                <w:sz w:val="19"/>
-                <w:szCs w:val="19"/>
-              </w:rPr>
-              <w:t>'Number of Customers')</w:t>
-            </w:r>
-          </w:p>
-          <w:p>
-            <w:pPr>
-              <w:spacing w:before="28" w:after="28"/>
-            </w:pPr>
-            <w:r>
-              <w:rPr>
-                <w:rFonts w:ascii="Courier New" w:eastAsia="Courier New" w:hAnsi="Courier New" w:cs="Courier New"/>
-                <w:color w:val="1A1A1A"/>
-                <w:sz w:val="19"/>
-                <w:szCs w:val="19"/>
-              </w:rPr>
-              <w:t xml:space="preserve">    </w:t>
-            </w:r>
-            <w:proofErr w:type="spellStart"/>
-            <w:r>
-              <w:rPr>
-                <w:rFonts w:ascii="Courier New" w:eastAsia="Courier New" w:hAnsi="Courier New" w:cs="Courier New"/>
-                <w:color w:val="1A1A1A"/>
-                <w:sz w:val="19"/>
-                <w:szCs w:val="19"/>
-              </w:rPr>
-              <w:t>mean_val</w:t>
-            </w:r>
-            <w:proofErr w:type="spellEnd"/>
-            <w:r>
-              <w:rPr>
-                <w:rFonts w:ascii="Courier New" w:eastAsia="Courier New" w:hAnsi="Courier New" w:cs="Courier New"/>
-                <w:color w:val="1A1A1A"/>
-                <w:sz w:val="19"/>
-                <w:szCs w:val="19"/>
-              </w:rPr>
-              <w:t xml:space="preserve"> = </w:t>
-            </w:r>
-            <w:proofErr w:type="spellStart"/>
-            <w:r>
-              <w:rPr>
-                <w:rFonts w:ascii="Courier New" w:eastAsia="Courier New" w:hAnsi="Courier New" w:cs="Courier New"/>
-                <w:color w:val="1A1A1A"/>
-                <w:sz w:val="19"/>
-                <w:szCs w:val="19"/>
-              </w:rPr>
-              <w:t>df</w:t>
-            </w:r>
-            <w:proofErr w:type="spellEnd"/>
-            <w:r>
-              <w:rPr>
-                <w:rFonts w:ascii="Courier New" w:eastAsia="Courier New" w:hAnsi="Courier New" w:cs="Courier New"/>
-                <w:color w:val="1A1A1A"/>
-                <w:sz w:val="19"/>
-                <w:szCs w:val="19"/>
-              </w:rPr>
-              <w:t>[feature</w:t>
-            </w:r>
-            <w:proofErr w:type="gramStart"/>
-            <w:r>
-              <w:rPr>
-                <w:rFonts w:ascii="Courier New" w:eastAsia="Courier New" w:hAnsi="Courier New" w:cs="Courier New"/>
-                <w:color w:val="1A1A1A"/>
-                <w:sz w:val="19"/>
-                <w:szCs w:val="19"/>
-              </w:rPr>
-              <w:t>].mean</w:t>
-            </w:r>
-            <w:proofErr w:type="gramEnd"/>
+            <w:r>
+              <w:rPr>
+                <w:rFonts w:ascii="Courier New" w:eastAsia="Courier New" w:hAnsi="Courier New" w:cs="Courier New"/>
+                <w:color w:val="1A1A1A"/>
+                <w:sz w:val="19"/>
+                <w:szCs w:val="19"/>
+              </w:rPr>
+              <w:t>].legend()</w:t>
+            </w:r>
+          </w:p>
+          <w:p>
+            <w:pPr>
+              <w:spacing w:before="28" w:after="28"/>
+            </w:pPr>
+          </w:p>
+          <w:p>
+            <w:pPr>
+              <w:spacing w:before="28" w:after="28"/>
+            </w:pPr>
+            <w:proofErr w:type="spellStart"/>
+            <w:r>
+              <w:rPr>
+                <w:rFonts w:ascii="Courier New" w:eastAsia="Courier New" w:hAnsi="Courier New" w:cs="Courier New"/>
+                <w:color w:val="1A1A1A"/>
+                <w:sz w:val="19"/>
+                <w:szCs w:val="19"/>
+              </w:rPr>
+              <w:t>plt.tight_layout</w:t>
+            </w:r>
+            <w:proofErr w:type="spellEnd"/>
             <w:r>
               <w:rPr>
                 <w:rFonts w:ascii="Courier New" w:eastAsia="Courier New" w:hAnsi="Courier New" w:cs="Courier New"/>
@@ -3078,264 +3049,7 @@
             <w:pPr>
               <w:spacing w:before="28" w:after="28"/>
             </w:pPr>
-            <w:r>
-              <w:rPr>
-                <w:rFonts w:ascii="Courier New" w:eastAsia="Courier New" w:hAnsi="Courier New" w:cs="Courier New"/>
-                <w:color w:val="1A1A1A"/>
-                <w:sz w:val="19"/>
-                <w:szCs w:val="19"/>
-              </w:rPr>
-              <w:t xml:space="preserve">    axes[</w:t>
-            </w:r>
-            <w:proofErr w:type="spellStart"/>
-            <w:r>
-              <w:rPr>
-                <w:rFonts w:ascii="Courier New" w:eastAsia="Courier New" w:hAnsi="Courier New" w:cs="Courier New"/>
-                <w:color w:val="1A1A1A"/>
-                <w:sz w:val="19"/>
-                <w:szCs w:val="19"/>
-              </w:rPr>
-              <w:t>i</w:t>
-            </w:r>
-            <w:proofErr w:type="spellEnd"/>
-            <w:proofErr w:type="gramStart"/>
-            <w:r>
-              <w:rPr>
-                <w:rFonts w:ascii="Courier New" w:eastAsia="Courier New" w:hAnsi="Courier New" w:cs="Courier New"/>
-                <w:color w:val="1A1A1A"/>
-                <w:sz w:val="19"/>
-                <w:szCs w:val="19"/>
-              </w:rPr>
-              <w:t>].</w:t>
-            </w:r>
-            <w:proofErr w:type="spellStart"/>
-            <w:r>
-              <w:rPr>
-                <w:rFonts w:ascii="Courier New" w:eastAsia="Courier New" w:hAnsi="Courier New" w:cs="Courier New"/>
-                <w:color w:val="1A1A1A"/>
-                <w:sz w:val="19"/>
-                <w:szCs w:val="19"/>
-              </w:rPr>
-              <w:t>axvline</w:t>
-            </w:r>
-            <w:proofErr w:type="spellEnd"/>
-            <w:proofErr w:type="gramEnd"/>
-            <w:r>
-              <w:rPr>
-                <w:rFonts w:ascii="Courier New" w:eastAsia="Courier New" w:hAnsi="Courier New" w:cs="Courier New"/>
-                <w:color w:val="1A1A1A"/>
-                <w:sz w:val="19"/>
-                <w:szCs w:val="19"/>
-              </w:rPr>
-              <w:t>(</w:t>
-            </w:r>
-            <w:proofErr w:type="spellStart"/>
-            <w:r>
-              <w:rPr>
-                <w:rFonts w:ascii="Courier New" w:eastAsia="Courier New" w:hAnsi="Courier New" w:cs="Courier New"/>
-                <w:color w:val="1A1A1A"/>
-                <w:sz w:val="19"/>
-                <w:szCs w:val="19"/>
-              </w:rPr>
-              <w:t>mean_val</w:t>
-            </w:r>
-            <w:proofErr w:type="spellEnd"/>
-            <w:r>
-              <w:rPr>
-                <w:rFonts w:ascii="Courier New" w:eastAsia="Courier New" w:hAnsi="Courier New" w:cs="Courier New"/>
-                <w:color w:val="1A1A1A"/>
-                <w:sz w:val="19"/>
-                <w:szCs w:val="19"/>
-              </w:rPr>
-              <w:t xml:space="preserve">, </w:t>
-            </w:r>
-            <w:proofErr w:type="spellStart"/>
-            <w:r>
-              <w:rPr>
-                <w:rFonts w:ascii="Courier New" w:eastAsia="Courier New" w:hAnsi="Courier New" w:cs="Courier New"/>
-                <w:color w:val="1A1A1A"/>
-                <w:sz w:val="19"/>
-                <w:szCs w:val="19"/>
-              </w:rPr>
-              <w:t>color</w:t>
-            </w:r>
-            <w:proofErr w:type="spellEnd"/>
-            <w:r>
-              <w:rPr>
-                <w:rFonts w:ascii="Courier New" w:eastAsia="Courier New" w:hAnsi="Courier New" w:cs="Courier New"/>
-                <w:color w:val="1A1A1A"/>
-                <w:sz w:val="19"/>
-                <w:szCs w:val="19"/>
-              </w:rPr>
-              <w:t xml:space="preserve">='red', </w:t>
-            </w:r>
-            <w:proofErr w:type="spellStart"/>
-            <w:r>
-              <w:rPr>
-                <w:rFonts w:ascii="Courier New" w:eastAsia="Courier New" w:hAnsi="Courier New" w:cs="Courier New"/>
-                <w:color w:val="1A1A1A"/>
-                <w:sz w:val="19"/>
-                <w:szCs w:val="19"/>
-              </w:rPr>
-              <w:t>linestyle</w:t>
-            </w:r>
-            <w:proofErr w:type="spellEnd"/>
-            <w:r>
-              <w:rPr>
-                <w:rFonts w:ascii="Courier New" w:eastAsia="Courier New" w:hAnsi="Courier New" w:cs="Courier New"/>
-                <w:color w:val="1A1A1A"/>
-                <w:sz w:val="19"/>
-                <w:szCs w:val="19"/>
-              </w:rPr>
-              <w:t>='--',</w:t>
-            </w:r>
-          </w:p>
-          <w:p>
-            <w:pPr>
-              <w:spacing w:before="28" w:after="28"/>
-            </w:pPr>
-            <w:r>
-              <w:rPr>
-                <w:rFonts w:ascii="Courier New" w:eastAsia="Courier New" w:hAnsi="Courier New" w:cs="Courier New"/>
-                <w:color w:val="1A1A1A"/>
-                <w:sz w:val="19"/>
-                <w:szCs w:val="19"/>
-              </w:rPr>
-              <w:t xml:space="preserve">                    linewidth=1.5, label=</w:t>
-            </w:r>
-            <w:proofErr w:type="spellStart"/>
-            <w:r>
-              <w:rPr>
-                <w:rFonts w:ascii="Courier New" w:eastAsia="Courier New" w:hAnsi="Courier New" w:cs="Courier New"/>
-                <w:color w:val="1A1A1A"/>
-                <w:sz w:val="19"/>
-                <w:szCs w:val="19"/>
-              </w:rPr>
-              <w:t>f'Mean</w:t>
-            </w:r>
-            <w:proofErr w:type="spellEnd"/>
-            <w:r>
-              <w:rPr>
-                <w:rFonts w:ascii="Courier New" w:eastAsia="Courier New" w:hAnsi="Courier New" w:cs="Courier New"/>
-                <w:color w:val="1A1A1A"/>
-                <w:sz w:val="19"/>
-                <w:szCs w:val="19"/>
-              </w:rPr>
-              <w:t>: {mean_val:.1f}')</w:t>
-            </w:r>
-          </w:p>
-          <w:p>
-            <w:pPr>
-              <w:spacing w:before="28" w:after="28"/>
-            </w:pPr>
-            <w:r>
-              <w:rPr>
-                <w:rFonts w:ascii="Courier New" w:eastAsia="Courier New" w:hAnsi="Courier New" w:cs="Courier New"/>
-                <w:color w:val="1A1A1A"/>
-                <w:sz w:val="19"/>
-                <w:szCs w:val="19"/>
-              </w:rPr>
-              <w:t xml:space="preserve">    axes[</w:t>
-            </w:r>
-            <w:proofErr w:type="spellStart"/>
-            <w:r>
-              <w:rPr>
-                <w:rFonts w:ascii="Courier New" w:eastAsia="Courier New" w:hAnsi="Courier New" w:cs="Courier New"/>
-                <w:color w:val="1A1A1A"/>
-                <w:sz w:val="19"/>
-                <w:szCs w:val="19"/>
-              </w:rPr>
-              <w:t>i</w:t>
-            </w:r>
-            <w:proofErr w:type="spellEnd"/>
-            <w:proofErr w:type="gramStart"/>
-            <w:r>
-              <w:rPr>
-                <w:rFonts w:ascii="Courier New" w:eastAsia="Courier New" w:hAnsi="Courier New" w:cs="Courier New"/>
-                <w:color w:val="1A1A1A"/>
-                <w:sz w:val="19"/>
-                <w:szCs w:val="19"/>
-              </w:rPr>
-              <w:t>].legend</w:t>
-            </w:r>
-            <w:proofErr w:type="gramEnd"/>
-            <w:r>
-              <w:rPr>
-                <w:rFonts w:ascii="Courier New" w:eastAsia="Courier New" w:hAnsi="Courier New" w:cs="Courier New"/>
-                <w:color w:val="1A1A1A"/>
-                <w:sz w:val="19"/>
-                <w:szCs w:val="19"/>
-              </w:rPr>
-              <w:t>()</w:t>
-            </w:r>
-          </w:p>
-          <w:p>
-            <w:pPr>
-              <w:spacing w:before="28" w:after="28"/>
-            </w:pPr>
-          </w:p>
-          <w:p>
-            <w:pPr>
-              <w:spacing w:before="28" w:after="28"/>
-            </w:pPr>
-            <w:proofErr w:type="spellStart"/>
-            <w:proofErr w:type="gramStart"/>
-            <w:r>
-              <w:rPr>
-                <w:rFonts w:ascii="Courier New" w:eastAsia="Courier New" w:hAnsi="Courier New" w:cs="Courier New"/>
-                <w:color w:val="1A1A1A"/>
-                <w:sz w:val="19"/>
-                <w:szCs w:val="19"/>
-              </w:rPr>
-              <w:t>plt.tight</w:t>
-            </w:r>
-            <w:proofErr w:type="gramEnd"/>
-            <w:r>
-              <w:rPr>
-                <w:rFonts w:ascii="Courier New" w:eastAsia="Courier New" w:hAnsi="Courier New" w:cs="Courier New"/>
-                <w:color w:val="1A1A1A"/>
-                <w:sz w:val="19"/>
-                <w:szCs w:val="19"/>
-              </w:rPr>
-              <w:t>_</w:t>
-            </w:r>
-            <w:proofErr w:type="gramStart"/>
-            <w:r>
-              <w:rPr>
-                <w:rFonts w:ascii="Courier New" w:eastAsia="Courier New" w:hAnsi="Courier New" w:cs="Courier New"/>
-                <w:color w:val="1A1A1A"/>
-                <w:sz w:val="19"/>
-                <w:szCs w:val="19"/>
-              </w:rPr>
-              <w:t>layout</w:t>
-            </w:r>
-            <w:proofErr w:type="spellEnd"/>
-            <w:r>
-              <w:rPr>
-                <w:rFonts w:ascii="Courier New" w:eastAsia="Courier New" w:hAnsi="Courier New" w:cs="Courier New"/>
-                <w:color w:val="1A1A1A"/>
-                <w:sz w:val="19"/>
-                <w:szCs w:val="19"/>
-              </w:rPr>
-              <w:t>(</w:t>
-            </w:r>
-            <w:proofErr w:type="gramEnd"/>
-            <w:r>
-              <w:rPr>
-                <w:rFonts w:ascii="Courier New" w:eastAsia="Courier New" w:hAnsi="Courier New" w:cs="Courier New"/>
-                <w:color w:val="1A1A1A"/>
-                <w:sz w:val="19"/>
-                <w:szCs w:val="19"/>
-              </w:rPr>
-              <w:t>)</w:t>
-            </w:r>
-          </w:p>
-          <w:p>
-            <w:pPr>
-              <w:spacing w:before="28" w:after="28"/>
-            </w:pPr>
-            <w:proofErr w:type="spellStart"/>
-            <w:proofErr w:type="gramStart"/>
+            <w:proofErr w:type="spellStart"/>
             <w:r>
               <w:rPr>
                 <w:rFonts w:ascii="Courier New" w:eastAsia="Courier New" w:hAnsi="Courier New" w:cs="Courier New"/>
@@ -3346,7 +3060,6 @@
               <w:t>plt.savefig</w:t>
             </w:r>
             <w:proofErr w:type="spellEnd"/>
-            <w:proofErr w:type="gramEnd"/>
             <w:r>
               <w:rPr>
                 <w:rFonts w:ascii="Courier New" w:eastAsia="Courier New" w:hAnsi="Courier New" w:cs="Courier New"/>
@@ -3396,7 +3109,6 @@
               <w:spacing w:before="28" w:after="28"/>
             </w:pPr>
             <w:proofErr w:type="spellStart"/>
-            <w:proofErr w:type="gramStart"/>
             <w:r>
               <w:rPr>
                 <w:rFonts w:ascii="Courier New" w:eastAsia="Courier New" w:hAnsi="Courier New" w:cs="Courier New"/>
@@ -3407,7 +3119,6 @@
               <w:t>plt.show</w:t>
             </w:r>
             <w:proofErr w:type="spellEnd"/>
-            <w:proofErr w:type="gramEnd"/>
             <w:r>
               <w:rPr>
                 <w:rFonts w:ascii="Courier New" w:eastAsia="Courier New" w:hAnsi="Courier New" w:cs="Courier New"/>
@@ -4158,7 +3869,6 @@
               <w:t xml:space="preserve">fig, axes = </w:t>
             </w:r>
             <w:proofErr w:type="spellStart"/>
-            <w:proofErr w:type="gramStart"/>
             <w:r>
               <w:rPr>
                 <w:rFonts w:ascii="Courier New" w:eastAsia="Courier New" w:hAnsi="Courier New" w:cs="Courier New"/>
@@ -4169,7 +3879,6 @@
               <w:t>plt.subplots</w:t>
             </w:r>
             <w:proofErr w:type="spellEnd"/>
-            <w:proofErr w:type="gramEnd"/>
             <w:r>
               <w:rPr>
                 <w:rFonts w:ascii="Courier New" w:eastAsia="Courier New" w:hAnsi="Courier New" w:cs="Courier New"/>
@@ -4190,33 +3899,21 @@
               <w:t>figsize</w:t>
             </w:r>
             <w:proofErr w:type="spellEnd"/>
-            <w:proofErr w:type="gramStart"/>
-            <w:r>
-              <w:rPr>
-                <w:rFonts w:ascii="Courier New" w:eastAsia="Courier New" w:hAnsi="Courier New" w:cs="Courier New"/>
-                <w:color w:val="1A1A1A"/>
-                <w:sz w:val="19"/>
-                <w:szCs w:val="19"/>
-              </w:rPr>
-              <w:t>=(</w:t>
-            </w:r>
-            <w:proofErr w:type="gramEnd"/>
-            <w:r>
-              <w:rPr>
-                <w:rFonts w:ascii="Courier New" w:eastAsia="Courier New" w:hAnsi="Courier New" w:cs="Courier New"/>
-                <w:color w:val="1A1A1A"/>
-                <w:sz w:val="19"/>
-                <w:szCs w:val="19"/>
-              </w:rPr>
-              <w:t>20, 18))</w:t>
-            </w:r>
-          </w:p>
-          <w:p>
-            <w:pPr>
-              <w:spacing w:before="28" w:after="28"/>
-            </w:pPr>
-            <w:proofErr w:type="spellStart"/>
-            <w:proofErr w:type="gramStart"/>
+            <w:r>
+              <w:rPr>
+                <w:rFonts w:ascii="Courier New" w:eastAsia="Courier New" w:hAnsi="Courier New" w:cs="Courier New"/>
+                <w:color w:val="1A1A1A"/>
+                <w:sz w:val="19"/>
+                <w:szCs w:val="19"/>
+              </w:rPr>
+              <w:t>=(20, 18))</w:t>
+            </w:r>
+          </w:p>
+          <w:p>
+            <w:pPr>
+              <w:spacing w:before="28" w:after="28"/>
+            </w:pPr>
+            <w:proofErr w:type="spellStart"/>
             <w:r>
               <w:rPr>
                 <w:rFonts w:ascii="Courier New" w:eastAsia="Courier New" w:hAnsi="Courier New" w:cs="Courier New"/>
@@ -4227,7 +3924,6 @@
               <w:t>fig.suptitle</w:t>
             </w:r>
             <w:proofErr w:type="spellEnd"/>
-            <w:proofErr w:type="gramEnd"/>
             <w:r>
               <w:rPr>
                 <w:rFonts w:ascii="Courier New" w:eastAsia="Courier New" w:hAnsi="Courier New" w:cs="Courier New"/>
@@ -4306,7 +4002,6 @@
               <w:t xml:space="preserve">axes = </w:t>
             </w:r>
             <w:proofErr w:type="spellStart"/>
-            <w:proofErr w:type="gramStart"/>
             <w:r>
               <w:rPr>
                 <w:rFonts w:ascii="Courier New" w:eastAsia="Courier New" w:hAnsi="Courier New" w:cs="Courier New"/>
@@ -4317,7 +4012,6 @@
               <w:t>axes.flatten</w:t>
             </w:r>
             <w:proofErr w:type="spellEnd"/>
-            <w:proofErr w:type="gramEnd"/>
             <w:r>
               <w:rPr>
                 <w:rFonts w:ascii="Courier New" w:eastAsia="Courier New" w:hAnsi="Courier New" w:cs="Courier New"/>
@@ -4448,37 +4142,17 @@
                 <w:sz w:val="19"/>
                 <w:szCs w:val="19"/>
               </w:rPr>
-              <w:t>value_</w:t>
-            </w:r>
-            <w:proofErr w:type="gramStart"/>
-            <w:r>
-              <w:rPr>
-                <w:rFonts w:ascii="Courier New" w:eastAsia="Courier New" w:hAnsi="Courier New" w:cs="Courier New"/>
-                <w:color w:val="1A1A1A"/>
-                <w:sz w:val="19"/>
-                <w:szCs w:val="19"/>
-              </w:rPr>
-              <w:t>counts</w:t>
-            </w:r>
-            <w:proofErr w:type="spellEnd"/>
-            <w:r>
-              <w:rPr>
-                <w:rFonts w:ascii="Courier New" w:eastAsia="Courier New" w:hAnsi="Courier New" w:cs="Courier New"/>
-                <w:color w:val="1A1A1A"/>
-                <w:sz w:val="19"/>
-                <w:szCs w:val="19"/>
-              </w:rPr>
-              <w:t>(</w:t>
-            </w:r>
-            <w:proofErr w:type="gramEnd"/>
-            <w:r>
-              <w:rPr>
-                <w:rFonts w:ascii="Courier New" w:eastAsia="Courier New" w:hAnsi="Courier New" w:cs="Courier New"/>
-                <w:color w:val="1A1A1A"/>
-                <w:sz w:val="19"/>
-                <w:szCs w:val="19"/>
-              </w:rPr>
-              <w:t>)</w:t>
+              <w:t>value_counts</w:t>
+            </w:r>
+            <w:proofErr w:type="spellEnd"/>
+            <w:r>
+              <w:rPr>
+                <w:rFonts w:ascii="Courier New" w:eastAsia="Courier New" w:hAnsi="Courier New" w:cs="Courier New"/>
+                <w:color w:val="1A1A1A"/>
+                <w:sz w:val="19"/>
+                <w:szCs w:val="19"/>
+              </w:rPr>
+              <w:t>()</w:t>
             </w:r>
           </w:p>
           <w:p>
@@ -4505,48 +4179,26 @@
               <w:t>i</w:t>
             </w:r>
             <w:proofErr w:type="spellEnd"/>
-            <w:proofErr w:type="gramStart"/>
-            <w:r>
-              <w:rPr>
-                <w:rFonts w:ascii="Courier New" w:eastAsia="Courier New" w:hAnsi="Courier New" w:cs="Courier New"/>
-                <w:color w:val="1A1A1A"/>
-                <w:sz w:val="19"/>
-                <w:szCs w:val="19"/>
-              </w:rPr>
-              <w:t>].bar</w:t>
-            </w:r>
-            <w:proofErr w:type="gramEnd"/>
-            <w:r>
-              <w:rPr>
-                <w:rFonts w:ascii="Courier New" w:eastAsia="Courier New" w:hAnsi="Courier New" w:cs="Courier New"/>
-                <w:color w:val="1A1A1A"/>
-                <w:sz w:val="19"/>
-                <w:szCs w:val="19"/>
-              </w:rPr>
-              <w:t>(</w:t>
-            </w:r>
-            <w:proofErr w:type="spellStart"/>
-            <w:r>
-              <w:rPr>
-                <w:rFonts w:ascii="Courier New" w:eastAsia="Courier New" w:hAnsi="Courier New" w:cs="Courier New"/>
-                <w:color w:val="1A1A1A"/>
-                <w:sz w:val="19"/>
-                <w:szCs w:val="19"/>
-              </w:rPr>
-              <w:t>value_</w:t>
-            </w:r>
-            <w:proofErr w:type="gramStart"/>
-            <w:r>
-              <w:rPr>
-                <w:rFonts w:ascii="Courier New" w:eastAsia="Courier New" w:hAnsi="Courier New" w:cs="Courier New"/>
-                <w:color w:val="1A1A1A"/>
-                <w:sz w:val="19"/>
-                <w:szCs w:val="19"/>
-              </w:rPr>
-              <w:t>counts.index</w:t>
-            </w:r>
-            <w:proofErr w:type="spellEnd"/>
-            <w:proofErr w:type="gramEnd"/>
+            <w:r>
+              <w:rPr>
+                <w:rFonts w:ascii="Courier New" w:eastAsia="Courier New" w:hAnsi="Courier New" w:cs="Courier New"/>
+                <w:color w:val="1A1A1A"/>
+                <w:sz w:val="19"/>
+                <w:szCs w:val="19"/>
+              </w:rPr>
+              <w:t>].bar(</w:t>
+            </w:r>
+            <w:proofErr w:type="spellStart"/>
+            <w:r>
+              <w:rPr>
+                <w:rFonts w:ascii="Courier New" w:eastAsia="Courier New" w:hAnsi="Courier New" w:cs="Courier New"/>
+                <w:color w:val="1A1A1A"/>
+                <w:sz w:val="19"/>
+                <w:szCs w:val="19"/>
+              </w:rPr>
+              <w:t>value_counts.index</w:t>
+            </w:r>
+            <w:proofErr w:type="spellEnd"/>
             <w:r>
               <w:rPr>
                 <w:rFonts w:ascii="Courier New" w:eastAsia="Courier New" w:hAnsi="Courier New" w:cs="Courier New"/>
@@ -4564,20 +4216,9 @@
                 <w:sz w:val="19"/>
                 <w:szCs w:val="19"/>
               </w:rPr>
-              <w:t>value_</w:t>
-            </w:r>
-            <w:proofErr w:type="gramStart"/>
-            <w:r>
-              <w:rPr>
-                <w:rFonts w:ascii="Courier New" w:eastAsia="Courier New" w:hAnsi="Courier New" w:cs="Courier New"/>
-                <w:color w:val="1A1A1A"/>
-                <w:sz w:val="19"/>
-                <w:szCs w:val="19"/>
-              </w:rPr>
-              <w:t>counts.values</w:t>
-            </w:r>
-            <w:proofErr w:type="spellEnd"/>
-            <w:proofErr w:type="gramEnd"/>
+              <w:t>value_counts.values</w:t>
+            </w:r>
+            <w:proofErr w:type="spellEnd"/>
             <w:r>
               <w:rPr>
                 <w:rFonts w:ascii="Courier New" w:eastAsia="Courier New" w:hAnsi="Courier New" w:cs="Courier New"/>
@@ -4666,7 +4307,6 @@
               <w:t>i</w:t>
             </w:r>
             <w:proofErr w:type="spellEnd"/>
-            <w:proofErr w:type="gramStart"/>
             <w:r>
               <w:rPr>
                 <w:rFonts w:ascii="Courier New" w:eastAsia="Courier New" w:hAnsi="Courier New" w:cs="Courier New"/>
@@ -4684,47 +4324,17 @@
                 <w:sz w:val="19"/>
                 <w:szCs w:val="19"/>
               </w:rPr>
-              <w:t>set</w:t>
-            </w:r>
-            <w:proofErr w:type="gramEnd"/>
-            <w:r>
-              <w:rPr>
-                <w:rFonts w:ascii="Courier New" w:eastAsia="Courier New" w:hAnsi="Courier New" w:cs="Courier New"/>
-                <w:color w:val="1A1A1A"/>
-                <w:sz w:val="19"/>
-                <w:szCs w:val="19"/>
-              </w:rPr>
-              <w:t>_</w:t>
-            </w:r>
-            <w:proofErr w:type="gramStart"/>
-            <w:r>
-              <w:rPr>
-                <w:rFonts w:ascii="Courier New" w:eastAsia="Courier New" w:hAnsi="Courier New" w:cs="Courier New"/>
-                <w:color w:val="1A1A1A"/>
-                <w:sz w:val="19"/>
-                <w:szCs w:val="19"/>
-              </w:rPr>
-              <w:t>title</w:t>
-            </w:r>
-            <w:proofErr w:type="spellEnd"/>
-            <w:r>
-              <w:rPr>
-                <w:rFonts w:ascii="Courier New" w:eastAsia="Courier New" w:hAnsi="Courier New" w:cs="Courier New"/>
-                <w:color w:val="1A1A1A"/>
-                <w:sz w:val="19"/>
-                <w:szCs w:val="19"/>
-              </w:rPr>
-              <w:t>(</w:t>
-            </w:r>
-            <w:proofErr w:type="gramEnd"/>
-            <w:r>
-              <w:rPr>
-                <w:rFonts w:ascii="Courier New" w:eastAsia="Courier New" w:hAnsi="Courier New" w:cs="Courier New"/>
-                <w:color w:val="1A1A1A"/>
-                <w:sz w:val="19"/>
-                <w:szCs w:val="19"/>
-              </w:rPr>
-              <w:t xml:space="preserve">feature, </w:t>
+              <w:t>set_title</w:t>
+            </w:r>
+            <w:proofErr w:type="spellEnd"/>
+            <w:r>
+              <w:rPr>
+                <w:rFonts w:ascii="Courier New" w:eastAsia="Courier New" w:hAnsi="Courier New" w:cs="Courier New"/>
+                <w:color w:val="1A1A1A"/>
+                <w:sz w:val="19"/>
+                <w:szCs w:val="19"/>
+              </w:rPr>
+              <w:t xml:space="preserve">(feature, </w:t>
             </w:r>
             <w:proofErr w:type="spellStart"/>
             <w:r>
@@ -4791,7 +4401,6 @@
               <w:t>i</w:t>
             </w:r>
             <w:proofErr w:type="spellEnd"/>
-            <w:proofErr w:type="gramStart"/>
             <w:r>
               <w:rPr>
                 <w:rFonts w:ascii="Courier New" w:eastAsia="Courier New" w:hAnsi="Courier New" w:cs="Courier New"/>
@@ -4809,17 +4418,7 @@
                 <w:sz w:val="19"/>
                 <w:szCs w:val="19"/>
               </w:rPr>
-              <w:t>set</w:t>
-            </w:r>
-            <w:proofErr w:type="gramEnd"/>
-            <w:r>
-              <w:rPr>
-                <w:rFonts w:ascii="Courier New" w:eastAsia="Courier New" w:hAnsi="Courier New" w:cs="Courier New"/>
-                <w:color w:val="1A1A1A"/>
-                <w:sz w:val="19"/>
-                <w:szCs w:val="19"/>
-              </w:rPr>
-              <w:t>_ylabel</w:t>
+              <w:t>set_ylabel</w:t>
             </w:r>
             <w:proofErr w:type="spellEnd"/>
             <w:r>
@@ -4856,7 +4455,6 @@
               <w:t>i</w:t>
             </w:r>
             <w:proofErr w:type="spellEnd"/>
-            <w:proofErr w:type="gramStart"/>
             <w:r>
               <w:rPr>
                 <w:rFonts w:ascii="Courier New" w:eastAsia="Courier New" w:hAnsi="Courier New" w:cs="Courier New"/>
@@ -4874,47 +4472,17 @@
                 <w:sz w:val="19"/>
                 <w:szCs w:val="19"/>
               </w:rPr>
-              <w:t>tick</w:t>
-            </w:r>
-            <w:proofErr w:type="gramEnd"/>
-            <w:r>
-              <w:rPr>
-                <w:rFonts w:ascii="Courier New" w:eastAsia="Courier New" w:hAnsi="Courier New" w:cs="Courier New"/>
-                <w:color w:val="1A1A1A"/>
-                <w:sz w:val="19"/>
-                <w:szCs w:val="19"/>
-              </w:rPr>
-              <w:t>_</w:t>
-            </w:r>
-            <w:proofErr w:type="gramStart"/>
-            <w:r>
-              <w:rPr>
-                <w:rFonts w:ascii="Courier New" w:eastAsia="Courier New" w:hAnsi="Courier New" w:cs="Courier New"/>
-                <w:color w:val="1A1A1A"/>
-                <w:sz w:val="19"/>
-                <w:szCs w:val="19"/>
-              </w:rPr>
-              <w:t>params</w:t>
-            </w:r>
-            <w:proofErr w:type="spellEnd"/>
-            <w:r>
-              <w:rPr>
-                <w:rFonts w:ascii="Courier New" w:eastAsia="Courier New" w:hAnsi="Courier New" w:cs="Courier New"/>
-                <w:color w:val="1A1A1A"/>
-                <w:sz w:val="19"/>
-                <w:szCs w:val="19"/>
-              </w:rPr>
-              <w:t>(</w:t>
-            </w:r>
-            <w:proofErr w:type="gramEnd"/>
-            <w:r>
-              <w:rPr>
-                <w:rFonts w:ascii="Courier New" w:eastAsia="Courier New" w:hAnsi="Courier New" w:cs="Courier New"/>
-                <w:color w:val="1A1A1A"/>
-                <w:sz w:val="19"/>
-                <w:szCs w:val="19"/>
-              </w:rPr>
-              <w:t>axis='x', rotation=15)</w:t>
+              <w:t>tick_params</w:t>
+            </w:r>
+            <w:proofErr w:type="spellEnd"/>
+            <w:r>
+              <w:rPr>
+                <w:rFonts w:ascii="Courier New" w:eastAsia="Courier New" w:hAnsi="Courier New" w:cs="Courier New"/>
+                <w:color w:val="1A1A1A"/>
+                <w:sz w:val="19"/>
+                <w:szCs w:val="19"/>
+              </w:rPr>
+              <w:t>(axis='x', rotation=15)</w:t>
             </w:r>
           </w:p>
           <w:p>
@@ -4938,20 +4506,9 @@
                 <w:sz w:val="19"/>
                 <w:szCs w:val="19"/>
               </w:rPr>
-              <w:t>value_</w:t>
-            </w:r>
-            <w:proofErr w:type="gramStart"/>
-            <w:r>
-              <w:rPr>
-                <w:rFonts w:ascii="Courier New" w:eastAsia="Courier New" w:hAnsi="Courier New" w:cs="Courier New"/>
-                <w:color w:val="1A1A1A"/>
-                <w:sz w:val="19"/>
-                <w:szCs w:val="19"/>
-              </w:rPr>
-              <w:t>counts.values</w:t>
-            </w:r>
-            <w:proofErr w:type="spellEnd"/>
-            <w:proofErr w:type="gramEnd"/>
+              <w:t>value_counts.values</w:t>
+            </w:r>
+            <w:proofErr w:type="spellEnd"/>
             <w:r>
               <w:rPr>
                 <w:rFonts w:ascii="Courier New" w:eastAsia="Courier New" w:hAnsi="Courier New" w:cs="Courier New"/>
@@ -4993,27 +4550,7 @@
                 <w:sz w:val="19"/>
                 <w:szCs w:val="19"/>
               </w:rPr>
-              <w:t>].</w:t>
-            </w:r>
-            <w:proofErr w:type="gramStart"/>
-            <w:r>
-              <w:rPr>
-                <w:rFonts w:ascii="Courier New" w:eastAsia="Courier New" w:hAnsi="Courier New" w:cs="Courier New"/>
-                <w:color w:val="1A1A1A"/>
-                <w:sz w:val="19"/>
-                <w:szCs w:val="19"/>
-              </w:rPr>
-              <w:t>text(</w:t>
-            </w:r>
-            <w:proofErr w:type="gramEnd"/>
-            <w:r>
-              <w:rPr>
-                <w:rFonts w:ascii="Courier New" w:eastAsia="Courier New" w:hAnsi="Courier New" w:cs="Courier New"/>
-                <w:color w:val="1A1A1A"/>
-                <w:sz w:val="19"/>
-                <w:szCs w:val="19"/>
-              </w:rPr>
-              <w:t>j, v + 20, str(v), ha='</w:t>
+              <w:t>].text(j, v + 20, str(v), ha='</w:t>
             </w:r>
             <w:proofErr w:type="spellStart"/>
             <w:r>
@@ -5066,63 +4603,31 @@
               <w:spacing w:before="28" w:after="28"/>
             </w:pPr>
             <w:proofErr w:type="spellStart"/>
-            <w:proofErr w:type="gramStart"/>
-            <w:r>
-              <w:rPr>
-                <w:rFonts w:ascii="Courier New" w:eastAsia="Courier New" w:hAnsi="Courier New" w:cs="Courier New"/>
-                <w:color w:val="1A1A1A"/>
-                <w:sz w:val="19"/>
-                <w:szCs w:val="19"/>
-              </w:rPr>
-              <w:t>plt.tight</w:t>
-            </w:r>
-            <w:proofErr w:type="gramEnd"/>
-            <w:r>
-              <w:rPr>
-                <w:rFonts w:ascii="Courier New" w:eastAsia="Courier New" w:hAnsi="Courier New" w:cs="Courier New"/>
-                <w:color w:val="1A1A1A"/>
-                <w:sz w:val="19"/>
-                <w:szCs w:val="19"/>
-              </w:rPr>
-              <w:t>_</w:t>
-            </w:r>
-            <w:proofErr w:type="gramStart"/>
-            <w:r>
-              <w:rPr>
-                <w:rFonts w:ascii="Courier New" w:eastAsia="Courier New" w:hAnsi="Courier New" w:cs="Courier New"/>
-                <w:color w:val="1A1A1A"/>
-                <w:sz w:val="19"/>
-                <w:szCs w:val="19"/>
-              </w:rPr>
-              <w:t>layout</w:t>
-            </w:r>
-            <w:proofErr w:type="spellEnd"/>
-            <w:r>
-              <w:rPr>
-                <w:rFonts w:ascii="Courier New" w:eastAsia="Courier New" w:hAnsi="Courier New" w:cs="Courier New"/>
-                <w:color w:val="1A1A1A"/>
-                <w:sz w:val="19"/>
-                <w:szCs w:val="19"/>
-              </w:rPr>
-              <w:t>(</w:t>
-            </w:r>
-            <w:proofErr w:type="gramEnd"/>
-            <w:r>
-              <w:rPr>
-                <w:rFonts w:ascii="Courier New" w:eastAsia="Courier New" w:hAnsi="Courier New" w:cs="Courier New"/>
-                <w:color w:val="1A1A1A"/>
-                <w:sz w:val="19"/>
-                <w:szCs w:val="19"/>
-              </w:rPr>
-              <w:t>)</w:t>
-            </w:r>
-          </w:p>
-          <w:p>
-            <w:pPr>
-              <w:spacing w:before="28" w:after="28"/>
-            </w:pPr>
-            <w:proofErr w:type="spellStart"/>
-            <w:proofErr w:type="gramStart"/>
+            <w:r>
+              <w:rPr>
+                <w:rFonts w:ascii="Courier New" w:eastAsia="Courier New" w:hAnsi="Courier New" w:cs="Courier New"/>
+                <w:color w:val="1A1A1A"/>
+                <w:sz w:val="19"/>
+                <w:szCs w:val="19"/>
+              </w:rPr>
+              <w:t>plt.tight_layout</w:t>
+            </w:r>
+            <w:proofErr w:type="spellEnd"/>
+            <w:r>
+              <w:rPr>
+                <w:rFonts w:ascii="Courier New" w:eastAsia="Courier New" w:hAnsi="Courier New" w:cs="Courier New"/>
+                <w:color w:val="1A1A1A"/>
+                <w:sz w:val="19"/>
+                <w:szCs w:val="19"/>
+              </w:rPr>
+              <w:t>()</w:t>
+            </w:r>
+          </w:p>
+          <w:p>
+            <w:pPr>
+              <w:spacing w:before="28" w:after="28"/>
+            </w:pPr>
+            <w:proofErr w:type="spellStart"/>
             <w:r>
               <w:rPr>
                 <w:rFonts w:ascii="Courier New" w:eastAsia="Courier New" w:hAnsi="Courier New" w:cs="Courier New"/>
@@ -5133,7 +4638,6 @@
               <w:t>plt.savefig</w:t>
             </w:r>
             <w:proofErr w:type="spellEnd"/>
-            <w:proofErr w:type="gramEnd"/>
             <w:r>
               <w:rPr>
                 <w:rFonts w:ascii="Courier New" w:eastAsia="Courier New" w:hAnsi="Courier New" w:cs="Courier New"/>
@@ -5183,7 +4687,6 @@
               <w:spacing w:before="28" w:after="28"/>
             </w:pPr>
             <w:proofErr w:type="spellStart"/>
-            <w:proofErr w:type="gramStart"/>
             <w:r>
               <w:rPr>
                 <w:rFonts w:ascii="Courier New" w:eastAsia="Courier New" w:hAnsi="Courier New" w:cs="Courier New"/>
@@ -5194,7 +4697,6 @@
               <w:t>plt.show</w:t>
             </w:r>
             <w:proofErr w:type="spellEnd"/>
-            <w:proofErr w:type="gramEnd"/>
             <w:r>
               <w:rPr>
                 <w:rFonts w:ascii="Courier New" w:eastAsia="Courier New" w:hAnsi="Courier New" w:cs="Courier New"/>
@@ -5730,7 +5232,6 @@
               <w:t xml:space="preserve">fig, axes = </w:t>
             </w:r>
             <w:proofErr w:type="spellStart"/>
-            <w:proofErr w:type="gramStart"/>
             <w:r>
               <w:rPr>
                 <w:rFonts w:ascii="Courier New" w:eastAsia="Courier New" w:hAnsi="Courier New" w:cs="Courier New"/>
@@ -5741,7 +5242,6 @@
               <w:t>plt.subplots</w:t>
             </w:r>
             <w:proofErr w:type="spellEnd"/>
-            <w:proofErr w:type="gramEnd"/>
             <w:r>
               <w:rPr>
                 <w:rFonts w:ascii="Courier New" w:eastAsia="Courier New" w:hAnsi="Courier New" w:cs="Courier New"/>
@@ -5762,33 +5262,21 @@
               <w:t>figsize</w:t>
             </w:r>
             <w:proofErr w:type="spellEnd"/>
-            <w:proofErr w:type="gramStart"/>
-            <w:r>
-              <w:rPr>
-                <w:rFonts w:ascii="Courier New" w:eastAsia="Courier New" w:hAnsi="Courier New" w:cs="Courier New"/>
-                <w:color w:val="1A1A1A"/>
-                <w:sz w:val="19"/>
-                <w:szCs w:val="19"/>
-              </w:rPr>
-              <w:t>=(</w:t>
-            </w:r>
-            <w:proofErr w:type="gramEnd"/>
-            <w:r>
-              <w:rPr>
-                <w:rFonts w:ascii="Courier New" w:eastAsia="Courier New" w:hAnsi="Courier New" w:cs="Courier New"/>
-                <w:color w:val="1A1A1A"/>
-                <w:sz w:val="19"/>
-                <w:szCs w:val="19"/>
-              </w:rPr>
-              <w:t>14, 5))</w:t>
-            </w:r>
-          </w:p>
-          <w:p>
-            <w:pPr>
-              <w:spacing w:before="28" w:after="28"/>
-            </w:pPr>
-            <w:proofErr w:type="spellStart"/>
-            <w:proofErr w:type="gramStart"/>
+            <w:r>
+              <w:rPr>
+                <w:rFonts w:ascii="Courier New" w:eastAsia="Courier New" w:hAnsi="Courier New" w:cs="Courier New"/>
+                <w:color w:val="1A1A1A"/>
+                <w:sz w:val="19"/>
+                <w:szCs w:val="19"/>
+              </w:rPr>
+              <w:t>=(14, 5))</w:t>
+            </w:r>
+          </w:p>
+          <w:p>
+            <w:pPr>
+              <w:spacing w:before="28" w:after="28"/>
+            </w:pPr>
+            <w:proofErr w:type="spellStart"/>
             <w:r>
               <w:rPr>
                 <w:rFonts w:ascii="Courier New" w:eastAsia="Courier New" w:hAnsi="Courier New" w:cs="Courier New"/>
@@ -5799,7 +5287,6 @@
               <w:t>fig.suptitle</w:t>
             </w:r>
             <w:proofErr w:type="spellEnd"/>
-            <w:proofErr w:type="gramEnd"/>
             <w:r>
               <w:rPr>
                 <w:rFonts w:ascii="Courier New" w:eastAsia="Courier New" w:hAnsi="Courier New" w:cs="Courier New"/>
@@ -5885,7 +5372,6 @@
               <w:spacing w:before="28" w:after="28"/>
             </w:pPr>
             <w:proofErr w:type="spellStart"/>
-            <w:proofErr w:type="gramStart"/>
             <w:r>
               <w:rPr>
                 <w:rFonts w:ascii="Courier New" w:eastAsia="Courier New" w:hAnsi="Courier New" w:cs="Courier New"/>
@@ -5896,7 +5382,6 @@
               <w:t>sns.countplot</w:t>
             </w:r>
             <w:proofErr w:type="spellEnd"/>
-            <w:proofErr w:type="gramEnd"/>
             <w:r>
               <w:rPr>
                 <w:rFonts w:ascii="Courier New" w:eastAsia="Courier New" w:hAnsi="Courier New" w:cs="Courier New"/>
@@ -5938,27 +5423,7 @@
                 <w:sz w:val="19"/>
                 <w:szCs w:val="19"/>
               </w:rPr>
-              <w:t xml:space="preserve">              palette</w:t>
-            </w:r>
-            <w:proofErr w:type="gramStart"/>
-            <w:r>
-              <w:rPr>
-                <w:rFonts w:ascii="Courier New" w:eastAsia="Courier New" w:hAnsi="Courier New" w:cs="Courier New"/>
-                <w:color w:val="1A1A1A"/>
-                <w:sz w:val="19"/>
-                <w:szCs w:val="19"/>
-              </w:rPr>
-              <w:t>={</w:t>
-            </w:r>
-            <w:proofErr w:type="gramEnd"/>
-            <w:r>
-              <w:rPr>
-                <w:rFonts w:ascii="Courier New" w:eastAsia="Courier New" w:hAnsi="Courier New" w:cs="Courier New"/>
-                <w:color w:val="1A1A1A"/>
-                <w:sz w:val="19"/>
-                <w:szCs w:val="19"/>
-              </w:rPr>
-              <w:t>'Yes': '#E74C3C', 'No': '#2E75B6'},</w:t>
+              <w:t xml:space="preserve">              palette={'Yes': '#E74C3C', 'No': '#2E75B6'},</w:t>
             </w:r>
           </w:p>
           <w:p>
@@ -5992,27 +5457,7 @@
                 <w:sz w:val="19"/>
                 <w:szCs w:val="19"/>
               </w:rPr>
-              <w:t>=</w:t>
-            </w:r>
-            <w:proofErr w:type="gramStart"/>
-            <w:r>
-              <w:rPr>
-                <w:rFonts w:ascii="Courier New" w:eastAsia="Courier New" w:hAnsi="Courier New" w:cs="Courier New"/>
-                <w:color w:val="1A1A1A"/>
-                <w:sz w:val="19"/>
-                <w:szCs w:val="19"/>
-              </w:rPr>
-              <w:t>axes[</w:t>
-            </w:r>
-            <w:proofErr w:type="gramEnd"/>
-            <w:r>
-              <w:rPr>
-                <w:rFonts w:ascii="Courier New" w:eastAsia="Courier New" w:hAnsi="Courier New" w:cs="Courier New"/>
-                <w:color w:val="1A1A1A"/>
-                <w:sz w:val="19"/>
-                <w:szCs w:val="19"/>
-              </w:rPr>
-              <w:t xml:space="preserve">0], </w:t>
+              <w:t xml:space="preserve">=axes[0], </w:t>
             </w:r>
             <w:proofErr w:type="spellStart"/>
             <w:r>
@@ -6039,289 +5484,116 @@
             <w:pPr>
               <w:spacing w:before="28" w:after="28"/>
             </w:pPr>
-            <w:proofErr w:type="gramStart"/>
-            <w:r>
-              <w:rPr>
-                <w:rFonts w:ascii="Courier New" w:eastAsia="Courier New" w:hAnsi="Courier New" w:cs="Courier New"/>
-                <w:color w:val="1A1A1A"/>
-                <w:sz w:val="19"/>
-                <w:szCs w:val="19"/>
-              </w:rPr>
-              <w:t>axes[</w:t>
-            </w:r>
-            <w:proofErr w:type="gramEnd"/>
-            <w:r>
-              <w:rPr>
-                <w:rFonts w:ascii="Courier New" w:eastAsia="Courier New" w:hAnsi="Courier New" w:cs="Courier New"/>
-                <w:color w:val="1A1A1A"/>
-                <w:sz w:val="19"/>
-                <w:szCs w:val="19"/>
-              </w:rPr>
-              <w:t>0</w:t>
-            </w:r>
-            <w:proofErr w:type="gramStart"/>
-            <w:r>
-              <w:rPr>
-                <w:rFonts w:ascii="Courier New" w:eastAsia="Courier New" w:hAnsi="Courier New" w:cs="Courier New"/>
-                <w:color w:val="1A1A1A"/>
-                <w:sz w:val="19"/>
-                <w:szCs w:val="19"/>
-              </w:rPr>
-              <w:t>].</w:t>
-            </w:r>
-            <w:proofErr w:type="spellStart"/>
-            <w:r>
-              <w:rPr>
-                <w:rFonts w:ascii="Courier New" w:eastAsia="Courier New" w:hAnsi="Courier New" w:cs="Courier New"/>
-                <w:color w:val="1A1A1A"/>
-                <w:sz w:val="19"/>
-                <w:szCs w:val="19"/>
-              </w:rPr>
-              <w:t>set</w:t>
-            </w:r>
-            <w:proofErr w:type="gramEnd"/>
-            <w:r>
-              <w:rPr>
-                <w:rFonts w:ascii="Courier New" w:eastAsia="Courier New" w:hAnsi="Courier New" w:cs="Courier New"/>
-                <w:color w:val="1A1A1A"/>
-                <w:sz w:val="19"/>
-                <w:szCs w:val="19"/>
-              </w:rPr>
-              <w:t>_</w:t>
-            </w:r>
-            <w:proofErr w:type="gramStart"/>
-            <w:r>
-              <w:rPr>
-                <w:rFonts w:ascii="Courier New" w:eastAsia="Courier New" w:hAnsi="Courier New" w:cs="Courier New"/>
-                <w:color w:val="1A1A1A"/>
-                <w:sz w:val="19"/>
-                <w:szCs w:val="19"/>
-              </w:rPr>
-              <w:t>title</w:t>
-            </w:r>
-            <w:proofErr w:type="spellEnd"/>
-            <w:r>
-              <w:rPr>
-                <w:rFonts w:ascii="Courier New" w:eastAsia="Courier New" w:hAnsi="Courier New" w:cs="Courier New"/>
-                <w:color w:val="1A1A1A"/>
-                <w:sz w:val="19"/>
-                <w:szCs w:val="19"/>
-              </w:rPr>
-              <w:t>(</w:t>
-            </w:r>
-            <w:proofErr w:type="gramEnd"/>
-            <w:r>
-              <w:rPr>
-                <w:rFonts w:ascii="Courier New" w:eastAsia="Courier New" w:hAnsi="Courier New" w:cs="Courier New"/>
-                <w:color w:val="1A1A1A"/>
-                <w:sz w:val="19"/>
-                <w:szCs w:val="19"/>
-              </w:rPr>
-              <w:t>'Churn Count by Contract Type')</w:t>
-            </w:r>
-          </w:p>
-          <w:p>
-            <w:pPr>
-              <w:spacing w:before="28" w:after="28"/>
-            </w:pPr>
-            <w:proofErr w:type="gramStart"/>
-            <w:r>
-              <w:rPr>
-                <w:rFonts w:ascii="Courier New" w:eastAsia="Courier New" w:hAnsi="Courier New" w:cs="Courier New"/>
-                <w:color w:val="1A1A1A"/>
-                <w:sz w:val="19"/>
-                <w:szCs w:val="19"/>
-              </w:rPr>
-              <w:t>axes[</w:t>
-            </w:r>
-            <w:proofErr w:type="gramEnd"/>
-            <w:r>
-              <w:rPr>
-                <w:rFonts w:ascii="Courier New" w:eastAsia="Courier New" w:hAnsi="Courier New" w:cs="Courier New"/>
-                <w:color w:val="1A1A1A"/>
-                <w:sz w:val="19"/>
-                <w:szCs w:val="19"/>
-              </w:rPr>
-              <w:t>0</w:t>
-            </w:r>
-            <w:proofErr w:type="gramStart"/>
-            <w:r>
-              <w:rPr>
-                <w:rFonts w:ascii="Courier New" w:eastAsia="Courier New" w:hAnsi="Courier New" w:cs="Courier New"/>
-                <w:color w:val="1A1A1A"/>
-                <w:sz w:val="19"/>
-                <w:szCs w:val="19"/>
-              </w:rPr>
-              <w:t>].</w:t>
-            </w:r>
-            <w:proofErr w:type="spellStart"/>
-            <w:r>
-              <w:rPr>
-                <w:rFonts w:ascii="Courier New" w:eastAsia="Courier New" w:hAnsi="Courier New" w:cs="Courier New"/>
-                <w:color w:val="1A1A1A"/>
-                <w:sz w:val="19"/>
-                <w:szCs w:val="19"/>
-              </w:rPr>
-              <w:t>set</w:t>
-            </w:r>
-            <w:proofErr w:type="gramEnd"/>
-            <w:r>
-              <w:rPr>
-                <w:rFonts w:ascii="Courier New" w:eastAsia="Courier New" w:hAnsi="Courier New" w:cs="Courier New"/>
-                <w:color w:val="1A1A1A"/>
-                <w:sz w:val="19"/>
-                <w:szCs w:val="19"/>
-              </w:rPr>
-              <w:t>_</w:t>
-            </w:r>
-            <w:proofErr w:type="gramStart"/>
-            <w:r>
-              <w:rPr>
-                <w:rFonts w:ascii="Courier New" w:eastAsia="Courier New" w:hAnsi="Courier New" w:cs="Courier New"/>
-                <w:color w:val="1A1A1A"/>
-                <w:sz w:val="19"/>
-                <w:szCs w:val="19"/>
-              </w:rPr>
-              <w:t>xlabel</w:t>
-            </w:r>
-            <w:proofErr w:type="spellEnd"/>
-            <w:r>
-              <w:rPr>
-                <w:rFonts w:ascii="Courier New" w:eastAsia="Courier New" w:hAnsi="Courier New" w:cs="Courier New"/>
-                <w:color w:val="1A1A1A"/>
-                <w:sz w:val="19"/>
-                <w:szCs w:val="19"/>
-              </w:rPr>
-              <w:t>(</w:t>
-            </w:r>
-            <w:proofErr w:type="gramEnd"/>
-            <w:r>
-              <w:rPr>
-                <w:rFonts w:ascii="Courier New" w:eastAsia="Courier New" w:hAnsi="Courier New" w:cs="Courier New"/>
-                <w:color w:val="1A1A1A"/>
-                <w:sz w:val="19"/>
-                <w:szCs w:val="19"/>
-              </w:rPr>
-              <w:t>'Contract Type')</w:t>
-            </w:r>
-          </w:p>
-          <w:p>
-            <w:pPr>
-              <w:spacing w:before="28" w:after="28"/>
-            </w:pPr>
-            <w:proofErr w:type="gramStart"/>
-            <w:r>
-              <w:rPr>
-                <w:rFonts w:ascii="Courier New" w:eastAsia="Courier New" w:hAnsi="Courier New" w:cs="Courier New"/>
-                <w:color w:val="1A1A1A"/>
-                <w:sz w:val="19"/>
-                <w:szCs w:val="19"/>
-              </w:rPr>
-              <w:t>axes[</w:t>
-            </w:r>
-            <w:proofErr w:type="gramEnd"/>
-            <w:r>
-              <w:rPr>
-                <w:rFonts w:ascii="Courier New" w:eastAsia="Courier New" w:hAnsi="Courier New" w:cs="Courier New"/>
-                <w:color w:val="1A1A1A"/>
-                <w:sz w:val="19"/>
-                <w:szCs w:val="19"/>
-              </w:rPr>
-              <w:t>0</w:t>
-            </w:r>
-            <w:proofErr w:type="gramStart"/>
-            <w:r>
-              <w:rPr>
-                <w:rFonts w:ascii="Courier New" w:eastAsia="Courier New" w:hAnsi="Courier New" w:cs="Courier New"/>
-                <w:color w:val="1A1A1A"/>
-                <w:sz w:val="19"/>
-                <w:szCs w:val="19"/>
-              </w:rPr>
-              <w:t>].</w:t>
-            </w:r>
-            <w:proofErr w:type="spellStart"/>
-            <w:r>
-              <w:rPr>
-                <w:rFonts w:ascii="Courier New" w:eastAsia="Courier New" w:hAnsi="Courier New" w:cs="Courier New"/>
-                <w:color w:val="1A1A1A"/>
-                <w:sz w:val="19"/>
-                <w:szCs w:val="19"/>
-              </w:rPr>
-              <w:t>set</w:t>
-            </w:r>
-            <w:proofErr w:type="gramEnd"/>
-            <w:r>
-              <w:rPr>
-                <w:rFonts w:ascii="Courier New" w:eastAsia="Courier New" w:hAnsi="Courier New" w:cs="Courier New"/>
-                <w:color w:val="1A1A1A"/>
-                <w:sz w:val="19"/>
-                <w:szCs w:val="19"/>
-              </w:rPr>
-              <w:t>_</w:t>
-            </w:r>
-            <w:proofErr w:type="gramStart"/>
-            <w:r>
-              <w:rPr>
-                <w:rFonts w:ascii="Courier New" w:eastAsia="Courier New" w:hAnsi="Courier New" w:cs="Courier New"/>
-                <w:color w:val="1A1A1A"/>
-                <w:sz w:val="19"/>
-                <w:szCs w:val="19"/>
-              </w:rPr>
-              <w:t>ylabel</w:t>
-            </w:r>
-            <w:proofErr w:type="spellEnd"/>
-            <w:r>
-              <w:rPr>
-                <w:rFonts w:ascii="Courier New" w:eastAsia="Courier New" w:hAnsi="Courier New" w:cs="Courier New"/>
-                <w:color w:val="1A1A1A"/>
-                <w:sz w:val="19"/>
-                <w:szCs w:val="19"/>
-              </w:rPr>
-              <w:t>(</w:t>
-            </w:r>
-            <w:proofErr w:type="gramEnd"/>
-            <w:r>
-              <w:rPr>
-                <w:rFonts w:ascii="Courier New" w:eastAsia="Courier New" w:hAnsi="Courier New" w:cs="Courier New"/>
-                <w:color w:val="1A1A1A"/>
-                <w:sz w:val="19"/>
-                <w:szCs w:val="19"/>
-              </w:rPr>
-              <w:t>'Number of Customers')</w:t>
-            </w:r>
-          </w:p>
-          <w:p>
-            <w:pPr>
-              <w:spacing w:before="28" w:after="28"/>
-            </w:pPr>
-            <w:r>
-              <w:rPr>
-                <w:rFonts w:ascii="Courier New" w:eastAsia="Courier New" w:hAnsi="Courier New" w:cs="Courier New"/>
-                <w:color w:val="1A1A1A"/>
-                <w:sz w:val="19"/>
-                <w:szCs w:val="19"/>
-              </w:rPr>
-              <w:t>axes[0</w:t>
-            </w:r>
-            <w:proofErr w:type="gramStart"/>
-            <w:r>
-              <w:rPr>
-                <w:rFonts w:ascii="Courier New" w:eastAsia="Courier New" w:hAnsi="Courier New" w:cs="Courier New"/>
-                <w:color w:val="1A1A1A"/>
-                <w:sz w:val="19"/>
-                <w:szCs w:val="19"/>
-              </w:rPr>
-              <w:t>].legend</w:t>
-            </w:r>
-            <w:proofErr w:type="gramEnd"/>
-            <w:r>
-              <w:rPr>
-                <w:rFonts w:ascii="Courier New" w:eastAsia="Courier New" w:hAnsi="Courier New" w:cs="Courier New"/>
-                <w:color w:val="1A1A1A"/>
-                <w:sz w:val="19"/>
-                <w:szCs w:val="19"/>
-              </w:rPr>
-              <w:t>(title='Churn')</w:t>
+            <w:r>
+              <w:rPr>
+                <w:rFonts w:ascii="Courier New" w:eastAsia="Courier New" w:hAnsi="Courier New" w:cs="Courier New"/>
+                <w:color w:val="1A1A1A"/>
+                <w:sz w:val="19"/>
+                <w:szCs w:val="19"/>
+              </w:rPr>
+              <w:t>axes[0].</w:t>
+            </w:r>
+            <w:proofErr w:type="spellStart"/>
+            <w:r>
+              <w:rPr>
+                <w:rFonts w:ascii="Courier New" w:eastAsia="Courier New" w:hAnsi="Courier New" w:cs="Courier New"/>
+                <w:color w:val="1A1A1A"/>
+                <w:sz w:val="19"/>
+                <w:szCs w:val="19"/>
+              </w:rPr>
+              <w:t>set_title</w:t>
+            </w:r>
+            <w:proofErr w:type="spellEnd"/>
+            <w:r>
+              <w:rPr>
+                <w:rFonts w:ascii="Courier New" w:eastAsia="Courier New" w:hAnsi="Courier New" w:cs="Courier New"/>
+                <w:color w:val="1A1A1A"/>
+                <w:sz w:val="19"/>
+                <w:szCs w:val="19"/>
+              </w:rPr>
+              <w:t>('Churn Count by Contract Type')</w:t>
+            </w:r>
+          </w:p>
+          <w:p>
+            <w:pPr>
+              <w:spacing w:before="28" w:after="28"/>
+            </w:pPr>
+            <w:r>
+              <w:rPr>
+                <w:rFonts w:ascii="Courier New" w:eastAsia="Courier New" w:hAnsi="Courier New" w:cs="Courier New"/>
+                <w:color w:val="1A1A1A"/>
+                <w:sz w:val="19"/>
+                <w:szCs w:val="19"/>
+              </w:rPr>
+              <w:t>axes[0].</w:t>
+            </w:r>
+            <w:proofErr w:type="spellStart"/>
+            <w:r>
+              <w:rPr>
+                <w:rFonts w:ascii="Courier New" w:eastAsia="Courier New" w:hAnsi="Courier New" w:cs="Courier New"/>
+                <w:color w:val="1A1A1A"/>
+                <w:sz w:val="19"/>
+                <w:szCs w:val="19"/>
+              </w:rPr>
+              <w:t>set_xlabel</w:t>
+            </w:r>
+            <w:proofErr w:type="spellEnd"/>
+            <w:r>
+              <w:rPr>
+                <w:rFonts w:ascii="Courier New" w:eastAsia="Courier New" w:hAnsi="Courier New" w:cs="Courier New"/>
+                <w:color w:val="1A1A1A"/>
+                <w:sz w:val="19"/>
+                <w:szCs w:val="19"/>
+              </w:rPr>
+              <w:t>('Contract Type')</w:t>
+            </w:r>
+          </w:p>
+          <w:p>
+            <w:pPr>
+              <w:spacing w:before="28" w:after="28"/>
+            </w:pPr>
+            <w:r>
+              <w:rPr>
+                <w:rFonts w:ascii="Courier New" w:eastAsia="Courier New" w:hAnsi="Courier New" w:cs="Courier New"/>
+                <w:color w:val="1A1A1A"/>
+                <w:sz w:val="19"/>
+                <w:szCs w:val="19"/>
+              </w:rPr>
+              <w:t>axes[0].</w:t>
+            </w:r>
+            <w:proofErr w:type="spellStart"/>
+            <w:r>
+              <w:rPr>
+                <w:rFonts w:ascii="Courier New" w:eastAsia="Courier New" w:hAnsi="Courier New" w:cs="Courier New"/>
+                <w:color w:val="1A1A1A"/>
+                <w:sz w:val="19"/>
+                <w:szCs w:val="19"/>
+              </w:rPr>
+              <w:t>set_ylabel</w:t>
+            </w:r>
+            <w:proofErr w:type="spellEnd"/>
+            <w:r>
+              <w:rPr>
+                <w:rFonts w:ascii="Courier New" w:eastAsia="Courier New" w:hAnsi="Courier New" w:cs="Courier New"/>
+                <w:color w:val="1A1A1A"/>
+                <w:sz w:val="19"/>
+                <w:szCs w:val="19"/>
+              </w:rPr>
+              <w:t>('Number of Customers')</w:t>
+            </w:r>
+          </w:p>
+          <w:p>
+            <w:pPr>
+              <w:spacing w:before="28" w:after="28"/>
+            </w:pPr>
+            <w:r>
+              <w:rPr>
+                <w:rFonts w:ascii="Courier New" w:eastAsia="Courier New" w:hAnsi="Courier New" w:cs="Courier New"/>
+                <w:color w:val="1A1A1A"/>
+                <w:sz w:val="19"/>
+                <w:szCs w:val="19"/>
+              </w:rPr>
+              <w:t>axes[0].legend(title='Churn')</w:t>
             </w:r>
           </w:p>
           <w:p>
@@ -6368,7 +5640,6 @@
               <w:t xml:space="preserve"> = </w:t>
             </w:r>
             <w:proofErr w:type="spellStart"/>
-            <w:proofErr w:type="gramStart"/>
             <w:r>
               <w:rPr>
                 <w:rFonts w:ascii="Courier New" w:eastAsia="Courier New" w:hAnsi="Courier New" w:cs="Courier New"/>
@@ -6379,89 +5650,28 @@
               <w:t>df.groupby</w:t>
             </w:r>
             <w:proofErr w:type="spellEnd"/>
-            <w:proofErr w:type="gramEnd"/>
-            <w:r>
-              <w:rPr>
-                <w:rFonts w:ascii="Courier New" w:eastAsia="Courier New" w:hAnsi="Courier New" w:cs="Courier New"/>
-                <w:color w:val="1A1A1A"/>
-                <w:sz w:val="19"/>
-                <w:szCs w:val="19"/>
-              </w:rPr>
-              <w:t>('Contract</w:t>
-            </w:r>
-            <w:proofErr w:type="gramStart"/>
-            <w:r>
-              <w:rPr>
-                <w:rFonts w:ascii="Courier New" w:eastAsia="Courier New" w:hAnsi="Courier New" w:cs="Courier New"/>
-                <w:color w:val="1A1A1A"/>
-                <w:sz w:val="19"/>
-                <w:szCs w:val="19"/>
-              </w:rPr>
-              <w:t>')[</w:t>
-            </w:r>
-            <w:proofErr w:type="gramEnd"/>
-            <w:r>
-              <w:rPr>
-                <w:rFonts w:ascii="Courier New" w:eastAsia="Courier New" w:hAnsi="Courier New" w:cs="Courier New"/>
-                <w:color w:val="1A1A1A"/>
-                <w:sz w:val="19"/>
-                <w:szCs w:val="19"/>
-              </w:rPr>
-              <w:t>'Churn'</w:t>
-            </w:r>
-            <w:proofErr w:type="gramStart"/>
-            <w:r>
-              <w:rPr>
-                <w:rFonts w:ascii="Courier New" w:eastAsia="Courier New" w:hAnsi="Courier New" w:cs="Courier New"/>
-                <w:color w:val="1A1A1A"/>
-                <w:sz w:val="19"/>
-                <w:szCs w:val="19"/>
-              </w:rPr>
-              <w:t>].apply</w:t>
-            </w:r>
-            <w:proofErr w:type="gramEnd"/>
-            <w:r>
-              <w:rPr>
-                <w:rFonts w:ascii="Courier New" w:eastAsia="Courier New" w:hAnsi="Courier New" w:cs="Courier New"/>
-                <w:color w:val="1A1A1A"/>
-                <w:sz w:val="19"/>
-                <w:szCs w:val="19"/>
-              </w:rPr>
-              <w:t>(</w:t>
-            </w:r>
-          </w:p>
-          <w:p>
-            <w:pPr>
-              <w:spacing w:before="28" w:after="28"/>
-            </w:pPr>
-            <w:r>
-              <w:rPr>
-                <w:rFonts w:ascii="Courier New" w:eastAsia="Courier New" w:hAnsi="Courier New" w:cs="Courier New"/>
-                <w:color w:val="1A1A1A"/>
-                <w:sz w:val="19"/>
-                <w:szCs w:val="19"/>
-              </w:rPr>
-              <w:t xml:space="preserve">    lambda x: (x == 'Yes'</w:t>
-            </w:r>
-            <w:proofErr w:type="gramStart"/>
-            <w:r>
-              <w:rPr>
-                <w:rFonts w:ascii="Courier New" w:eastAsia="Courier New" w:hAnsi="Courier New" w:cs="Courier New"/>
-                <w:color w:val="1A1A1A"/>
-                <w:sz w:val="19"/>
-                <w:szCs w:val="19"/>
-              </w:rPr>
-              <w:t>).sum</w:t>
-            </w:r>
-            <w:proofErr w:type="gramEnd"/>
-            <w:r>
-              <w:rPr>
-                <w:rFonts w:ascii="Courier New" w:eastAsia="Courier New" w:hAnsi="Courier New" w:cs="Courier New"/>
-                <w:color w:val="1A1A1A"/>
-                <w:sz w:val="19"/>
-                <w:szCs w:val="19"/>
-              </w:rPr>
-              <w:t xml:space="preserve">() / </w:t>
+            <w:r>
+              <w:rPr>
+                <w:rFonts w:ascii="Courier New" w:eastAsia="Courier New" w:hAnsi="Courier New" w:cs="Courier New"/>
+                <w:color w:val="1A1A1A"/>
+                <w:sz w:val="19"/>
+                <w:szCs w:val="19"/>
+              </w:rPr>
+              <w:t>('Contract')['Churn'].apply(</w:t>
+            </w:r>
+          </w:p>
+          <w:p>
+            <w:pPr>
+              <w:spacing w:before="28" w:after="28"/>
+            </w:pPr>
+            <w:r>
+              <w:rPr>
+                <w:rFonts w:ascii="Courier New" w:eastAsia="Courier New" w:hAnsi="Courier New" w:cs="Courier New"/>
+                <w:color w:val="1A1A1A"/>
+                <w:sz w:val="19"/>
+                <w:szCs w:val="19"/>
+              </w:rPr>
+              <w:t xml:space="preserve">    lambda x: (x == 'Yes').sum() / </w:t>
             </w:r>
             <w:proofErr w:type="spellStart"/>
             <w:r>
@@ -6488,7 +5698,6 @@
             <w:pPr>
               <w:spacing w:before="28" w:after="28"/>
             </w:pPr>
-            <w:proofErr w:type="gramStart"/>
             <w:r>
               <w:rPr>
                 <w:rFonts w:ascii="Courier New" w:eastAsia="Courier New" w:hAnsi="Courier New" w:cs="Courier New"/>
@@ -6506,75 +5715,34 @@
                 <w:sz w:val="19"/>
                 <w:szCs w:val="19"/>
               </w:rPr>
-              <w:t>reset</w:t>
-            </w:r>
-            <w:proofErr w:type="gramEnd"/>
-            <w:r>
-              <w:rPr>
-                <w:rFonts w:ascii="Courier New" w:eastAsia="Courier New" w:hAnsi="Courier New" w:cs="Courier New"/>
-                <w:color w:val="1A1A1A"/>
-                <w:sz w:val="19"/>
-                <w:szCs w:val="19"/>
-              </w:rPr>
-              <w:t>_</w:t>
-            </w:r>
-            <w:proofErr w:type="gramStart"/>
-            <w:r>
-              <w:rPr>
-                <w:rFonts w:ascii="Courier New" w:eastAsia="Courier New" w:hAnsi="Courier New" w:cs="Courier New"/>
-                <w:color w:val="1A1A1A"/>
-                <w:sz w:val="19"/>
-                <w:szCs w:val="19"/>
-              </w:rPr>
-              <w:t>index</w:t>
-            </w:r>
-            <w:proofErr w:type="spellEnd"/>
-            <w:r>
-              <w:rPr>
-                <w:rFonts w:ascii="Courier New" w:eastAsia="Courier New" w:hAnsi="Courier New" w:cs="Courier New"/>
-                <w:color w:val="1A1A1A"/>
-                <w:sz w:val="19"/>
-                <w:szCs w:val="19"/>
-              </w:rPr>
-              <w:t>(</w:t>
-            </w:r>
-            <w:proofErr w:type="gramEnd"/>
-            <w:r>
-              <w:rPr>
-                <w:rFonts w:ascii="Courier New" w:eastAsia="Courier New" w:hAnsi="Courier New" w:cs="Courier New"/>
-                <w:color w:val="1A1A1A"/>
-                <w:sz w:val="19"/>
-                <w:szCs w:val="19"/>
-              </w:rPr>
-              <w:t>)</w:t>
-            </w:r>
-          </w:p>
-          <w:p>
-            <w:pPr>
-              <w:spacing w:before="28" w:after="28"/>
-            </w:pPr>
-            <w:proofErr w:type="spellStart"/>
-            <w:r>
-              <w:rPr>
-                <w:rFonts w:ascii="Courier New" w:eastAsia="Courier New" w:hAnsi="Courier New" w:cs="Courier New"/>
-                <w:color w:val="1A1A1A"/>
-                <w:sz w:val="19"/>
-                <w:szCs w:val="19"/>
-              </w:rPr>
-              <w:t>churn_</w:t>
-            </w:r>
-            <w:proofErr w:type="gramStart"/>
-            <w:r>
-              <w:rPr>
-                <w:rFonts w:ascii="Courier New" w:eastAsia="Courier New" w:hAnsi="Courier New" w:cs="Courier New"/>
-                <w:color w:val="1A1A1A"/>
-                <w:sz w:val="19"/>
-                <w:szCs w:val="19"/>
-              </w:rPr>
-              <w:t>rate.columns</w:t>
-            </w:r>
-            <w:proofErr w:type="spellEnd"/>
-            <w:proofErr w:type="gramEnd"/>
+              <w:t>reset_index</w:t>
+            </w:r>
+            <w:proofErr w:type="spellEnd"/>
+            <w:r>
+              <w:rPr>
+                <w:rFonts w:ascii="Courier New" w:eastAsia="Courier New" w:hAnsi="Courier New" w:cs="Courier New"/>
+                <w:color w:val="1A1A1A"/>
+                <w:sz w:val="19"/>
+                <w:szCs w:val="19"/>
+              </w:rPr>
+              <w:t>()</w:t>
+            </w:r>
+          </w:p>
+          <w:p>
+            <w:pPr>
+              <w:spacing w:before="28" w:after="28"/>
+            </w:pPr>
+            <w:proofErr w:type="spellStart"/>
+            <w:r>
+              <w:rPr>
+                <w:rFonts w:ascii="Courier New" w:eastAsia="Courier New" w:hAnsi="Courier New" w:cs="Courier New"/>
+                <w:color w:val="1A1A1A"/>
+                <w:sz w:val="19"/>
+                <w:szCs w:val="19"/>
+              </w:rPr>
+              <w:t>churn_rate.columns</w:t>
+            </w:r>
+            <w:proofErr w:type="spellEnd"/>
             <w:r>
               <w:rPr>
                 <w:rFonts w:ascii="Courier New" w:eastAsia="Courier New" w:hAnsi="Courier New" w:cs="Courier New"/>
@@ -6601,27 +5769,7 @@
                 <w:sz w:val="19"/>
                 <w:szCs w:val="19"/>
               </w:rPr>
-              <w:t>bars = axes[1</w:t>
-            </w:r>
-            <w:proofErr w:type="gramStart"/>
-            <w:r>
-              <w:rPr>
-                <w:rFonts w:ascii="Courier New" w:eastAsia="Courier New" w:hAnsi="Courier New" w:cs="Courier New"/>
-                <w:color w:val="1A1A1A"/>
-                <w:sz w:val="19"/>
-                <w:szCs w:val="19"/>
-              </w:rPr>
-              <w:t>].bar</w:t>
-            </w:r>
-            <w:proofErr w:type="gramEnd"/>
-            <w:r>
-              <w:rPr>
-                <w:rFonts w:ascii="Courier New" w:eastAsia="Courier New" w:hAnsi="Courier New" w:cs="Courier New"/>
-                <w:color w:val="1A1A1A"/>
-                <w:sz w:val="19"/>
-                <w:szCs w:val="19"/>
-              </w:rPr>
-              <w:t>(</w:t>
+              <w:t>bars = axes[1].bar(</w:t>
             </w:r>
             <w:proofErr w:type="spellStart"/>
             <w:r>
@@ -6651,37 +5799,17 @@
                 <w:sz w:val="19"/>
                 <w:szCs w:val="19"/>
               </w:rPr>
-              <w:t>churn_</w:t>
-            </w:r>
-            <w:proofErr w:type="gramStart"/>
-            <w:r>
-              <w:rPr>
-                <w:rFonts w:ascii="Courier New" w:eastAsia="Courier New" w:hAnsi="Courier New" w:cs="Courier New"/>
-                <w:color w:val="1A1A1A"/>
-                <w:sz w:val="19"/>
-                <w:szCs w:val="19"/>
-              </w:rPr>
-              <w:t>rate</w:t>
-            </w:r>
-            <w:proofErr w:type="spellEnd"/>
-            <w:r>
-              <w:rPr>
-                <w:rFonts w:ascii="Courier New" w:eastAsia="Courier New" w:hAnsi="Courier New" w:cs="Courier New"/>
-                <w:color w:val="1A1A1A"/>
-                <w:sz w:val="19"/>
-                <w:szCs w:val="19"/>
-              </w:rPr>
-              <w:t>[</w:t>
-            </w:r>
-            <w:proofErr w:type="gramEnd"/>
-            <w:r>
-              <w:rPr>
-                <w:rFonts w:ascii="Courier New" w:eastAsia="Courier New" w:hAnsi="Courier New" w:cs="Courier New"/>
-                <w:color w:val="1A1A1A"/>
-                <w:sz w:val="19"/>
-                <w:szCs w:val="19"/>
-              </w:rPr>
-              <w:t>'Churn Rate (%)'],</w:t>
+              <w:t>churn_rate</w:t>
+            </w:r>
+            <w:proofErr w:type="spellEnd"/>
+            <w:r>
+              <w:rPr>
+                <w:rFonts w:ascii="Courier New" w:eastAsia="Courier New" w:hAnsi="Courier New" w:cs="Courier New"/>
+                <w:color w:val="1A1A1A"/>
+                <w:sz w:val="19"/>
+                <w:szCs w:val="19"/>
+              </w:rPr>
+              <w:t>['Churn Rate (%)'],</w:t>
             </w:r>
           </w:p>
           <w:p>
@@ -6708,25 +5836,14 @@
               <w:t>color</w:t>
             </w:r>
             <w:proofErr w:type="spellEnd"/>
-            <w:proofErr w:type="gramStart"/>
-            <w:r>
-              <w:rPr>
-                <w:rFonts w:ascii="Courier New" w:eastAsia="Courier New" w:hAnsi="Courier New" w:cs="Courier New"/>
-                <w:color w:val="1A1A1A"/>
-                <w:sz w:val="19"/>
-                <w:szCs w:val="19"/>
-              </w:rPr>
-              <w:t>=[</w:t>
-            </w:r>
-            <w:proofErr w:type="gramEnd"/>
-            <w:r>
-              <w:rPr>
-                <w:rFonts w:ascii="Courier New" w:eastAsia="Courier New" w:hAnsi="Courier New" w:cs="Courier New"/>
-                <w:color w:val="1A1A1A"/>
-                <w:sz w:val="19"/>
-                <w:szCs w:val="19"/>
-              </w:rPr>
-              <w:t>'#E74C3C', '#F39C12', '#2E75B6'],</w:t>
+            <w:r>
+              <w:rPr>
+                <w:rFonts w:ascii="Courier New" w:eastAsia="Courier New" w:hAnsi="Courier New" w:cs="Courier New"/>
+                <w:color w:val="1A1A1A"/>
+                <w:sz w:val="19"/>
+                <w:szCs w:val="19"/>
+              </w:rPr>
+              <w:t>=['#E74C3C', '#F39C12', '#2E75B6'],</w:t>
             </w:r>
           </w:p>
           <w:p>
@@ -6767,255 +5884,102 @@
             <w:pPr>
               <w:spacing w:before="28" w:after="28"/>
             </w:pPr>
-            <w:proofErr w:type="gramStart"/>
-            <w:r>
-              <w:rPr>
-                <w:rFonts w:ascii="Courier New" w:eastAsia="Courier New" w:hAnsi="Courier New" w:cs="Courier New"/>
-                <w:color w:val="1A1A1A"/>
-                <w:sz w:val="19"/>
-                <w:szCs w:val="19"/>
-              </w:rPr>
-              <w:t>axes[</w:t>
-            </w:r>
-            <w:proofErr w:type="gramEnd"/>
-            <w:r>
-              <w:rPr>
-                <w:rFonts w:ascii="Courier New" w:eastAsia="Courier New" w:hAnsi="Courier New" w:cs="Courier New"/>
-                <w:color w:val="1A1A1A"/>
-                <w:sz w:val="19"/>
-                <w:szCs w:val="19"/>
-              </w:rPr>
-              <w:t>1</w:t>
-            </w:r>
-            <w:proofErr w:type="gramStart"/>
-            <w:r>
-              <w:rPr>
-                <w:rFonts w:ascii="Courier New" w:eastAsia="Courier New" w:hAnsi="Courier New" w:cs="Courier New"/>
-                <w:color w:val="1A1A1A"/>
-                <w:sz w:val="19"/>
-                <w:szCs w:val="19"/>
-              </w:rPr>
-              <w:t>].</w:t>
-            </w:r>
-            <w:proofErr w:type="spellStart"/>
-            <w:r>
-              <w:rPr>
-                <w:rFonts w:ascii="Courier New" w:eastAsia="Courier New" w:hAnsi="Courier New" w:cs="Courier New"/>
-                <w:color w:val="1A1A1A"/>
-                <w:sz w:val="19"/>
-                <w:szCs w:val="19"/>
-              </w:rPr>
-              <w:t>set</w:t>
-            </w:r>
-            <w:proofErr w:type="gramEnd"/>
-            <w:r>
-              <w:rPr>
-                <w:rFonts w:ascii="Courier New" w:eastAsia="Courier New" w:hAnsi="Courier New" w:cs="Courier New"/>
-                <w:color w:val="1A1A1A"/>
-                <w:sz w:val="19"/>
-                <w:szCs w:val="19"/>
-              </w:rPr>
-              <w:t>_</w:t>
-            </w:r>
-            <w:proofErr w:type="gramStart"/>
-            <w:r>
-              <w:rPr>
-                <w:rFonts w:ascii="Courier New" w:eastAsia="Courier New" w:hAnsi="Courier New" w:cs="Courier New"/>
-                <w:color w:val="1A1A1A"/>
-                <w:sz w:val="19"/>
-                <w:szCs w:val="19"/>
-              </w:rPr>
-              <w:t>title</w:t>
-            </w:r>
-            <w:proofErr w:type="spellEnd"/>
-            <w:r>
-              <w:rPr>
-                <w:rFonts w:ascii="Courier New" w:eastAsia="Courier New" w:hAnsi="Courier New" w:cs="Courier New"/>
-                <w:color w:val="1A1A1A"/>
-                <w:sz w:val="19"/>
-                <w:szCs w:val="19"/>
-              </w:rPr>
-              <w:t>(</w:t>
-            </w:r>
-            <w:proofErr w:type="gramEnd"/>
-            <w:r>
-              <w:rPr>
-                <w:rFonts w:ascii="Courier New" w:eastAsia="Courier New" w:hAnsi="Courier New" w:cs="Courier New"/>
-                <w:color w:val="1A1A1A"/>
-                <w:sz w:val="19"/>
-                <w:szCs w:val="19"/>
-              </w:rPr>
-              <w:t>'Churn Rate (%) by Contract Type')</w:t>
-            </w:r>
-          </w:p>
-          <w:p>
-            <w:pPr>
-              <w:spacing w:before="28" w:after="28"/>
-            </w:pPr>
-            <w:proofErr w:type="gramStart"/>
-            <w:r>
-              <w:rPr>
-                <w:rFonts w:ascii="Courier New" w:eastAsia="Courier New" w:hAnsi="Courier New" w:cs="Courier New"/>
-                <w:color w:val="1A1A1A"/>
-                <w:sz w:val="19"/>
-                <w:szCs w:val="19"/>
-              </w:rPr>
-              <w:t>axes[</w:t>
-            </w:r>
-            <w:proofErr w:type="gramEnd"/>
-            <w:r>
-              <w:rPr>
-                <w:rFonts w:ascii="Courier New" w:eastAsia="Courier New" w:hAnsi="Courier New" w:cs="Courier New"/>
-                <w:color w:val="1A1A1A"/>
-                <w:sz w:val="19"/>
-                <w:szCs w:val="19"/>
-              </w:rPr>
-              <w:t>1</w:t>
-            </w:r>
-            <w:proofErr w:type="gramStart"/>
-            <w:r>
-              <w:rPr>
-                <w:rFonts w:ascii="Courier New" w:eastAsia="Courier New" w:hAnsi="Courier New" w:cs="Courier New"/>
-                <w:color w:val="1A1A1A"/>
-                <w:sz w:val="19"/>
-                <w:szCs w:val="19"/>
-              </w:rPr>
-              <w:t>].</w:t>
-            </w:r>
-            <w:proofErr w:type="spellStart"/>
-            <w:r>
-              <w:rPr>
-                <w:rFonts w:ascii="Courier New" w:eastAsia="Courier New" w:hAnsi="Courier New" w:cs="Courier New"/>
-                <w:color w:val="1A1A1A"/>
-                <w:sz w:val="19"/>
-                <w:szCs w:val="19"/>
-              </w:rPr>
-              <w:t>set</w:t>
-            </w:r>
-            <w:proofErr w:type="gramEnd"/>
-            <w:r>
-              <w:rPr>
-                <w:rFonts w:ascii="Courier New" w:eastAsia="Courier New" w:hAnsi="Courier New" w:cs="Courier New"/>
-                <w:color w:val="1A1A1A"/>
-                <w:sz w:val="19"/>
-                <w:szCs w:val="19"/>
-              </w:rPr>
-              <w:t>_</w:t>
-            </w:r>
-            <w:proofErr w:type="gramStart"/>
-            <w:r>
-              <w:rPr>
-                <w:rFonts w:ascii="Courier New" w:eastAsia="Courier New" w:hAnsi="Courier New" w:cs="Courier New"/>
-                <w:color w:val="1A1A1A"/>
-                <w:sz w:val="19"/>
-                <w:szCs w:val="19"/>
-              </w:rPr>
-              <w:t>xlabel</w:t>
-            </w:r>
-            <w:proofErr w:type="spellEnd"/>
-            <w:r>
-              <w:rPr>
-                <w:rFonts w:ascii="Courier New" w:eastAsia="Courier New" w:hAnsi="Courier New" w:cs="Courier New"/>
-                <w:color w:val="1A1A1A"/>
-                <w:sz w:val="19"/>
-                <w:szCs w:val="19"/>
-              </w:rPr>
-              <w:t>(</w:t>
-            </w:r>
-            <w:proofErr w:type="gramEnd"/>
-            <w:r>
-              <w:rPr>
-                <w:rFonts w:ascii="Courier New" w:eastAsia="Courier New" w:hAnsi="Courier New" w:cs="Courier New"/>
-                <w:color w:val="1A1A1A"/>
-                <w:sz w:val="19"/>
-                <w:szCs w:val="19"/>
-              </w:rPr>
-              <w:t>'Contract Type')</w:t>
-            </w:r>
-          </w:p>
-          <w:p>
-            <w:pPr>
-              <w:spacing w:before="28" w:after="28"/>
-            </w:pPr>
-            <w:proofErr w:type="gramStart"/>
-            <w:r>
-              <w:rPr>
-                <w:rFonts w:ascii="Courier New" w:eastAsia="Courier New" w:hAnsi="Courier New" w:cs="Courier New"/>
-                <w:color w:val="1A1A1A"/>
-                <w:sz w:val="19"/>
-                <w:szCs w:val="19"/>
-              </w:rPr>
-              <w:t>axes[</w:t>
-            </w:r>
-            <w:proofErr w:type="gramEnd"/>
-            <w:r>
-              <w:rPr>
-                <w:rFonts w:ascii="Courier New" w:eastAsia="Courier New" w:hAnsi="Courier New" w:cs="Courier New"/>
-                <w:color w:val="1A1A1A"/>
-                <w:sz w:val="19"/>
-                <w:szCs w:val="19"/>
-              </w:rPr>
-              <w:t>1</w:t>
-            </w:r>
-            <w:proofErr w:type="gramStart"/>
-            <w:r>
-              <w:rPr>
-                <w:rFonts w:ascii="Courier New" w:eastAsia="Courier New" w:hAnsi="Courier New" w:cs="Courier New"/>
-                <w:color w:val="1A1A1A"/>
-                <w:sz w:val="19"/>
-                <w:szCs w:val="19"/>
-              </w:rPr>
-              <w:t>].</w:t>
-            </w:r>
-            <w:proofErr w:type="spellStart"/>
-            <w:r>
-              <w:rPr>
-                <w:rFonts w:ascii="Courier New" w:eastAsia="Courier New" w:hAnsi="Courier New" w:cs="Courier New"/>
-                <w:color w:val="1A1A1A"/>
-                <w:sz w:val="19"/>
-                <w:szCs w:val="19"/>
-              </w:rPr>
-              <w:t>set</w:t>
-            </w:r>
-            <w:proofErr w:type="gramEnd"/>
-            <w:r>
-              <w:rPr>
-                <w:rFonts w:ascii="Courier New" w:eastAsia="Courier New" w:hAnsi="Courier New" w:cs="Courier New"/>
-                <w:color w:val="1A1A1A"/>
-                <w:sz w:val="19"/>
-                <w:szCs w:val="19"/>
-              </w:rPr>
-              <w:t>_</w:t>
-            </w:r>
-            <w:proofErr w:type="gramStart"/>
-            <w:r>
-              <w:rPr>
-                <w:rFonts w:ascii="Courier New" w:eastAsia="Courier New" w:hAnsi="Courier New" w:cs="Courier New"/>
-                <w:color w:val="1A1A1A"/>
-                <w:sz w:val="19"/>
-                <w:szCs w:val="19"/>
-              </w:rPr>
-              <w:t>ylabel</w:t>
-            </w:r>
-            <w:proofErr w:type="spellEnd"/>
-            <w:r>
-              <w:rPr>
-                <w:rFonts w:ascii="Courier New" w:eastAsia="Courier New" w:hAnsi="Courier New" w:cs="Courier New"/>
-                <w:color w:val="1A1A1A"/>
-                <w:sz w:val="19"/>
-                <w:szCs w:val="19"/>
-              </w:rPr>
-              <w:t>(</w:t>
-            </w:r>
-            <w:proofErr w:type="gramEnd"/>
-            <w:r>
-              <w:rPr>
-                <w:rFonts w:ascii="Courier New" w:eastAsia="Courier New" w:hAnsi="Courier New" w:cs="Courier New"/>
-                <w:color w:val="1A1A1A"/>
-                <w:sz w:val="19"/>
-                <w:szCs w:val="19"/>
-              </w:rPr>
-              <w:t>'Churn Rate (%)')</w:t>
+            <w:r>
+              <w:rPr>
+                <w:rFonts w:ascii="Courier New" w:eastAsia="Courier New" w:hAnsi="Courier New" w:cs="Courier New"/>
+                <w:color w:val="1A1A1A"/>
+                <w:sz w:val="19"/>
+                <w:szCs w:val="19"/>
+              </w:rPr>
+              <w:t>axes[1].</w:t>
+            </w:r>
+            <w:proofErr w:type="spellStart"/>
+            <w:r>
+              <w:rPr>
+                <w:rFonts w:ascii="Courier New" w:eastAsia="Courier New" w:hAnsi="Courier New" w:cs="Courier New"/>
+                <w:color w:val="1A1A1A"/>
+                <w:sz w:val="19"/>
+                <w:szCs w:val="19"/>
+              </w:rPr>
+              <w:t>set_title</w:t>
+            </w:r>
+            <w:proofErr w:type="spellEnd"/>
+            <w:r>
+              <w:rPr>
+                <w:rFonts w:ascii="Courier New" w:eastAsia="Courier New" w:hAnsi="Courier New" w:cs="Courier New"/>
+                <w:color w:val="1A1A1A"/>
+                <w:sz w:val="19"/>
+                <w:szCs w:val="19"/>
+              </w:rPr>
+              <w:t>('Churn Rate (%) by Contract Type')</w:t>
+            </w:r>
+          </w:p>
+          <w:p>
+            <w:pPr>
+              <w:spacing w:before="28" w:after="28"/>
+            </w:pPr>
+            <w:r>
+              <w:rPr>
+                <w:rFonts w:ascii="Courier New" w:eastAsia="Courier New" w:hAnsi="Courier New" w:cs="Courier New"/>
+                <w:color w:val="1A1A1A"/>
+                <w:sz w:val="19"/>
+                <w:szCs w:val="19"/>
+              </w:rPr>
+              <w:t>axes[1].</w:t>
+            </w:r>
+            <w:proofErr w:type="spellStart"/>
+            <w:r>
+              <w:rPr>
+                <w:rFonts w:ascii="Courier New" w:eastAsia="Courier New" w:hAnsi="Courier New" w:cs="Courier New"/>
+                <w:color w:val="1A1A1A"/>
+                <w:sz w:val="19"/>
+                <w:szCs w:val="19"/>
+              </w:rPr>
+              <w:t>set_xlabel</w:t>
+            </w:r>
+            <w:proofErr w:type="spellEnd"/>
+            <w:r>
+              <w:rPr>
+                <w:rFonts w:ascii="Courier New" w:eastAsia="Courier New" w:hAnsi="Courier New" w:cs="Courier New"/>
+                <w:color w:val="1A1A1A"/>
+                <w:sz w:val="19"/>
+                <w:szCs w:val="19"/>
+              </w:rPr>
+              <w:t>('Contract Type')</w:t>
+            </w:r>
+          </w:p>
+          <w:p>
+            <w:pPr>
+              <w:spacing w:before="28" w:after="28"/>
+            </w:pPr>
+            <w:r>
+              <w:rPr>
+                <w:rFonts w:ascii="Courier New" w:eastAsia="Courier New" w:hAnsi="Courier New" w:cs="Courier New"/>
+                <w:color w:val="1A1A1A"/>
+                <w:sz w:val="19"/>
+                <w:szCs w:val="19"/>
+              </w:rPr>
+              <w:t>axes[1].</w:t>
+            </w:r>
+            <w:proofErr w:type="spellStart"/>
+            <w:r>
+              <w:rPr>
+                <w:rFonts w:ascii="Courier New" w:eastAsia="Courier New" w:hAnsi="Courier New" w:cs="Courier New"/>
+                <w:color w:val="1A1A1A"/>
+                <w:sz w:val="19"/>
+                <w:szCs w:val="19"/>
+              </w:rPr>
+              <w:t>set_ylabel</w:t>
+            </w:r>
+            <w:proofErr w:type="spellEnd"/>
+            <w:r>
+              <w:rPr>
+                <w:rFonts w:ascii="Courier New" w:eastAsia="Courier New" w:hAnsi="Courier New" w:cs="Courier New"/>
+                <w:color w:val="1A1A1A"/>
+                <w:sz w:val="19"/>
+                <w:szCs w:val="19"/>
+              </w:rPr>
+              <w:t>('Churn Rate (%)')</w:t>
             </w:r>
           </w:p>
           <w:p>
@@ -7049,67 +6013,27 @@
                 <w:sz w:val="19"/>
                 <w:szCs w:val="19"/>
               </w:rPr>
-              <w:t xml:space="preserve"> in </w:t>
-            </w:r>
-            <w:proofErr w:type="gramStart"/>
-            <w:r>
-              <w:rPr>
-                <w:rFonts w:ascii="Courier New" w:eastAsia="Courier New" w:hAnsi="Courier New" w:cs="Courier New"/>
-                <w:color w:val="1A1A1A"/>
-                <w:sz w:val="19"/>
-                <w:szCs w:val="19"/>
-              </w:rPr>
-              <w:t>zip(</w:t>
-            </w:r>
-            <w:proofErr w:type="gramEnd"/>
-            <w:r>
-              <w:rPr>
-                <w:rFonts w:ascii="Courier New" w:eastAsia="Courier New" w:hAnsi="Courier New" w:cs="Courier New"/>
-                <w:color w:val="1A1A1A"/>
-                <w:sz w:val="19"/>
-                <w:szCs w:val="19"/>
-              </w:rPr>
-              <w:t xml:space="preserve">bars, </w:t>
-            </w:r>
-            <w:proofErr w:type="spellStart"/>
-            <w:r>
-              <w:rPr>
-                <w:rFonts w:ascii="Courier New" w:eastAsia="Courier New" w:hAnsi="Courier New" w:cs="Courier New"/>
-                <w:color w:val="1A1A1A"/>
-                <w:sz w:val="19"/>
-                <w:szCs w:val="19"/>
-              </w:rPr>
-              <w:t>churn_</w:t>
-            </w:r>
-            <w:proofErr w:type="gramStart"/>
-            <w:r>
-              <w:rPr>
-                <w:rFonts w:ascii="Courier New" w:eastAsia="Courier New" w:hAnsi="Courier New" w:cs="Courier New"/>
-                <w:color w:val="1A1A1A"/>
-                <w:sz w:val="19"/>
-                <w:szCs w:val="19"/>
-              </w:rPr>
-              <w:t>rate</w:t>
-            </w:r>
-            <w:proofErr w:type="spellEnd"/>
-            <w:r>
-              <w:rPr>
-                <w:rFonts w:ascii="Courier New" w:eastAsia="Courier New" w:hAnsi="Courier New" w:cs="Courier New"/>
-                <w:color w:val="1A1A1A"/>
-                <w:sz w:val="19"/>
-                <w:szCs w:val="19"/>
-              </w:rPr>
-              <w:t>[</w:t>
-            </w:r>
-            <w:proofErr w:type="gramEnd"/>
-            <w:r>
-              <w:rPr>
-                <w:rFonts w:ascii="Courier New" w:eastAsia="Courier New" w:hAnsi="Courier New" w:cs="Courier New"/>
-                <w:color w:val="1A1A1A"/>
-                <w:sz w:val="19"/>
-                <w:szCs w:val="19"/>
-              </w:rPr>
-              <w:t>'Churn Rate (%)']):</w:t>
+              <w:t xml:space="preserve"> in zip(bars, </w:t>
+            </w:r>
+            <w:proofErr w:type="spellStart"/>
+            <w:r>
+              <w:rPr>
+                <w:rFonts w:ascii="Courier New" w:eastAsia="Courier New" w:hAnsi="Courier New" w:cs="Courier New"/>
+                <w:color w:val="1A1A1A"/>
+                <w:sz w:val="19"/>
+                <w:szCs w:val="19"/>
+              </w:rPr>
+              <w:t>churn_rate</w:t>
+            </w:r>
+            <w:proofErr w:type="spellEnd"/>
+            <w:r>
+              <w:rPr>
+                <w:rFonts w:ascii="Courier New" w:eastAsia="Courier New" w:hAnsi="Courier New" w:cs="Courier New"/>
+                <w:color w:val="1A1A1A"/>
+                <w:sz w:val="19"/>
+                <w:szCs w:val="19"/>
+              </w:rPr>
+              <w:t>['Churn Rate (%)']):</w:t>
             </w:r>
           </w:p>
           <w:p>
@@ -7133,77 +6057,37 @@
                 <w:sz w:val="19"/>
                 <w:szCs w:val="19"/>
               </w:rPr>
-              <w:t>bar.get_</w:t>
-            </w:r>
-            <w:proofErr w:type="gramStart"/>
-            <w:r>
-              <w:rPr>
-                <w:rFonts w:ascii="Courier New" w:eastAsia="Courier New" w:hAnsi="Courier New" w:cs="Courier New"/>
-                <w:color w:val="1A1A1A"/>
-                <w:sz w:val="19"/>
-                <w:szCs w:val="19"/>
-              </w:rPr>
-              <w:t>x</w:t>
-            </w:r>
-            <w:proofErr w:type="spellEnd"/>
-            <w:r>
-              <w:rPr>
-                <w:rFonts w:ascii="Courier New" w:eastAsia="Courier New" w:hAnsi="Courier New" w:cs="Courier New"/>
-                <w:color w:val="1A1A1A"/>
-                <w:sz w:val="19"/>
-                <w:szCs w:val="19"/>
-              </w:rPr>
-              <w:t>(</w:t>
-            </w:r>
-            <w:proofErr w:type="gramEnd"/>
-            <w:r>
-              <w:rPr>
-                <w:rFonts w:ascii="Courier New" w:eastAsia="Courier New" w:hAnsi="Courier New" w:cs="Courier New"/>
-                <w:color w:val="1A1A1A"/>
-                <w:sz w:val="19"/>
-                <w:szCs w:val="19"/>
-              </w:rPr>
-              <w:t xml:space="preserve">) + </w:t>
-            </w:r>
-            <w:proofErr w:type="spellStart"/>
-            <w:r>
-              <w:rPr>
-                <w:rFonts w:ascii="Courier New" w:eastAsia="Courier New" w:hAnsi="Courier New" w:cs="Courier New"/>
-                <w:color w:val="1A1A1A"/>
-                <w:sz w:val="19"/>
-                <w:szCs w:val="19"/>
-              </w:rPr>
-              <w:t>bar.get_</w:t>
-            </w:r>
-            <w:proofErr w:type="gramStart"/>
-            <w:r>
-              <w:rPr>
-                <w:rFonts w:ascii="Courier New" w:eastAsia="Courier New" w:hAnsi="Courier New" w:cs="Courier New"/>
-                <w:color w:val="1A1A1A"/>
-                <w:sz w:val="19"/>
-                <w:szCs w:val="19"/>
-              </w:rPr>
-              <w:t>width</w:t>
-            </w:r>
-            <w:proofErr w:type="spellEnd"/>
-            <w:r>
-              <w:rPr>
-                <w:rFonts w:ascii="Courier New" w:eastAsia="Courier New" w:hAnsi="Courier New" w:cs="Courier New"/>
-                <w:color w:val="1A1A1A"/>
-                <w:sz w:val="19"/>
-                <w:szCs w:val="19"/>
-              </w:rPr>
-              <w:t>(</w:t>
-            </w:r>
-            <w:proofErr w:type="gramEnd"/>
-            <w:r>
-              <w:rPr>
-                <w:rFonts w:ascii="Courier New" w:eastAsia="Courier New" w:hAnsi="Courier New" w:cs="Courier New"/>
-                <w:color w:val="1A1A1A"/>
-                <w:sz w:val="19"/>
-                <w:szCs w:val="19"/>
-              </w:rPr>
-              <w:t>) / 2,</w:t>
+              <w:t>bar.get_x</w:t>
+            </w:r>
+            <w:proofErr w:type="spellEnd"/>
+            <w:r>
+              <w:rPr>
+                <w:rFonts w:ascii="Courier New" w:eastAsia="Courier New" w:hAnsi="Courier New" w:cs="Courier New"/>
+                <w:color w:val="1A1A1A"/>
+                <w:sz w:val="19"/>
+                <w:szCs w:val="19"/>
+              </w:rPr>
+              <w:t xml:space="preserve">() + </w:t>
+            </w:r>
+            <w:proofErr w:type="spellStart"/>
+            <w:r>
+              <w:rPr>
+                <w:rFonts w:ascii="Courier New" w:eastAsia="Courier New" w:hAnsi="Courier New" w:cs="Courier New"/>
+                <w:color w:val="1A1A1A"/>
+                <w:sz w:val="19"/>
+                <w:szCs w:val="19"/>
+              </w:rPr>
+              <w:t>bar.get_width</w:t>
+            </w:r>
+            <w:proofErr w:type="spellEnd"/>
+            <w:r>
+              <w:rPr>
+                <w:rFonts w:ascii="Courier New" w:eastAsia="Courier New" w:hAnsi="Courier New" w:cs="Courier New"/>
+                <w:color w:val="1A1A1A"/>
+                <w:sz w:val="19"/>
+                <w:szCs w:val="19"/>
+              </w:rPr>
+              <w:t>() / 2,</w:t>
             </w:r>
           </w:p>
           <w:p>
@@ -7227,71 +6111,31 @@
                 <w:sz w:val="19"/>
                 <w:szCs w:val="19"/>
               </w:rPr>
-              <w:t>bar.get_</w:t>
-            </w:r>
-            <w:proofErr w:type="gramStart"/>
-            <w:r>
-              <w:rPr>
-                <w:rFonts w:ascii="Courier New" w:eastAsia="Courier New" w:hAnsi="Courier New" w:cs="Courier New"/>
-                <w:color w:val="1A1A1A"/>
-                <w:sz w:val="19"/>
-                <w:szCs w:val="19"/>
-              </w:rPr>
-              <w:t>height</w:t>
-            </w:r>
-            <w:proofErr w:type="spellEnd"/>
-            <w:r>
-              <w:rPr>
-                <w:rFonts w:ascii="Courier New" w:eastAsia="Courier New" w:hAnsi="Courier New" w:cs="Courier New"/>
-                <w:color w:val="1A1A1A"/>
-                <w:sz w:val="19"/>
-                <w:szCs w:val="19"/>
-              </w:rPr>
-              <w:t>(</w:t>
-            </w:r>
-            <w:proofErr w:type="gramEnd"/>
-            <w:r>
-              <w:rPr>
-                <w:rFonts w:ascii="Courier New" w:eastAsia="Courier New" w:hAnsi="Courier New" w:cs="Courier New"/>
-                <w:color w:val="1A1A1A"/>
-                <w:sz w:val="19"/>
-                <w:szCs w:val="19"/>
-              </w:rPr>
-              <w:t>) + 0.5,</w:t>
-            </w:r>
-          </w:p>
-          <w:p>
-            <w:pPr>
-              <w:spacing w:before="28" w:after="28"/>
-            </w:pPr>
-            <w:r>
-              <w:rPr>
-                <w:rFonts w:ascii="Courier New" w:eastAsia="Courier New" w:hAnsi="Courier New" w:cs="Courier New"/>
-                <w:color w:val="1A1A1A"/>
-                <w:sz w:val="19"/>
-                <w:szCs w:val="19"/>
-              </w:rPr>
-              <w:t xml:space="preserve">                 f'{val:.1</w:t>
-            </w:r>
-            <w:proofErr w:type="gramStart"/>
-            <w:r>
-              <w:rPr>
-                <w:rFonts w:ascii="Courier New" w:eastAsia="Courier New" w:hAnsi="Courier New" w:cs="Courier New"/>
-                <w:color w:val="1A1A1A"/>
-                <w:sz w:val="19"/>
-                <w:szCs w:val="19"/>
-              </w:rPr>
-              <w:t>f}%</w:t>
-            </w:r>
-            <w:proofErr w:type="gramEnd"/>
-            <w:r>
-              <w:rPr>
-                <w:rFonts w:ascii="Courier New" w:eastAsia="Courier New" w:hAnsi="Courier New" w:cs="Courier New"/>
-                <w:color w:val="1A1A1A"/>
-                <w:sz w:val="19"/>
-                <w:szCs w:val="19"/>
-              </w:rPr>
-              <w:t>', ha='</w:t>
+              <w:t>bar.get_height</w:t>
+            </w:r>
+            <w:proofErr w:type="spellEnd"/>
+            <w:r>
+              <w:rPr>
+                <w:rFonts w:ascii="Courier New" w:eastAsia="Courier New" w:hAnsi="Courier New" w:cs="Courier New"/>
+                <w:color w:val="1A1A1A"/>
+                <w:sz w:val="19"/>
+                <w:szCs w:val="19"/>
+              </w:rPr>
+              <w:t>() + 0.5,</w:t>
+            </w:r>
+          </w:p>
+          <w:p>
+            <w:pPr>
+              <w:spacing w:before="28" w:after="28"/>
+            </w:pPr>
+            <w:r>
+              <w:rPr>
+                <w:rFonts w:ascii="Courier New" w:eastAsia="Courier New" w:hAnsi="Courier New" w:cs="Courier New"/>
+                <w:color w:val="1A1A1A"/>
+                <w:sz w:val="19"/>
+                <w:szCs w:val="19"/>
+              </w:rPr>
+              <w:t xml:space="preserve">                 f'{val:.1f}%', ha='</w:t>
             </w:r>
             <w:proofErr w:type="spellStart"/>
             <w:r>
@@ -7344,63 +6188,31 @@
               <w:spacing w:before="28" w:after="28"/>
             </w:pPr>
             <w:proofErr w:type="spellStart"/>
-            <w:proofErr w:type="gramStart"/>
-            <w:r>
-              <w:rPr>
-                <w:rFonts w:ascii="Courier New" w:eastAsia="Courier New" w:hAnsi="Courier New" w:cs="Courier New"/>
-                <w:color w:val="1A1A1A"/>
-                <w:sz w:val="19"/>
-                <w:szCs w:val="19"/>
-              </w:rPr>
-              <w:t>plt.tight</w:t>
-            </w:r>
-            <w:proofErr w:type="gramEnd"/>
-            <w:r>
-              <w:rPr>
-                <w:rFonts w:ascii="Courier New" w:eastAsia="Courier New" w:hAnsi="Courier New" w:cs="Courier New"/>
-                <w:color w:val="1A1A1A"/>
-                <w:sz w:val="19"/>
-                <w:szCs w:val="19"/>
-              </w:rPr>
-              <w:t>_</w:t>
-            </w:r>
-            <w:proofErr w:type="gramStart"/>
-            <w:r>
-              <w:rPr>
-                <w:rFonts w:ascii="Courier New" w:eastAsia="Courier New" w:hAnsi="Courier New" w:cs="Courier New"/>
-                <w:color w:val="1A1A1A"/>
-                <w:sz w:val="19"/>
-                <w:szCs w:val="19"/>
-              </w:rPr>
-              <w:t>layout</w:t>
-            </w:r>
-            <w:proofErr w:type="spellEnd"/>
-            <w:r>
-              <w:rPr>
-                <w:rFonts w:ascii="Courier New" w:eastAsia="Courier New" w:hAnsi="Courier New" w:cs="Courier New"/>
-                <w:color w:val="1A1A1A"/>
-                <w:sz w:val="19"/>
-                <w:szCs w:val="19"/>
-              </w:rPr>
-              <w:t>(</w:t>
-            </w:r>
-            <w:proofErr w:type="gramEnd"/>
-            <w:r>
-              <w:rPr>
-                <w:rFonts w:ascii="Courier New" w:eastAsia="Courier New" w:hAnsi="Courier New" w:cs="Courier New"/>
-                <w:color w:val="1A1A1A"/>
-                <w:sz w:val="19"/>
-                <w:szCs w:val="19"/>
-              </w:rPr>
-              <w:t>)</w:t>
-            </w:r>
-          </w:p>
-          <w:p>
-            <w:pPr>
-              <w:spacing w:before="28" w:after="28"/>
-            </w:pPr>
-            <w:proofErr w:type="spellStart"/>
-            <w:proofErr w:type="gramStart"/>
+            <w:r>
+              <w:rPr>
+                <w:rFonts w:ascii="Courier New" w:eastAsia="Courier New" w:hAnsi="Courier New" w:cs="Courier New"/>
+                <w:color w:val="1A1A1A"/>
+                <w:sz w:val="19"/>
+                <w:szCs w:val="19"/>
+              </w:rPr>
+              <w:t>plt.tight_layout</w:t>
+            </w:r>
+            <w:proofErr w:type="spellEnd"/>
+            <w:r>
+              <w:rPr>
+                <w:rFonts w:ascii="Courier New" w:eastAsia="Courier New" w:hAnsi="Courier New" w:cs="Courier New"/>
+                <w:color w:val="1A1A1A"/>
+                <w:sz w:val="19"/>
+                <w:szCs w:val="19"/>
+              </w:rPr>
+              <w:t>()</w:t>
+            </w:r>
+          </w:p>
+          <w:p>
+            <w:pPr>
+              <w:spacing w:before="28" w:after="28"/>
+            </w:pPr>
+            <w:proofErr w:type="spellStart"/>
             <w:r>
               <w:rPr>
                 <w:rFonts w:ascii="Courier New" w:eastAsia="Courier New" w:hAnsi="Courier New" w:cs="Courier New"/>
@@ -7411,7 +6223,6 @@
               <w:t>plt.savefig</w:t>
             </w:r>
             <w:proofErr w:type="spellEnd"/>
-            <w:proofErr w:type="gramEnd"/>
             <w:r>
               <w:rPr>
                 <w:rFonts w:ascii="Courier New" w:eastAsia="Courier New" w:hAnsi="Courier New" w:cs="Courier New"/>
@@ -7461,7 +6272,6 @@
               <w:spacing w:before="28" w:after="28"/>
             </w:pPr>
             <w:proofErr w:type="spellStart"/>
-            <w:proofErr w:type="gramStart"/>
             <w:r>
               <w:rPr>
                 <w:rFonts w:ascii="Courier New" w:eastAsia="Courier New" w:hAnsi="Courier New" w:cs="Courier New"/>
@@ -7472,7 +6282,6 @@
               <w:t>plt.show</w:t>
             </w:r>
             <w:proofErr w:type="spellEnd"/>
-            <w:proofErr w:type="gramEnd"/>
             <w:r>
               <w:rPr>
                 <w:rFonts w:ascii="Courier New" w:eastAsia="Courier New" w:hAnsi="Courier New" w:cs="Courier New"/>
@@ -7781,27 +6590,7 @@
                 <w:sz w:val="19"/>
                 <w:szCs w:val="19"/>
               </w:rPr>
-              <w:t xml:space="preserve">Two </w:t>
-            </w:r>
-            <w:proofErr w:type="gramStart"/>
-            <w:r>
-              <w:rPr>
-                <w:rFonts w:ascii="Courier New" w:eastAsia="Courier New" w:hAnsi="Courier New" w:cs="Courier New"/>
-                <w:color w:val="5D4037"/>
-                <w:sz w:val="19"/>
-                <w:szCs w:val="19"/>
-              </w:rPr>
-              <w:t>year</w:t>
-            </w:r>
-            <w:proofErr w:type="gramEnd"/>
-            <w:r>
-              <w:rPr>
-                <w:rFonts w:ascii="Courier New" w:eastAsia="Courier New" w:hAnsi="Courier New" w:cs="Courier New"/>
-                <w:color w:val="5D4037"/>
-                <w:sz w:val="19"/>
-                <w:szCs w:val="19"/>
-              </w:rPr>
-              <w:t xml:space="preserve">               2.8</w:t>
+              <w:t>Two year               2.8</w:t>
             </w:r>
           </w:p>
         </w:tc>
@@ -8133,7 +6922,6 @@
               <w:t xml:space="preserve">fig, axes = </w:t>
             </w:r>
             <w:proofErr w:type="spellStart"/>
-            <w:proofErr w:type="gramStart"/>
             <w:r>
               <w:rPr>
                 <w:rFonts w:ascii="Courier New" w:eastAsia="Courier New" w:hAnsi="Courier New" w:cs="Courier New"/>
@@ -8144,7 +6932,6 @@
               <w:t>plt.subplots</w:t>
             </w:r>
             <w:proofErr w:type="spellEnd"/>
-            <w:proofErr w:type="gramEnd"/>
             <w:r>
               <w:rPr>
                 <w:rFonts w:ascii="Courier New" w:eastAsia="Courier New" w:hAnsi="Courier New" w:cs="Courier New"/>
@@ -8165,33 +6952,21 @@
               <w:t>figsize</w:t>
             </w:r>
             <w:proofErr w:type="spellEnd"/>
-            <w:proofErr w:type="gramStart"/>
-            <w:r>
-              <w:rPr>
-                <w:rFonts w:ascii="Courier New" w:eastAsia="Courier New" w:hAnsi="Courier New" w:cs="Courier New"/>
-                <w:color w:val="1A1A1A"/>
-                <w:sz w:val="19"/>
-                <w:szCs w:val="19"/>
-              </w:rPr>
-              <w:t>=(</w:t>
-            </w:r>
-            <w:proofErr w:type="gramEnd"/>
-            <w:r>
-              <w:rPr>
-                <w:rFonts w:ascii="Courier New" w:eastAsia="Courier New" w:hAnsi="Courier New" w:cs="Courier New"/>
-                <w:color w:val="1A1A1A"/>
-                <w:sz w:val="19"/>
-                <w:szCs w:val="19"/>
-              </w:rPr>
-              <w:t>14, 5))</w:t>
-            </w:r>
-          </w:p>
-          <w:p>
-            <w:pPr>
-              <w:spacing w:before="28" w:after="28"/>
-            </w:pPr>
-            <w:proofErr w:type="spellStart"/>
-            <w:proofErr w:type="gramStart"/>
+            <w:r>
+              <w:rPr>
+                <w:rFonts w:ascii="Courier New" w:eastAsia="Courier New" w:hAnsi="Courier New" w:cs="Courier New"/>
+                <w:color w:val="1A1A1A"/>
+                <w:sz w:val="19"/>
+                <w:szCs w:val="19"/>
+              </w:rPr>
+              <w:t>=(14, 5))</w:t>
+            </w:r>
+          </w:p>
+          <w:p>
+            <w:pPr>
+              <w:spacing w:before="28" w:after="28"/>
+            </w:pPr>
+            <w:proofErr w:type="spellStart"/>
             <w:r>
               <w:rPr>
                 <w:rFonts w:ascii="Courier New" w:eastAsia="Courier New" w:hAnsi="Courier New" w:cs="Courier New"/>
@@ -8202,7 +6977,6 @@
               <w:t>fig.suptitle</w:t>
             </w:r>
             <w:proofErr w:type="spellEnd"/>
-            <w:proofErr w:type="gramEnd"/>
             <w:r>
               <w:rPr>
                 <w:rFonts w:ascii="Courier New" w:eastAsia="Courier New" w:hAnsi="Courier New" w:cs="Courier New"/>
@@ -8277,7 +7051,6 @@
               <w:spacing w:before="28" w:after="28"/>
             </w:pPr>
             <w:proofErr w:type="spellStart"/>
-            <w:proofErr w:type="gramStart"/>
             <w:r>
               <w:rPr>
                 <w:rFonts w:ascii="Courier New" w:eastAsia="Courier New" w:hAnsi="Courier New" w:cs="Courier New"/>
@@ -8288,7 +7061,6 @@
               <w:t>sns.boxplot</w:t>
             </w:r>
             <w:proofErr w:type="spellEnd"/>
-            <w:proofErr w:type="gramEnd"/>
             <w:r>
               <w:rPr>
                 <w:rFonts w:ascii="Courier New" w:eastAsia="Courier New" w:hAnsi="Courier New" w:cs="Courier New"/>
@@ -8350,27 +7122,7 @@
                 <w:sz w:val="19"/>
                 <w:szCs w:val="19"/>
               </w:rPr>
-              <w:t xml:space="preserve">            palette</w:t>
-            </w:r>
-            <w:proofErr w:type="gramStart"/>
-            <w:r>
-              <w:rPr>
-                <w:rFonts w:ascii="Courier New" w:eastAsia="Courier New" w:hAnsi="Courier New" w:cs="Courier New"/>
-                <w:color w:val="1A1A1A"/>
-                <w:sz w:val="19"/>
-                <w:szCs w:val="19"/>
-              </w:rPr>
-              <w:t>={</w:t>
-            </w:r>
-            <w:proofErr w:type="gramEnd"/>
-            <w:r>
-              <w:rPr>
-                <w:rFonts w:ascii="Courier New" w:eastAsia="Courier New" w:hAnsi="Courier New" w:cs="Courier New"/>
-                <w:color w:val="1A1A1A"/>
-                <w:sz w:val="19"/>
-                <w:szCs w:val="19"/>
-              </w:rPr>
-              <w:t xml:space="preserve">'Yes': '#E74C3C', 'No': '#2E75B6'}, </w:t>
+              <w:t xml:space="preserve">            palette={'Yes': '#E74C3C', 'No': '#2E75B6'}, </w:t>
             </w:r>
             <w:proofErr w:type="spellStart"/>
             <w:r>
@@ -8390,156 +7142,65 @@
                 <w:sz w:val="19"/>
                 <w:szCs w:val="19"/>
               </w:rPr>
-              <w:t>=</w:t>
-            </w:r>
-            <w:proofErr w:type="gramStart"/>
-            <w:r>
-              <w:rPr>
-                <w:rFonts w:ascii="Courier New" w:eastAsia="Courier New" w:hAnsi="Courier New" w:cs="Courier New"/>
-                <w:color w:val="1A1A1A"/>
-                <w:sz w:val="19"/>
-                <w:szCs w:val="19"/>
-              </w:rPr>
-              <w:t>axes[</w:t>
-            </w:r>
-            <w:proofErr w:type="gramEnd"/>
-            <w:r>
-              <w:rPr>
-                <w:rFonts w:ascii="Courier New" w:eastAsia="Courier New" w:hAnsi="Courier New" w:cs="Courier New"/>
-                <w:color w:val="1A1A1A"/>
-                <w:sz w:val="19"/>
-                <w:szCs w:val="19"/>
-              </w:rPr>
-              <w:t>0])</w:t>
-            </w:r>
-          </w:p>
-          <w:p>
-            <w:pPr>
-              <w:spacing w:before="28" w:after="28"/>
-            </w:pPr>
-            <w:proofErr w:type="gramStart"/>
-            <w:r>
-              <w:rPr>
-                <w:rFonts w:ascii="Courier New" w:eastAsia="Courier New" w:hAnsi="Courier New" w:cs="Courier New"/>
-                <w:color w:val="1A1A1A"/>
-                <w:sz w:val="19"/>
-                <w:szCs w:val="19"/>
-              </w:rPr>
-              <w:t>axes[</w:t>
-            </w:r>
-            <w:proofErr w:type="gramEnd"/>
-            <w:r>
-              <w:rPr>
-                <w:rFonts w:ascii="Courier New" w:eastAsia="Courier New" w:hAnsi="Courier New" w:cs="Courier New"/>
-                <w:color w:val="1A1A1A"/>
-                <w:sz w:val="19"/>
-                <w:szCs w:val="19"/>
-              </w:rPr>
-              <w:t>0</w:t>
-            </w:r>
-            <w:proofErr w:type="gramStart"/>
-            <w:r>
-              <w:rPr>
-                <w:rFonts w:ascii="Courier New" w:eastAsia="Courier New" w:hAnsi="Courier New" w:cs="Courier New"/>
-                <w:color w:val="1A1A1A"/>
-                <w:sz w:val="19"/>
-                <w:szCs w:val="19"/>
-              </w:rPr>
-              <w:t>].</w:t>
-            </w:r>
-            <w:proofErr w:type="spellStart"/>
-            <w:r>
-              <w:rPr>
-                <w:rFonts w:ascii="Courier New" w:eastAsia="Courier New" w:hAnsi="Courier New" w:cs="Courier New"/>
-                <w:color w:val="1A1A1A"/>
-                <w:sz w:val="19"/>
-                <w:szCs w:val="19"/>
-              </w:rPr>
-              <w:t>set</w:t>
-            </w:r>
-            <w:proofErr w:type="gramEnd"/>
-            <w:r>
-              <w:rPr>
-                <w:rFonts w:ascii="Courier New" w:eastAsia="Courier New" w:hAnsi="Courier New" w:cs="Courier New"/>
-                <w:color w:val="1A1A1A"/>
-                <w:sz w:val="19"/>
-                <w:szCs w:val="19"/>
-              </w:rPr>
-              <w:t>_</w:t>
-            </w:r>
-            <w:proofErr w:type="gramStart"/>
-            <w:r>
-              <w:rPr>
-                <w:rFonts w:ascii="Courier New" w:eastAsia="Courier New" w:hAnsi="Courier New" w:cs="Courier New"/>
-                <w:color w:val="1A1A1A"/>
-                <w:sz w:val="19"/>
-                <w:szCs w:val="19"/>
-              </w:rPr>
-              <w:t>title</w:t>
-            </w:r>
-            <w:proofErr w:type="spellEnd"/>
-            <w:r>
-              <w:rPr>
-                <w:rFonts w:ascii="Courier New" w:eastAsia="Courier New" w:hAnsi="Courier New" w:cs="Courier New"/>
-                <w:color w:val="1A1A1A"/>
-                <w:sz w:val="19"/>
-                <w:szCs w:val="19"/>
-              </w:rPr>
-              <w:t>(</w:t>
-            </w:r>
-            <w:proofErr w:type="gramEnd"/>
-            <w:r>
-              <w:rPr>
-                <w:rFonts w:ascii="Courier New" w:eastAsia="Courier New" w:hAnsi="Courier New" w:cs="Courier New"/>
-                <w:color w:val="1A1A1A"/>
-                <w:sz w:val="19"/>
-                <w:szCs w:val="19"/>
-              </w:rPr>
-              <w:t>'Monthly Charges by Churn')</w:t>
-            </w:r>
-          </w:p>
-          <w:p>
-            <w:pPr>
-              <w:spacing w:before="28" w:after="28"/>
-            </w:pPr>
-            <w:r>
-              <w:rPr>
-                <w:rFonts w:ascii="Courier New" w:eastAsia="Courier New" w:hAnsi="Courier New" w:cs="Courier New"/>
-                <w:color w:val="1A1A1A"/>
-                <w:sz w:val="19"/>
-                <w:szCs w:val="19"/>
-              </w:rPr>
-              <w:t>axes[0</w:t>
-            </w:r>
-            <w:proofErr w:type="gramStart"/>
-            <w:r>
-              <w:rPr>
-                <w:rFonts w:ascii="Courier New" w:eastAsia="Courier New" w:hAnsi="Courier New" w:cs="Courier New"/>
-                <w:color w:val="1A1A1A"/>
-                <w:sz w:val="19"/>
-                <w:szCs w:val="19"/>
-              </w:rPr>
-              <w:t>].</w:t>
-            </w:r>
-            <w:proofErr w:type="spellStart"/>
-            <w:r>
-              <w:rPr>
-                <w:rFonts w:ascii="Courier New" w:eastAsia="Courier New" w:hAnsi="Courier New" w:cs="Courier New"/>
-                <w:color w:val="1A1A1A"/>
-                <w:sz w:val="19"/>
-                <w:szCs w:val="19"/>
-              </w:rPr>
-              <w:t>set</w:t>
-            </w:r>
-            <w:proofErr w:type="gramEnd"/>
-            <w:r>
-              <w:rPr>
-                <w:rFonts w:ascii="Courier New" w:eastAsia="Courier New" w:hAnsi="Courier New" w:cs="Courier New"/>
-                <w:color w:val="1A1A1A"/>
-                <w:sz w:val="19"/>
-                <w:szCs w:val="19"/>
-              </w:rPr>
-              <w:t>_xlabel</w:t>
+              <w:t>=axes[0])</w:t>
+            </w:r>
+          </w:p>
+          <w:p>
+            <w:pPr>
+              <w:spacing w:before="28" w:after="28"/>
+            </w:pPr>
+            <w:r>
+              <w:rPr>
+                <w:rFonts w:ascii="Courier New" w:eastAsia="Courier New" w:hAnsi="Courier New" w:cs="Courier New"/>
+                <w:color w:val="1A1A1A"/>
+                <w:sz w:val="19"/>
+                <w:szCs w:val="19"/>
+              </w:rPr>
+              <w:t>axes[0].</w:t>
+            </w:r>
+            <w:proofErr w:type="spellStart"/>
+            <w:r>
+              <w:rPr>
+                <w:rFonts w:ascii="Courier New" w:eastAsia="Courier New" w:hAnsi="Courier New" w:cs="Courier New"/>
+                <w:color w:val="1A1A1A"/>
+                <w:sz w:val="19"/>
+                <w:szCs w:val="19"/>
+              </w:rPr>
+              <w:t>set_title</w:t>
+            </w:r>
+            <w:proofErr w:type="spellEnd"/>
+            <w:r>
+              <w:rPr>
+                <w:rFonts w:ascii="Courier New" w:eastAsia="Courier New" w:hAnsi="Courier New" w:cs="Courier New"/>
+                <w:color w:val="1A1A1A"/>
+                <w:sz w:val="19"/>
+                <w:szCs w:val="19"/>
+              </w:rPr>
+              <w:t>('Monthly Charges by Churn')</w:t>
+            </w:r>
+          </w:p>
+          <w:p>
+            <w:pPr>
+              <w:spacing w:before="28" w:after="28"/>
+            </w:pPr>
+            <w:r>
+              <w:rPr>
+                <w:rFonts w:ascii="Courier New" w:eastAsia="Courier New" w:hAnsi="Courier New" w:cs="Courier New"/>
+                <w:color w:val="1A1A1A"/>
+                <w:sz w:val="19"/>
+                <w:szCs w:val="19"/>
+              </w:rPr>
+              <w:t>axes[0].</w:t>
+            </w:r>
+            <w:proofErr w:type="spellStart"/>
+            <w:r>
+              <w:rPr>
+                <w:rFonts w:ascii="Courier New" w:eastAsia="Courier New" w:hAnsi="Courier New" w:cs="Courier New"/>
+                <w:color w:val="1A1A1A"/>
+                <w:sz w:val="19"/>
+                <w:szCs w:val="19"/>
+              </w:rPr>
+              <w:t>set_xlabel</w:t>
             </w:r>
             <w:proofErr w:type="spellEnd"/>
             <w:r>
@@ -8556,85 +7217,34 @@
             <w:pPr>
               <w:spacing w:before="28" w:after="28"/>
             </w:pPr>
-            <w:proofErr w:type="gramStart"/>
-            <w:r>
-              <w:rPr>
-                <w:rFonts w:ascii="Courier New" w:eastAsia="Courier New" w:hAnsi="Courier New" w:cs="Courier New"/>
-                <w:color w:val="1A1A1A"/>
-                <w:sz w:val="19"/>
-                <w:szCs w:val="19"/>
-              </w:rPr>
-              <w:t>axes[</w:t>
-            </w:r>
-            <w:proofErr w:type="gramEnd"/>
-            <w:r>
-              <w:rPr>
-                <w:rFonts w:ascii="Courier New" w:eastAsia="Courier New" w:hAnsi="Courier New" w:cs="Courier New"/>
-                <w:color w:val="1A1A1A"/>
-                <w:sz w:val="19"/>
-                <w:szCs w:val="19"/>
-              </w:rPr>
-              <w:t>0</w:t>
-            </w:r>
-            <w:proofErr w:type="gramStart"/>
-            <w:r>
-              <w:rPr>
-                <w:rFonts w:ascii="Courier New" w:eastAsia="Courier New" w:hAnsi="Courier New" w:cs="Courier New"/>
-                <w:color w:val="1A1A1A"/>
-                <w:sz w:val="19"/>
-                <w:szCs w:val="19"/>
-              </w:rPr>
-              <w:t>].</w:t>
-            </w:r>
-            <w:proofErr w:type="spellStart"/>
-            <w:r>
-              <w:rPr>
-                <w:rFonts w:ascii="Courier New" w:eastAsia="Courier New" w:hAnsi="Courier New" w:cs="Courier New"/>
-                <w:color w:val="1A1A1A"/>
-                <w:sz w:val="19"/>
-                <w:szCs w:val="19"/>
-              </w:rPr>
-              <w:t>set</w:t>
-            </w:r>
-            <w:proofErr w:type="gramEnd"/>
-            <w:r>
-              <w:rPr>
-                <w:rFonts w:ascii="Courier New" w:eastAsia="Courier New" w:hAnsi="Courier New" w:cs="Courier New"/>
-                <w:color w:val="1A1A1A"/>
-                <w:sz w:val="19"/>
-                <w:szCs w:val="19"/>
-              </w:rPr>
-              <w:t>_</w:t>
-            </w:r>
-            <w:proofErr w:type="gramStart"/>
-            <w:r>
-              <w:rPr>
-                <w:rFonts w:ascii="Courier New" w:eastAsia="Courier New" w:hAnsi="Courier New" w:cs="Courier New"/>
-                <w:color w:val="1A1A1A"/>
-                <w:sz w:val="19"/>
-                <w:szCs w:val="19"/>
-              </w:rPr>
-              <w:t>ylabel</w:t>
-            </w:r>
-            <w:proofErr w:type="spellEnd"/>
-            <w:r>
-              <w:rPr>
-                <w:rFonts w:ascii="Courier New" w:eastAsia="Courier New" w:hAnsi="Courier New" w:cs="Courier New"/>
-                <w:color w:val="1A1A1A"/>
-                <w:sz w:val="19"/>
-                <w:szCs w:val="19"/>
-              </w:rPr>
-              <w:t>(</w:t>
-            </w:r>
-            <w:proofErr w:type="gramEnd"/>
-            <w:r>
-              <w:rPr>
-                <w:rFonts w:ascii="Courier New" w:eastAsia="Courier New" w:hAnsi="Courier New" w:cs="Courier New"/>
-                <w:color w:val="1A1A1A"/>
-                <w:sz w:val="19"/>
-                <w:szCs w:val="19"/>
-              </w:rPr>
-              <w:t>'Monthly Charges ($)')</w:t>
+            <w:r>
+              <w:rPr>
+                <w:rFonts w:ascii="Courier New" w:eastAsia="Courier New" w:hAnsi="Courier New" w:cs="Courier New"/>
+                <w:color w:val="1A1A1A"/>
+                <w:sz w:val="19"/>
+                <w:szCs w:val="19"/>
+              </w:rPr>
+              <w:t>axes[0].</w:t>
+            </w:r>
+            <w:proofErr w:type="spellStart"/>
+            <w:r>
+              <w:rPr>
+                <w:rFonts w:ascii="Courier New" w:eastAsia="Courier New" w:hAnsi="Courier New" w:cs="Courier New"/>
+                <w:color w:val="1A1A1A"/>
+                <w:sz w:val="19"/>
+                <w:szCs w:val="19"/>
+              </w:rPr>
+              <w:t>set_ylabel</w:t>
+            </w:r>
+            <w:proofErr w:type="spellEnd"/>
+            <w:r>
+              <w:rPr>
+                <w:rFonts w:ascii="Courier New" w:eastAsia="Courier New" w:hAnsi="Courier New" w:cs="Courier New"/>
+                <w:color w:val="1A1A1A"/>
+                <w:sz w:val="19"/>
+                <w:szCs w:val="19"/>
+              </w:rPr>
+              <w:t>('Monthly Charges ($)')</w:t>
             </w:r>
           </w:p>
           <w:p>
@@ -8668,27 +7278,7 @@
                 <w:sz w:val="19"/>
                 <w:szCs w:val="19"/>
               </w:rPr>
-              <w:t>axes[1</w:t>
-            </w:r>
-            <w:proofErr w:type="gramStart"/>
-            <w:r>
-              <w:rPr>
-                <w:rFonts w:ascii="Courier New" w:eastAsia="Courier New" w:hAnsi="Courier New" w:cs="Courier New"/>
-                <w:color w:val="1A1A1A"/>
-                <w:sz w:val="19"/>
-                <w:szCs w:val="19"/>
-              </w:rPr>
-              <w:t>].hist</w:t>
-            </w:r>
-            <w:proofErr w:type="gramEnd"/>
-            <w:r>
-              <w:rPr>
-                <w:rFonts w:ascii="Courier New" w:eastAsia="Courier New" w:hAnsi="Courier New" w:cs="Courier New"/>
-                <w:color w:val="1A1A1A"/>
-                <w:sz w:val="19"/>
-                <w:szCs w:val="19"/>
-              </w:rPr>
-              <w:t>(</w:t>
+              <w:t>axes[1].hist(</w:t>
             </w:r>
             <w:proofErr w:type="spellStart"/>
             <w:r>
@@ -8728,27 +7318,7 @@
                 <w:sz w:val="19"/>
                 <w:szCs w:val="19"/>
               </w:rPr>
-              <w:t>['Churn'] == 'No</w:t>
-            </w:r>
-            <w:proofErr w:type="gramStart"/>
-            <w:r>
-              <w:rPr>
-                <w:rFonts w:ascii="Courier New" w:eastAsia="Courier New" w:hAnsi="Courier New" w:cs="Courier New"/>
-                <w:color w:val="1A1A1A"/>
-                <w:sz w:val="19"/>
-                <w:szCs w:val="19"/>
-              </w:rPr>
-              <w:t>'][</w:t>
-            </w:r>
-            <w:proofErr w:type="gramEnd"/>
-            <w:r>
-              <w:rPr>
-                <w:rFonts w:ascii="Courier New" w:eastAsia="Courier New" w:hAnsi="Courier New" w:cs="Courier New"/>
-                <w:color w:val="1A1A1A"/>
-                <w:sz w:val="19"/>
-                <w:szCs w:val="19"/>
-              </w:rPr>
-              <w:t>'</w:t>
+              <w:t>['Churn'] == 'No']['</w:t>
             </w:r>
             <w:proofErr w:type="spellStart"/>
             <w:r>
@@ -8850,27 +7420,7 @@
                 <w:sz w:val="19"/>
                 <w:szCs w:val="19"/>
               </w:rPr>
-              <w:t>axes[1</w:t>
-            </w:r>
-            <w:proofErr w:type="gramStart"/>
-            <w:r>
-              <w:rPr>
-                <w:rFonts w:ascii="Courier New" w:eastAsia="Courier New" w:hAnsi="Courier New" w:cs="Courier New"/>
-                <w:color w:val="1A1A1A"/>
-                <w:sz w:val="19"/>
-                <w:szCs w:val="19"/>
-              </w:rPr>
-              <w:t>].hist</w:t>
-            </w:r>
-            <w:proofErr w:type="gramEnd"/>
-            <w:r>
-              <w:rPr>
-                <w:rFonts w:ascii="Courier New" w:eastAsia="Courier New" w:hAnsi="Courier New" w:cs="Courier New"/>
-                <w:color w:val="1A1A1A"/>
-                <w:sz w:val="19"/>
-                <w:szCs w:val="19"/>
-              </w:rPr>
-              <w:t>(</w:t>
+              <w:t>axes[1].hist(</w:t>
             </w:r>
             <w:proofErr w:type="spellStart"/>
             <w:r>
@@ -8910,27 +7460,7 @@
                 <w:sz w:val="19"/>
                 <w:szCs w:val="19"/>
               </w:rPr>
-              <w:t>['Churn'] == 'Yes</w:t>
-            </w:r>
-            <w:proofErr w:type="gramStart"/>
-            <w:r>
-              <w:rPr>
-                <w:rFonts w:ascii="Courier New" w:eastAsia="Courier New" w:hAnsi="Courier New" w:cs="Courier New"/>
-                <w:color w:val="1A1A1A"/>
-                <w:sz w:val="19"/>
-                <w:szCs w:val="19"/>
-              </w:rPr>
-              <w:t>'][</w:t>
-            </w:r>
-            <w:proofErr w:type="gramEnd"/>
-            <w:r>
-              <w:rPr>
-                <w:rFonts w:ascii="Courier New" w:eastAsia="Courier New" w:hAnsi="Courier New" w:cs="Courier New"/>
-                <w:color w:val="1A1A1A"/>
-                <w:sz w:val="19"/>
-                <w:szCs w:val="19"/>
-              </w:rPr>
-              <w:t>'</w:t>
+              <w:t>['Churn'] == 'Yes']['</w:t>
             </w:r>
             <w:proofErr w:type="spellStart"/>
             <w:r>
@@ -9025,281 +7555,138 @@
             <w:pPr>
               <w:spacing w:before="28" w:after="28"/>
             </w:pPr>
-            <w:proofErr w:type="gramStart"/>
-            <w:r>
-              <w:rPr>
-                <w:rFonts w:ascii="Courier New" w:eastAsia="Courier New" w:hAnsi="Courier New" w:cs="Courier New"/>
-                <w:color w:val="1A1A1A"/>
-                <w:sz w:val="19"/>
-                <w:szCs w:val="19"/>
-              </w:rPr>
-              <w:t>axes[</w:t>
-            </w:r>
-            <w:proofErr w:type="gramEnd"/>
-            <w:r>
-              <w:rPr>
-                <w:rFonts w:ascii="Courier New" w:eastAsia="Courier New" w:hAnsi="Courier New" w:cs="Courier New"/>
-                <w:color w:val="1A1A1A"/>
-                <w:sz w:val="19"/>
-                <w:szCs w:val="19"/>
-              </w:rPr>
-              <w:t>1</w:t>
-            </w:r>
-            <w:proofErr w:type="gramStart"/>
-            <w:r>
-              <w:rPr>
-                <w:rFonts w:ascii="Courier New" w:eastAsia="Courier New" w:hAnsi="Courier New" w:cs="Courier New"/>
-                <w:color w:val="1A1A1A"/>
-                <w:sz w:val="19"/>
-                <w:szCs w:val="19"/>
-              </w:rPr>
-              <w:t>].</w:t>
-            </w:r>
-            <w:proofErr w:type="spellStart"/>
-            <w:r>
-              <w:rPr>
-                <w:rFonts w:ascii="Courier New" w:eastAsia="Courier New" w:hAnsi="Courier New" w:cs="Courier New"/>
-                <w:color w:val="1A1A1A"/>
-                <w:sz w:val="19"/>
-                <w:szCs w:val="19"/>
-              </w:rPr>
-              <w:t>set</w:t>
-            </w:r>
-            <w:proofErr w:type="gramEnd"/>
-            <w:r>
-              <w:rPr>
-                <w:rFonts w:ascii="Courier New" w:eastAsia="Courier New" w:hAnsi="Courier New" w:cs="Courier New"/>
-                <w:color w:val="1A1A1A"/>
-                <w:sz w:val="19"/>
-                <w:szCs w:val="19"/>
-              </w:rPr>
-              <w:t>_</w:t>
-            </w:r>
-            <w:proofErr w:type="gramStart"/>
-            <w:r>
-              <w:rPr>
-                <w:rFonts w:ascii="Courier New" w:eastAsia="Courier New" w:hAnsi="Courier New" w:cs="Courier New"/>
-                <w:color w:val="1A1A1A"/>
-                <w:sz w:val="19"/>
-                <w:szCs w:val="19"/>
-              </w:rPr>
-              <w:t>title</w:t>
-            </w:r>
-            <w:proofErr w:type="spellEnd"/>
-            <w:r>
-              <w:rPr>
-                <w:rFonts w:ascii="Courier New" w:eastAsia="Courier New" w:hAnsi="Courier New" w:cs="Courier New"/>
-                <w:color w:val="1A1A1A"/>
-                <w:sz w:val="19"/>
-                <w:szCs w:val="19"/>
-              </w:rPr>
-              <w:t>(</w:t>
-            </w:r>
-            <w:proofErr w:type="gramEnd"/>
-            <w:r>
-              <w:rPr>
-                <w:rFonts w:ascii="Courier New" w:eastAsia="Courier New" w:hAnsi="Courier New" w:cs="Courier New"/>
-                <w:color w:val="1A1A1A"/>
-                <w:sz w:val="19"/>
-                <w:szCs w:val="19"/>
-              </w:rPr>
-              <w:t>'Monthly Charges: Churn vs No Churn')</w:t>
-            </w:r>
-          </w:p>
-          <w:p>
-            <w:pPr>
-              <w:spacing w:before="28" w:after="28"/>
-            </w:pPr>
-            <w:proofErr w:type="gramStart"/>
-            <w:r>
-              <w:rPr>
-                <w:rFonts w:ascii="Courier New" w:eastAsia="Courier New" w:hAnsi="Courier New" w:cs="Courier New"/>
-                <w:color w:val="1A1A1A"/>
-                <w:sz w:val="19"/>
-                <w:szCs w:val="19"/>
-              </w:rPr>
-              <w:t>axes[</w:t>
-            </w:r>
-            <w:proofErr w:type="gramEnd"/>
-            <w:r>
-              <w:rPr>
-                <w:rFonts w:ascii="Courier New" w:eastAsia="Courier New" w:hAnsi="Courier New" w:cs="Courier New"/>
-                <w:color w:val="1A1A1A"/>
-                <w:sz w:val="19"/>
-                <w:szCs w:val="19"/>
-              </w:rPr>
-              <w:t>1</w:t>
-            </w:r>
-            <w:proofErr w:type="gramStart"/>
-            <w:r>
-              <w:rPr>
-                <w:rFonts w:ascii="Courier New" w:eastAsia="Courier New" w:hAnsi="Courier New" w:cs="Courier New"/>
-                <w:color w:val="1A1A1A"/>
-                <w:sz w:val="19"/>
-                <w:szCs w:val="19"/>
-              </w:rPr>
-              <w:t>].</w:t>
-            </w:r>
-            <w:proofErr w:type="spellStart"/>
-            <w:r>
-              <w:rPr>
-                <w:rFonts w:ascii="Courier New" w:eastAsia="Courier New" w:hAnsi="Courier New" w:cs="Courier New"/>
-                <w:color w:val="1A1A1A"/>
-                <w:sz w:val="19"/>
-                <w:szCs w:val="19"/>
-              </w:rPr>
-              <w:t>set</w:t>
-            </w:r>
-            <w:proofErr w:type="gramEnd"/>
-            <w:r>
-              <w:rPr>
-                <w:rFonts w:ascii="Courier New" w:eastAsia="Courier New" w:hAnsi="Courier New" w:cs="Courier New"/>
-                <w:color w:val="1A1A1A"/>
-                <w:sz w:val="19"/>
-                <w:szCs w:val="19"/>
-              </w:rPr>
-              <w:t>_</w:t>
-            </w:r>
-            <w:proofErr w:type="gramStart"/>
-            <w:r>
-              <w:rPr>
-                <w:rFonts w:ascii="Courier New" w:eastAsia="Courier New" w:hAnsi="Courier New" w:cs="Courier New"/>
-                <w:color w:val="1A1A1A"/>
-                <w:sz w:val="19"/>
-                <w:szCs w:val="19"/>
-              </w:rPr>
-              <w:t>xlabel</w:t>
-            </w:r>
-            <w:proofErr w:type="spellEnd"/>
-            <w:r>
-              <w:rPr>
-                <w:rFonts w:ascii="Courier New" w:eastAsia="Courier New" w:hAnsi="Courier New" w:cs="Courier New"/>
-                <w:color w:val="1A1A1A"/>
-                <w:sz w:val="19"/>
-                <w:szCs w:val="19"/>
-              </w:rPr>
-              <w:t>(</w:t>
-            </w:r>
-            <w:proofErr w:type="gramEnd"/>
-            <w:r>
-              <w:rPr>
-                <w:rFonts w:ascii="Courier New" w:eastAsia="Courier New" w:hAnsi="Courier New" w:cs="Courier New"/>
-                <w:color w:val="1A1A1A"/>
-                <w:sz w:val="19"/>
-                <w:szCs w:val="19"/>
-              </w:rPr>
-              <w:t>'Monthly Charges ($)')</w:t>
-            </w:r>
-          </w:p>
-          <w:p>
-            <w:pPr>
-              <w:spacing w:before="28" w:after="28"/>
-            </w:pPr>
-            <w:proofErr w:type="gramStart"/>
-            <w:r>
-              <w:rPr>
-                <w:rFonts w:ascii="Courier New" w:eastAsia="Courier New" w:hAnsi="Courier New" w:cs="Courier New"/>
-                <w:color w:val="1A1A1A"/>
-                <w:sz w:val="19"/>
-                <w:szCs w:val="19"/>
-              </w:rPr>
-              <w:t>axes[</w:t>
-            </w:r>
-            <w:proofErr w:type="gramEnd"/>
-            <w:r>
-              <w:rPr>
-                <w:rFonts w:ascii="Courier New" w:eastAsia="Courier New" w:hAnsi="Courier New" w:cs="Courier New"/>
-                <w:color w:val="1A1A1A"/>
-                <w:sz w:val="19"/>
-                <w:szCs w:val="19"/>
-              </w:rPr>
-              <w:t>1</w:t>
-            </w:r>
-            <w:proofErr w:type="gramStart"/>
-            <w:r>
-              <w:rPr>
-                <w:rFonts w:ascii="Courier New" w:eastAsia="Courier New" w:hAnsi="Courier New" w:cs="Courier New"/>
-                <w:color w:val="1A1A1A"/>
-                <w:sz w:val="19"/>
-                <w:szCs w:val="19"/>
-              </w:rPr>
-              <w:t>].</w:t>
-            </w:r>
-            <w:proofErr w:type="spellStart"/>
-            <w:r>
-              <w:rPr>
-                <w:rFonts w:ascii="Courier New" w:eastAsia="Courier New" w:hAnsi="Courier New" w:cs="Courier New"/>
-                <w:color w:val="1A1A1A"/>
-                <w:sz w:val="19"/>
-                <w:szCs w:val="19"/>
-              </w:rPr>
-              <w:t>set</w:t>
-            </w:r>
-            <w:proofErr w:type="gramEnd"/>
-            <w:r>
-              <w:rPr>
-                <w:rFonts w:ascii="Courier New" w:eastAsia="Courier New" w:hAnsi="Courier New" w:cs="Courier New"/>
-                <w:color w:val="1A1A1A"/>
-                <w:sz w:val="19"/>
-                <w:szCs w:val="19"/>
-              </w:rPr>
-              <w:t>_</w:t>
-            </w:r>
-            <w:proofErr w:type="gramStart"/>
-            <w:r>
-              <w:rPr>
-                <w:rFonts w:ascii="Courier New" w:eastAsia="Courier New" w:hAnsi="Courier New" w:cs="Courier New"/>
-                <w:color w:val="1A1A1A"/>
-                <w:sz w:val="19"/>
-                <w:szCs w:val="19"/>
-              </w:rPr>
-              <w:t>ylabel</w:t>
-            </w:r>
-            <w:proofErr w:type="spellEnd"/>
-            <w:r>
-              <w:rPr>
-                <w:rFonts w:ascii="Courier New" w:eastAsia="Courier New" w:hAnsi="Courier New" w:cs="Courier New"/>
-                <w:color w:val="1A1A1A"/>
-                <w:sz w:val="19"/>
-                <w:szCs w:val="19"/>
-              </w:rPr>
-              <w:t>(</w:t>
-            </w:r>
-            <w:proofErr w:type="gramEnd"/>
-            <w:r>
-              <w:rPr>
-                <w:rFonts w:ascii="Courier New" w:eastAsia="Courier New" w:hAnsi="Courier New" w:cs="Courier New"/>
-                <w:color w:val="1A1A1A"/>
-                <w:sz w:val="19"/>
-                <w:szCs w:val="19"/>
-              </w:rPr>
-              <w:t>'Number of Customers')</w:t>
-            </w:r>
-          </w:p>
-          <w:p>
-            <w:pPr>
-              <w:spacing w:before="28" w:after="28"/>
-            </w:pPr>
-            <w:r>
-              <w:rPr>
-                <w:rFonts w:ascii="Courier New" w:eastAsia="Courier New" w:hAnsi="Courier New" w:cs="Courier New"/>
-                <w:color w:val="1A1A1A"/>
-                <w:sz w:val="19"/>
-                <w:szCs w:val="19"/>
-              </w:rPr>
-              <w:t>axes[1</w:t>
-            </w:r>
-            <w:proofErr w:type="gramStart"/>
-            <w:r>
-              <w:rPr>
-                <w:rFonts w:ascii="Courier New" w:eastAsia="Courier New" w:hAnsi="Courier New" w:cs="Courier New"/>
-                <w:color w:val="1A1A1A"/>
-                <w:sz w:val="19"/>
-                <w:szCs w:val="19"/>
-              </w:rPr>
-              <w:t>].legend</w:t>
-            </w:r>
-            <w:proofErr w:type="gramEnd"/>
+            <w:r>
+              <w:rPr>
+                <w:rFonts w:ascii="Courier New" w:eastAsia="Courier New" w:hAnsi="Courier New" w:cs="Courier New"/>
+                <w:color w:val="1A1A1A"/>
+                <w:sz w:val="19"/>
+                <w:szCs w:val="19"/>
+              </w:rPr>
+              <w:t>axes[1].</w:t>
+            </w:r>
+            <w:proofErr w:type="spellStart"/>
+            <w:r>
+              <w:rPr>
+                <w:rFonts w:ascii="Courier New" w:eastAsia="Courier New" w:hAnsi="Courier New" w:cs="Courier New"/>
+                <w:color w:val="1A1A1A"/>
+                <w:sz w:val="19"/>
+                <w:szCs w:val="19"/>
+              </w:rPr>
+              <w:t>set_title</w:t>
+            </w:r>
+            <w:proofErr w:type="spellEnd"/>
+            <w:r>
+              <w:rPr>
+                <w:rFonts w:ascii="Courier New" w:eastAsia="Courier New" w:hAnsi="Courier New" w:cs="Courier New"/>
+                <w:color w:val="1A1A1A"/>
+                <w:sz w:val="19"/>
+                <w:szCs w:val="19"/>
+              </w:rPr>
+              <w:t>('Monthly Charges: Churn vs No Churn')</w:t>
+            </w:r>
+          </w:p>
+          <w:p>
+            <w:pPr>
+              <w:spacing w:before="28" w:after="28"/>
+            </w:pPr>
+            <w:r>
+              <w:rPr>
+                <w:rFonts w:ascii="Courier New" w:eastAsia="Courier New" w:hAnsi="Courier New" w:cs="Courier New"/>
+                <w:color w:val="1A1A1A"/>
+                <w:sz w:val="19"/>
+                <w:szCs w:val="19"/>
+              </w:rPr>
+              <w:t>axes[1].</w:t>
+            </w:r>
+            <w:proofErr w:type="spellStart"/>
+            <w:r>
+              <w:rPr>
+                <w:rFonts w:ascii="Courier New" w:eastAsia="Courier New" w:hAnsi="Courier New" w:cs="Courier New"/>
+                <w:color w:val="1A1A1A"/>
+                <w:sz w:val="19"/>
+                <w:szCs w:val="19"/>
+              </w:rPr>
+              <w:t>set_xlabel</w:t>
+            </w:r>
+            <w:proofErr w:type="spellEnd"/>
+            <w:r>
+              <w:rPr>
+                <w:rFonts w:ascii="Courier New" w:eastAsia="Courier New" w:hAnsi="Courier New" w:cs="Courier New"/>
+                <w:color w:val="1A1A1A"/>
+                <w:sz w:val="19"/>
+                <w:szCs w:val="19"/>
+              </w:rPr>
+              <w:t>('Monthly Charges ($)')</w:t>
+            </w:r>
+          </w:p>
+          <w:p>
+            <w:pPr>
+              <w:spacing w:before="28" w:after="28"/>
+            </w:pPr>
+            <w:r>
+              <w:rPr>
+                <w:rFonts w:ascii="Courier New" w:eastAsia="Courier New" w:hAnsi="Courier New" w:cs="Courier New"/>
+                <w:color w:val="1A1A1A"/>
+                <w:sz w:val="19"/>
+                <w:szCs w:val="19"/>
+              </w:rPr>
+              <w:t>axes[1].</w:t>
+            </w:r>
+            <w:proofErr w:type="spellStart"/>
+            <w:r>
+              <w:rPr>
+                <w:rFonts w:ascii="Courier New" w:eastAsia="Courier New" w:hAnsi="Courier New" w:cs="Courier New"/>
+                <w:color w:val="1A1A1A"/>
+                <w:sz w:val="19"/>
+                <w:szCs w:val="19"/>
+              </w:rPr>
+              <w:t>set_ylabel</w:t>
+            </w:r>
+            <w:proofErr w:type="spellEnd"/>
+            <w:r>
+              <w:rPr>
+                <w:rFonts w:ascii="Courier New" w:eastAsia="Courier New" w:hAnsi="Courier New" w:cs="Courier New"/>
+                <w:color w:val="1A1A1A"/>
+                <w:sz w:val="19"/>
+                <w:szCs w:val="19"/>
+              </w:rPr>
+              <w:t>('Number of Customers')</w:t>
+            </w:r>
+          </w:p>
+          <w:p>
+            <w:pPr>
+              <w:spacing w:before="28" w:after="28"/>
+            </w:pPr>
+            <w:r>
+              <w:rPr>
+                <w:rFonts w:ascii="Courier New" w:eastAsia="Courier New" w:hAnsi="Courier New" w:cs="Courier New"/>
+                <w:color w:val="1A1A1A"/>
+                <w:sz w:val="19"/>
+                <w:szCs w:val="19"/>
+              </w:rPr>
+              <w:t>axes[1].legend()</w:t>
+            </w:r>
+          </w:p>
+          <w:p>
+            <w:pPr>
+              <w:spacing w:before="28" w:after="28"/>
+            </w:pPr>
+          </w:p>
+          <w:p>
+            <w:pPr>
+              <w:spacing w:before="28" w:after="28"/>
+            </w:pPr>
+            <w:proofErr w:type="spellStart"/>
+            <w:r>
+              <w:rPr>
+                <w:rFonts w:ascii="Courier New" w:eastAsia="Courier New" w:hAnsi="Courier New" w:cs="Courier New"/>
+                <w:color w:val="1A1A1A"/>
+                <w:sz w:val="19"/>
+                <w:szCs w:val="19"/>
+              </w:rPr>
+              <w:t>plt.tight_layout</w:t>
+            </w:r>
+            <w:proofErr w:type="spellEnd"/>
             <w:r>
               <w:rPr>
                 <w:rFonts w:ascii="Courier New" w:eastAsia="Courier New" w:hAnsi="Courier New" w:cs="Courier New"/>
@@ -9314,69 +7701,7 @@
             <w:pPr>
               <w:spacing w:before="28" w:after="28"/>
             </w:pPr>
-          </w:p>
-          <w:p>
-            <w:pPr>
-              <w:spacing w:before="28" w:after="28"/>
-            </w:pPr>
-            <w:proofErr w:type="spellStart"/>
-            <w:proofErr w:type="gramStart"/>
-            <w:r>
-              <w:rPr>
-                <w:rFonts w:ascii="Courier New" w:eastAsia="Courier New" w:hAnsi="Courier New" w:cs="Courier New"/>
-                <w:color w:val="1A1A1A"/>
-                <w:sz w:val="19"/>
-                <w:szCs w:val="19"/>
-              </w:rPr>
-              <w:t>plt.tight</w:t>
-            </w:r>
-            <w:proofErr w:type="gramEnd"/>
-            <w:r>
-              <w:rPr>
-                <w:rFonts w:ascii="Courier New" w:eastAsia="Courier New" w:hAnsi="Courier New" w:cs="Courier New"/>
-                <w:color w:val="1A1A1A"/>
-                <w:sz w:val="19"/>
-                <w:szCs w:val="19"/>
-              </w:rPr>
-              <w:t>_</w:t>
-            </w:r>
-            <w:proofErr w:type="gramStart"/>
-            <w:r>
-              <w:rPr>
-                <w:rFonts w:ascii="Courier New" w:eastAsia="Courier New" w:hAnsi="Courier New" w:cs="Courier New"/>
-                <w:color w:val="1A1A1A"/>
-                <w:sz w:val="19"/>
-                <w:szCs w:val="19"/>
-              </w:rPr>
-              <w:t>layout</w:t>
-            </w:r>
-            <w:proofErr w:type="spellEnd"/>
-            <w:r>
-              <w:rPr>
-                <w:rFonts w:ascii="Courier New" w:eastAsia="Courier New" w:hAnsi="Courier New" w:cs="Courier New"/>
-                <w:color w:val="1A1A1A"/>
-                <w:sz w:val="19"/>
-                <w:szCs w:val="19"/>
-              </w:rPr>
-              <w:t>(</w:t>
-            </w:r>
-            <w:proofErr w:type="gramEnd"/>
-            <w:r>
-              <w:rPr>
-                <w:rFonts w:ascii="Courier New" w:eastAsia="Courier New" w:hAnsi="Courier New" w:cs="Courier New"/>
-                <w:color w:val="1A1A1A"/>
-                <w:sz w:val="19"/>
-                <w:szCs w:val="19"/>
-              </w:rPr>
-              <w:t>)</w:t>
-            </w:r>
-          </w:p>
-          <w:p>
-            <w:pPr>
-              <w:spacing w:before="28" w:after="28"/>
-            </w:pPr>
-            <w:proofErr w:type="spellStart"/>
-            <w:proofErr w:type="gramStart"/>
+            <w:proofErr w:type="spellStart"/>
             <w:r>
               <w:rPr>
                 <w:rFonts w:ascii="Courier New" w:eastAsia="Courier New" w:hAnsi="Courier New" w:cs="Courier New"/>
@@ -9387,7 +7712,6 @@
               <w:t>plt.savefig</w:t>
             </w:r>
             <w:proofErr w:type="spellEnd"/>
-            <w:proofErr w:type="gramEnd"/>
             <w:r>
               <w:rPr>
                 <w:rFonts w:ascii="Courier New" w:eastAsia="Courier New" w:hAnsi="Courier New" w:cs="Courier New"/>
@@ -9437,7 +7761,6 @@
               <w:spacing w:before="28" w:after="28"/>
             </w:pPr>
             <w:proofErr w:type="spellStart"/>
-            <w:proofErr w:type="gramStart"/>
             <w:r>
               <w:rPr>
                 <w:rFonts w:ascii="Courier New" w:eastAsia="Courier New" w:hAnsi="Courier New" w:cs="Courier New"/>
@@ -9448,7 +7771,6 @@
               <w:t>plt.show</w:t>
             </w:r>
             <w:proofErr w:type="spellEnd"/>
-            <w:proofErr w:type="gramEnd"/>
             <w:r>
               <w:rPr>
                 <w:rFonts w:ascii="Courier New" w:eastAsia="Courier New" w:hAnsi="Courier New" w:cs="Courier New"/>
@@ -9468,7 +7790,20 @@
             <w:pPr>
               <w:spacing w:before="28" w:after="28"/>
             </w:pPr>
-            <w:proofErr w:type="gramStart"/>
+            <w:r>
+              <w:rPr>
+                <w:rFonts w:ascii="Courier New" w:eastAsia="Courier New" w:hAnsi="Courier New" w:cs="Courier New"/>
+                <w:color w:val="1A1A1A"/>
+                <w:sz w:val="19"/>
+                <w:szCs w:val="19"/>
+              </w:rPr>
+              <w:t>print('Average Monthly Charges by Churn:')</w:t>
+            </w:r>
+          </w:p>
+          <w:p>
+            <w:pPr>
+              <w:spacing w:before="28" w:after="28"/>
+            </w:pPr>
             <w:r>
               <w:rPr>
                 <w:rFonts w:ascii="Courier New" w:eastAsia="Courier New" w:hAnsi="Courier New" w:cs="Courier New"/>
@@ -9478,32 +7813,7 @@
               </w:rPr>
               <w:t>print(</w:t>
             </w:r>
-            <w:proofErr w:type="gramEnd"/>
-            <w:r>
-              <w:rPr>
-                <w:rFonts w:ascii="Courier New" w:eastAsia="Courier New" w:hAnsi="Courier New" w:cs="Courier New"/>
-                <w:color w:val="1A1A1A"/>
-                <w:sz w:val="19"/>
-                <w:szCs w:val="19"/>
-              </w:rPr>
-              <w:t>'Average Monthly Charges by Churn:')</w:t>
-            </w:r>
-          </w:p>
-          <w:p>
-            <w:pPr>
-              <w:spacing w:before="28" w:after="28"/>
-            </w:pPr>
-            <w:r>
-              <w:rPr>
-                <w:rFonts w:ascii="Courier New" w:eastAsia="Courier New" w:hAnsi="Courier New" w:cs="Courier New"/>
-                <w:color w:val="1A1A1A"/>
-                <w:sz w:val="19"/>
-                <w:szCs w:val="19"/>
-              </w:rPr>
-              <w:t>print(</w:t>
-            </w:r>
-            <w:proofErr w:type="spellStart"/>
-            <w:proofErr w:type="gramStart"/>
+            <w:proofErr w:type="spellStart"/>
             <w:r>
               <w:rPr>
                 <w:rFonts w:ascii="Courier New" w:eastAsia="Courier New" w:hAnsi="Courier New" w:cs="Courier New"/>
@@ -9514,35 +7824,14 @@
               <w:t>df.groupby</w:t>
             </w:r>
             <w:proofErr w:type="spellEnd"/>
-            <w:proofErr w:type="gramEnd"/>
-            <w:r>
-              <w:rPr>
-                <w:rFonts w:ascii="Courier New" w:eastAsia="Courier New" w:hAnsi="Courier New" w:cs="Courier New"/>
-                <w:color w:val="1A1A1A"/>
-                <w:sz w:val="19"/>
-                <w:szCs w:val="19"/>
-              </w:rPr>
-              <w:t>('Churn</w:t>
-            </w:r>
-            <w:proofErr w:type="gramStart"/>
-            <w:r>
-              <w:rPr>
-                <w:rFonts w:ascii="Courier New" w:eastAsia="Courier New" w:hAnsi="Courier New" w:cs="Courier New"/>
-                <w:color w:val="1A1A1A"/>
-                <w:sz w:val="19"/>
-                <w:szCs w:val="19"/>
-              </w:rPr>
-              <w:t>')[</w:t>
-            </w:r>
-            <w:proofErr w:type="gramEnd"/>
-            <w:r>
-              <w:rPr>
-                <w:rFonts w:ascii="Courier New" w:eastAsia="Courier New" w:hAnsi="Courier New" w:cs="Courier New"/>
-                <w:color w:val="1A1A1A"/>
-                <w:sz w:val="19"/>
-                <w:szCs w:val="19"/>
-              </w:rPr>
-              <w:t>'</w:t>
+            <w:r>
+              <w:rPr>
+                <w:rFonts w:ascii="Courier New" w:eastAsia="Courier New" w:hAnsi="Courier New" w:cs="Courier New"/>
+                <w:color w:val="1A1A1A"/>
+                <w:sz w:val="19"/>
+                <w:szCs w:val="19"/>
+              </w:rPr>
+              <w:t>('Churn')['</w:t>
             </w:r>
             <w:proofErr w:type="spellStart"/>
             <w:r>
@@ -9562,47 +7851,7 @@
                 <w:sz w:val="19"/>
                 <w:szCs w:val="19"/>
               </w:rPr>
-              <w:t>'</w:t>
-            </w:r>
-            <w:proofErr w:type="gramStart"/>
-            <w:r>
-              <w:rPr>
-                <w:rFonts w:ascii="Courier New" w:eastAsia="Courier New" w:hAnsi="Courier New" w:cs="Courier New"/>
-                <w:color w:val="1A1A1A"/>
-                <w:sz w:val="19"/>
-                <w:szCs w:val="19"/>
-              </w:rPr>
-              <w:t>].mean</w:t>
-            </w:r>
-            <w:proofErr w:type="gramEnd"/>
-            <w:r>
-              <w:rPr>
-                <w:rFonts w:ascii="Courier New" w:eastAsia="Courier New" w:hAnsi="Courier New" w:cs="Courier New"/>
-                <w:color w:val="1A1A1A"/>
-                <w:sz w:val="19"/>
-                <w:szCs w:val="19"/>
-              </w:rPr>
-              <w:t>(</w:t>
-            </w:r>
-            <w:proofErr w:type="gramStart"/>
-            <w:r>
-              <w:rPr>
-                <w:rFonts w:ascii="Courier New" w:eastAsia="Courier New" w:hAnsi="Courier New" w:cs="Courier New"/>
-                <w:color w:val="1A1A1A"/>
-                <w:sz w:val="19"/>
-                <w:szCs w:val="19"/>
-              </w:rPr>
-              <w:t>).round</w:t>
-            </w:r>
-            <w:proofErr w:type="gramEnd"/>
-            <w:r>
-              <w:rPr>
-                <w:rFonts w:ascii="Courier New" w:eastAsia="Courier New" w:hAnsi="Courier New" w:cs="Courier New"/>
-                <w:color w:val="1A1A1A"/>
-                <w:sz w:val="19"/>
-                <w:szCs w:val="19"/>
-              </w:rPr>
-              <w:t>(2))</w:t>
+              <w:t>'].mean().round(2))</w:t>
             </w:r>
           </w:p>
         </w:tc>
@@ -10171,21 +8420,7 @@
         <w:rPr>
           <w:color w:val="333333"/>
         </w:rPr>
-        <w:t>A boxplot compares tenure distributions between churned and retained customers. A histogram overlay shows how both groups are distributed across the 0–</w:t>
-      </w:r>
-      <w:proofErr w:type="gramStart"/>
-      <w:r>
-        <w:rPr>
-          <w:color w:val="333333"/>
-        </w:rPr>
-        <w:t>72 month</w:t>
-      </w:r>
-      <w:proofErr w:type="gramEnd"/>
-      <w:r>
-        <w:rPr>
-          <w:color w:val="333333"/>
-        </w:rPr>
-        <w:t xml:space="preserve"> range.</w:t>
+        <w:t>A boxplot compares tenure distributions between churned and retained customers. A histogram overlay shows how both groups are distributed across the 0–72 month range.</w:t>
       </w:r>
     </w:p>
     <w:p>
@@ -10245,7 +8480,6 @@
               <w:t xml:space="preserve">fig, axes = </w:t>
             </w:r>
             <w:proofErr w:type="spellStart"/>
-            <w:proofErr w:type="gramStart"/>
             <w:r>
               <w:rPr>
                 <w:rFonts w:ascii="Courier New" w:eastAsia="Courier New" w:hAnsi="Courier New" w:cs="Courier New"/>
@@ -10256,7 +8490,6 @@
               <w:t>plt.subplots</w:t>
             </w:r>
             <w:proofErr w:type="spellEnd"/>
-            <w:proofErr w:type="gramEnd"/>
             <w:r>
               <w:rPr>
                 <w:rFonts w:ascii="Courier New" w:eastAsia="Courier New" w:hAnsi="Courier New" w:cs="Courier New"/>
@@ -10277,33 +8510,21 @@
               <w:t>figsize</w:t>
             </w:r>
             <w:proofErr w:type="spellEnd"/>
-            <w:proofErr w:type="gramStart"/>
-            <w:r>
-              <w:rPr>
-                <w:rFonts w:ascii="Courier New" w:eastAsia="Courier New" w:hAnsi="Courier New" w:cs="Courier New"/>
-                <w:color w:val="1A1A1A"/>
-                <w:sz w:val="19"/>
-                <w:szCs w:val="19"/>
-              </w:rPr>
-              <w:t>=(</w:t>
-            </w:r>
-            <w:proofErr w:type="gramEnd"/>
-            <w:r>
-              <w:rPr>
-                <w:rFonts w:ascii="Courier New" w:eastAsia="Courier New" w:hAnsi="Courier New" w:cs="Courier New"/>
-                <w:color w:val="1A1A1A"/>
-                <w:sz w:val="19"/>
-                <w:szCs w:val="19"/>
-              </w:rPr>
-              <w:t>14, 5))</w:t>
-            </w:r>
-          </w:p>
-          <w:p>
-            <w:pPr>
-              <w:spacing w:before="28" w:after="28"/>
-            </w:pPr>
-            <w:proofErr w:type="spellStart"/>
-            <w:proofErr w:type="gramStart"/>
+            <w:r>
+              <w:rPr>
+                <w:rFonts w:ascii="Courier New" w:eastAsia="Courier New" w:hAnsi="Courier New" w:cs="Courier New"/>
+                <w:color w:val="1A1A1A"/>
+                <w:sz w:val="19"/>
+                <w:szCs w:val="19"/>
+              </w:rPr>
+              <w:t>=(14, 5))</w:t>
+            </w:r>
+          </w:p>
+          <w:p>
+            <w:pPr>
+              <w:spacing w:before="28" w:after="28"/>
+            </w:pPr>
+            <w:proofErr w:type="spellStart"/>
             <w:r>
               <w:rPr>
                 <w:rFonts w:ascii="Courier New" w:eastAsia="Courier New" w:hAnsi="Courier New" w:cs="Courier New"/>
@@ -10314,7 +8535,6 @@
               <w:t>fig.suptitle</w:t>
             </w:r>
             <w:proofErr w:type="spellEnd"/>
-            <w:proofErr w:type="gramEnd"/>
             <w:r>
               <w:rPr>
                 <w:rFonts w:ascii="Courier New" w:eastAsia="Courier New" w:hAnsi="Courier New" w:cs="Courier New"/>
@@ -10389,7 +8609,6 @@
               <w:spacing w:before="28" w:after="28"/>
             </w:pPr>
             <w:proofErr w:type="spellStart"/>
-            <w:proofErr w:type="gramStart"/>
             <w:r>
               <w:rPr>
                 <w:rFonts w:ascii="Courier New" w:eastAsia="Courier New" w:hAnsi="Courier New" w:cs="Courier New"/>
@@ -10400,7 +8619,6 @@
               <w:t>sns.boxplot</w:t>
             </w:r>
             <w:proofErr w:type="spellEnd"/>
-            <w:proofErr w:type="gramEnd"/>
             <w:r>
               <w:rPr>
                 <w:rFonts w:ascii="Courier New" w:eastAsia="Courier New" w:hAnsi="Courier New" w:cs="Courier New"/>
@@ -10442,27 +8660,7 @@
                 <w:sz w:val="19"/>
                 <w:szCs w:val="19"/>
               </w:rPr>
-              <w:t xml:space="preserve">            palette</w:t>
-            </w:r>
-            <w:proofErr w:type="gramStart"/>
-            <w:r>
-              <w:rPr>
-                <w:rFonts w:ascii="Courier New" w:eastAsia="Courier New" w:hAnsi="Courier New" w:cs="Courier New"/>
-                <w:color w:val="1A1A1A"/>
-                <w:sz w:val="19"/>
-                <w:szCs w:val="19"/>
-              </w:rPr>
-              <w:t>={</w:t>
-            </w:r>
-            <w:proofErr w:type="gramEnd"/>
-            <w:r>
-              <w:rPr>
-                <w:rFonts w:ascii="Courier New" w:eastAsia="Courier New" w:hAnsi="Courier New" w:cs="Courier New"/>
-                <w:color w:val="1A1A1A"/>
-                <w:sz w:val="19"/>
-                <w:szCs w:val="19"/>
-              </w:rPr>
-              <w:t xml:space="preserve">'Yes': '#E74C3C', 'No': '#2E75B6'}, </w:t>
+              <w:t xml:space="preserve">            palette={'Yes': '#E74C3C', 'No': '#2E75B6'}, </w:t>
             </w:r>
             <w:proofErr w:type="spellStart"/>
             <w:r>
@@ -10482,156 +8680,65 @@
                 <w:sz w:val="19"/>
                 <w:szCs w:val="19"/>
               </w:rPr>
-              <w:t>=</w:t>
-            </w:r>
-            <w:proofErr w:type="gramStart"/>
-            <w:r>
-              <w:rPr>
-                <w:rFonts w:ascii="Courier New" w:eastAsia="Courier New" w:hAnsi="Courier New" w:cs="Courier New"/>
-                <w:color w:val="1A1A1A"/>
-                <w:sz w:val="19"/>
-                <w:szCs w:val="19"/>
-              </w:rPr>
-              <w:t>axes[</w:t>
-            </w:r>
-            <w:proofErr w:type="gramEnd"/>
-            <w:r>
-              <w:rPr>
-                <w:rFonts w:ascii="Courier New" w:eastAsia="Courier New" w:hAnsi="Courier New" w:cs="Courier New"/>
-                <w:color w:val="1A1A1A"/>
-                <w:sz w:val="19"/>
-                <w:szCs w:val="19"/>
-              </w:rPr>
-              <w:t>0])</w:t>
-            </w:r>
-          </w:p>
-          <w:p>
-            <w:pPr>
-              <w:spacing w:before="28" w:after="28"/>
-            </w:pPr>
-            <w:proofErr w:type="gramStart"/>
-            <w:r>
-              <w:rPr>
-                <w:rFonts w:ascii="Courier New" w:eastAsia="Courier New" w:hAnsi="Courier New" w:cs="Courier New"/>
-                <w:color w:val="1A1A1A"/>
-                <w:sz w:val="19"/>
-                <w:szCs w:val="19"/>
-              </w:rPr>
-              <w:t>axes[</w:t>
-            </w:r>
-            <w:proofErr w:type="gramEnd"/>
-            <w:r>
-              <w:rPr>
-                <w:rFonts w:ascii="Courier New" w:eastAsia="Courier New" w:hAnsi="Courier New" w:cs="Courier New"/>
-                <w:color w:val="1A1A1A"/>
-                <w:sz w:val="19"/>
-                <w:szCs w:val="19"/>
-              </w:rPr>
-              <w:t>0</w:t>
-            </w:r>
-            <w:proofErr w:type="gramStart"/>
-            <w:r>
-              <w:rPr>
-                <w:rFonts w:ascii="Courier New" w:eastAsia="Courier New" w:hAnsi="Courier New" w:cs="Courier New"/>
-                <w:color w:val="1A1A1A"/>
-                <w:sz w:val="19"/>
-                <w:szCs w:val="19"/>
-              </w:rPr>
-              <w:t>].</w:t>
-            </w:r>
-            <w:proofErr w:type="spellStart"/>
-            <w:r>
-              <w:rPr>
-                <w:rFonts w:ascii="Courier New" w:eastAsia="Courier New" w:hAnsi="Courier New" w:cs="Courier New"/>
-                <w:color w:val="1A1A1A"/>
-                <w:sz w:val="19"/>
-                <w:szCs w:val="19"/>
-              </w:rPr>
-              <w:t>set</w:t>
-            </w:r>
-            <w:proofErr w:type="gramEnd"/>
-            <w:r>
-              <w:rPr>
-                <w:rFonts w:ascii="Courier New" w:eastAsia="Courier New" w:hAnsi="Courier New" w:cs="Courier New"/>
-                <w:color w:val="1A1A1A"/>
-                <w:sz w:val="19"/>
-                <w:szCs w:val="19"/>
-              </w:rPr>
-              <w:t>_</w:t>
-            </w:r>
-            <w:proofErr w:type="gramStart"/>
-            <w:r>
-              <w:rPr>
-                <w:rFonts w:ascii="Courier New" w:eastAsia="Courier New" w:hAnsi="Courier New" w:cs="Courier New"/>
-                <w:color w:val="1A1A1A"/>
-                <w:sz w:val="19"/>
-                <w:szCs w:val="19"/>
-              </w:rPr>
-              <w:t>title</w:t>
-            </w:r>
-            <w:proofErr w:type="spellEnd"/>
-            <w:r>
-              <w:rPr>
-                <w:rFonts w:ascii="Courier New" w:eastAsia="Courier New" w:hAnsi="Courier New" w:cs="Courier New"/>
-                <w:color w:val="1A1A1A"/>
-                <w:sz w:val="19"/>
-                <w:szCs w:val="19"/>
-              </w:rPr>
-              <w:t>(</w:t>
-            </w:r>
-            <w:proofErr w:type="gramEnd"/>
-            <w:r>
-              <w:rPr>
-                <w:rFonts w:ascii="Courier New" w:eastAsia="Courier New" w:hAnsi="Courier New" w:cs="Courier New"/>
-                <w:color w:val="1A1A1A"/>
-                <w:sz w:val="19"/>
-                <w:szCs w:val="19"/>
-              </w:rPr>
-              <w:t>'Tenure Distribution by Churn')</w:t>
-            </w:r>
-          </w:p>
-          <w:p>
-            <w:pPr>
-              <w:spacing w:before="28" w:after="28"/>
-            </w:pPr>
-            <w:r>
-              <w:rPr>
-                <w:rFonts w:ascii="Courier New" w:eastAsia="Courier New" w:hAnsi="Courier New" w:cs="Courier New"/>
-                <w:color w:val="1A1A1A"/>
-                <w:sz w:val="19"/>
-                <w:szCs w:val="19"/>
-              </w:rPr>
-              <w:t>axes[0</w:t>
-            </w:r>
-            <w:proofErr w:type="gramStart"/>
-            <w:r>
-              <w:rPr>
-                <w:rFonts w:ascii="Courier New" w:eastAsia="Courier New" w:hAnsi="Courier New" w:cs="Courier New"/>
-                <w:color w:val="1A1A1A"/>
-                <w:sz w:val="19"/>
-                <w:szCs w:val="19"/>
-              </w:rPr>
-              <w:t>].</w:t>
-            </w:r>
-            <w:proofErr w:type="spellStart"/>
-            <w:r>
-              <w:rPr>
-                <w:rFonts w:ascii="Courier New" w:eastAsia="Courier New" w:hAnsi="Courier New" w:cs="Courier New"/>
-                <w:color w:val="1A1A1A"/>
-                <w:sz w:val="19"/>
-                <w:szCs w:val="19"/>
-              </w:rPr>
-              <w:t>set</w:t>
-            </w:r>
-            <w:proofErr w:type="gramEnd"/>
-            <w:r>
-              <w:rPr>
-                <w:rFonts w:ascii="Courier New" w:eastAsia="Courier New" w:hAnsi="Courier New" w:cs="Courier New"/>
-                <w:color w:val="1A1A1A"/>
-                <w:sz w:val="19"/>
-                <w:szCs w:val="19"/>
-              </w:rPr>
-              <w:t>_xlabel</w:t>
+              <w:t>=axes[0])</w:t>
+            </w:r>
+          </w:p>
+          <w:p>
+            <w:pPr>
+              <w:spacing w:before="28" w:after="28"/>
+            </w:pPr>
+            <w:r>
+              <w:rPr>
+                <w:rFonts w:ascii="Courier New" w:eastAsia="Courier New" w:hAnsi="Courier New" w:cs="Courier New"/>
+                <w:color w:val="1A1A1A"/>
+                <w:sz w:val="19"/>
+                <w:szCs w:val="19"/>
+              </w:rPr>
+              <w:t>axes[0].</w:t>
+            </w:r>
+            <w:proofErr w:type="spellStart"/>
+            <w:r>
+              <w:rPr>
+                <w:rFonts w:ascii="Courier New" w:eastAsia="Courier New" w:hAnsi="Courier New" w:cs="Courier New"/>
+                <w:color w:val="1A1A1A"/>
+                <w:sz w:val="19"/>
+                <w:szCs w:val="19"/>
+              </w:rPr>
+              <w:t>set_title</w:t>
+            </w:r>
+            <w:proofErr w:type="spellEnd"/>
+            <w:r>
+              <w:rPr>
+                <w:rFonts w:ascii="Courier New" w:eastAsia="Courier New" w:hAnsi="Courier New" w:cs="Courier New"/>
+                <w:color w:val="1A1A1A"/>
+                <w:sz w:val="19"/>
+                <w:szCs w:val="19"/>
+              </w:rPr>
+              <w:t>('Tenure Distribution by Churn')</w:t>
+            </w:r>
+          </w:p>
+          <w:p>
+            <w:pPr>
+              <w:spacing w:before="28" w:after="28"/>
+            </w:pPr>
+            <w:r>
+              <w:rPr>
+                <w:rFonts w:ascii="Courier New" w:eastAsia="Courier New" w:hAnsi="Courier New" w:cs="Courier New"/>
+                <w:color w:val="1A1A1A"/>
+                <w:sz w:val="19"/>
+                <w:szCs w:val="19"/>
+              </w:rPr>
+              <w:t>axes[0].</w:t>
+            </w:r>
+            <w:proofErr w:type="spellStart"/>
+            <w:r>
+              <w:rPr>
+                <w:rFonts w:ascii="Courier New" w:eastAsia="Courier New" w:hAnsi="Courier New" w:cs="Courier New"/>
+                <w:color w:val="1A1A1A"/>
+                <w:sz w:val="19"/>
+                <w:szCs w:val="19"/>
+              </w:rPr>
+              <w:t>set_xlabel</w:t>
             </w:r>
             <w:proofErr w:type="spellEnd"/>
             <w:r>
@@ -10648,85 +8755,34 @@
             <w:pPr>
               <w:spacing w:before="28" w:after="28"/>
             </w:pPr>
-            <w:proofErr w:type="gramStart"/>
-            <w:r>
-              <w:rPr>
-                <w:rFonts w:ascii="Courier New" w:eastAsia="Courier New" w:hAnsi="Courier New" w:cs="Courier New"/>
-                <w:color w:val="1A1A1A"/>
-                <w:sz w:val="19"/>
-                <w:szCs w:val="19"/>
-              </w:rPr>
-              <w:t>axes[</w:t>
-            </w:r>
-            <w:proofErr w:type="gramEnd"/>
-            <w:r>
-              <w:rPr>
-                <w:rFonts w:ascii="Courier New" w:eastAsia="Courier New" w:hAnsi="Courier New" w:cs="Courier New"/>
-                <w:color w:val="1A1A1A"/>
-                <w:sz w:val="19"/>
-                <w:szCs w:val="19"/>
-              </w:rPr>
-              <w:t>0</w:t>
-            </w:r>
-            <w:proofErr w:type="gramStart"/>
-            <w:r>
-              <w:rPr>
-                <w:rFonts w:ascii="Courier New" w:eastAsia="Courier New" w:hAnsi="Courier New" w:cs="Courier New"/>
-                <w:color w:val="1A1A1A"/>
-                <w:sz w:val="19"/>
-                <w:szCs w:val="19"/>
-              </w:rPr>
-              <w:t>].</w:t>
-            </w:r>
-            <w:proofErr w:type="spellStart"/>
-            <w:r>
-              <w:rPr>
-                <w:rFonts w:ascii="Courier New" w:eastAsia="Courier New" w:hAnsi="Courier New" w:cs="Courier New"/>
-                <w:color w:val="1A1A1A"/>
-                <w:sz w:val="19"/>
-                <w:szCs w:val="19"/>
-              </w:rPr>
-              <w:t>set</w:t>
-            </w:r>
-            <w:proofErr w:type="gramEnd"/>
-            <w:r>
-              <w:rPr>
-                <w:rFonts w:ascii="Courier New" w:eastAsia="Courier New" w:hAnsi="Courier New" w:cs="Courier New"/>
-                <w:color w:val="1A1A1A"/>
-                <w:sz w:val="19"/>
-                <w:szCs w:val="19"/>
-              </w:rPr>
-              <w:t>_</w:t>
-            </w:r>
-            <w:proofErr w:type="gramStart"/>
-            <w:r>
-              <w:rPr>
-                <w:rFonts w:ascii="Courier New" w:eastAsia="Courier New" w:hAnsi="Courier New" w:cs="Courier New"/>
-                <w:color w:val="1A1A1A"/>
-                <w:sz w:val="19"/>
-                <w:szCs w:val="19"/>
-              </w:rPr>
-              <w:t>ylabel</w:t>
-            </w:r>
-            <w:proofErr w:type="spellEnd"/>
-            <w:r>
-              <w:rPr>
-                <w:rFonts w:ascii="Courier New" w:eastAsia="Courier New" w:hAnsi="Courier New" w:cs="Courier New"/>
-                <w:color w:val="1A1A1A"/>
-                <w:sz w:val="19"/>
-                <w:szCs w:val="19"/>
-              </w:rPr>
-              <w:t>(</w:t>
-            </w:r>
-            <w:proofErr w:type="gramEnd"/>
-            <w:r>
-              <w:rPr>
-                <w:rFonts w:ascii="Courier New" w:eastAsia="Courier New" w:hAnsi="Courier New" w:cs="Courier New"/>
-                <w:color w:val="1A1A1A"/>
-                <w:sz w:val="19"/>
-                <w:szCs w:val="19"/>
-              </w:rPr>
-              <w:t>'Tenure (Months)')</w:t>
+            <w:r>
+              <w:rPr>
+                <w:rFonts w:ascii="Courier New" w:eastAsia="Courier New" w:hAnsi="Courier New" w:cs="Courier New"/>
+                <w:color w:val="1A1A1A"/>
+                <w:sz w:val="19"/>
+                <w:szCs w:val="19"/>
+              </w:rPr>
+              <w:t>axes[0].</w:t>
+            </w:r>
+            <w:proofErr w:type="spellStart"/>
+            <w:r>
+              <w:rPr>
+                <w:rFonts w:ascii="Courier New" w:eastAsia="Courier New" w:hAnsi="Courier New" w:cs="Courier New"/>
+                <w:color w:val="1A1A1A"/>
+                <w:sz w:val="19"/>
+                <w:szCs w:val="19"/>
+              </w:rPr>
+              <w:t>set_ylabel</w:t>
+            </w:r>
+            <w:proofErr w:type="spellEnd"/>
+            <w:r>
+              <w:rPr>
+                <w:rFonts w:ascii="Courier New" w:eastAsia="Courier New" w:hAnsi="Courier New" w:cs="Courier New"/>
+                <w:color w:val="1A1A1A"/>
+                <w:sz w:val="19"/>
+                <w:szCs w:val="19"/>
+              </w:rPr>
+              <w:t>('Tenure (Months)')</w:t>
             </w:r>
           </w:p>
           <w:p>
@@ -10759,27 +8815,7 @@
                 <w:sz w:val="19"/>
                 <w:szCs w:val="19"/>
               </w:rPr>
-              <w:t>axes[1</w:t>
-            </w:r>
-            <w:proofErr w:type="gramStart"/>
-            <w:r>
-              <w:rPr>
-                <w:rFonts w:ascii="Courier New" w:eastAsia="Courier New" w:hAnsi="Courier New" w:cs="Courier New"/>
-                <w:color w:val="1A1A1A"/>
-                <w:sz w:val="19"/>
-                <w:szCs w:val="19"/>
-              </w:rPr>
-              <w:t>].hist</w:t>
-            </w:r>
-            <w:proofErr w:type="gramEnd"/>
-            <w:r>
-              <w:rPr>
-                <w:rFonts w:ascii="Courier New" w:eastAsia="Courier New" w:hAnsi="Courier New" w:cs="Courier New"/>
-                <w:color w:val="1A1A1A"/>
-                <w:sz w:val="19"/>
-                <w:szCs w:val="19"/>
-              </w:rPr>
-              <w:t>(</w:t>
+              <w:t>axes[1].hist(</w:t>
             </w:r>
             <w:proofErr w:type="spellStart"/>
             <w:r>
@@ -10819,27 +8855,7 @@
                 <w:sz w:val="19"/>
                 <w:szCs w:val="19"/>
               </w:rPr>
-              <w:t>['Churn'] == 'No</w:t>
-            </w:r>
-            <w:proofErr w:type="gramStart"/>
-            <w:r>
-              <w:rPr>
-                <w:rFonts w:ascii="Courier New" w:eastAsia="Courier New" w:hAnsi="Courier New" w:cs="Courier New"/>
-                <w:color w:val="1A1A1A"/>
-                <w:sz w:val="19"/>
-                <w:szCs w:val="19"/>
-              </w:rPr>
-              <w:t>'][</w:t>
-            </w:r>
-            <w:proofErr w:type="gramEnd"/>
-            <w:r>
-              <w:rPr>
-                <w:rFonts w:ascii="Courier New" w:eastAsia="Courier New" w:hAnsi="Courier New" w:cs="Courier New"/>
-                <w:color w:val="1A1A1A"/>
-                <w:sz w:val="19"/>
-                <w:szCs w:val="19"/>
-              </w:rPr>
-              <w:t>'tenure'], bins=30,</w:t>
+              <w:t>['Churn'] == 'No']['tenure'], bins=30,</w:t>
             </w:r>
           </w:p>
           <w:p>
@@ -10921,27 +8937,7 @@
                 <w:sz w:val="19"/>
                 <w:szCs w:val="19"/>
               </w:rPr>
-              <w:t>axes[1</w:t>
-            </w:r>
-            <w:proofErr w:type="gramStart"/>
-            <w:r>
-              <w:rPr>
-                <w:rFonts w:ascii="Courier New" w:eastAsia="Courier New" w:hAnsi="Courier New" w:cs="Courier New"/>
-                <w:color w:val="1A1A1A"/>
-                <w:sz w:val="19"/>
-                <w:szCs w:val="19"/>
-              </w:rPr>
-              <w:t>].hist</w:t>
-            </w:r>
-            <w:proofErr w:type="gramEnd"/>
-            <w:r>
-              <w:rPr>
-                <w:rFonts w:ascii="Courier New" w:eastAsia="Courier New" w:hAnsi="Courier New" w:cs="Courier New"/>
-                <w:color w:val="1A1A1A"/>
-                <w:sz w:val="19"/>
-                <w:szCs w:val="19"/>
-              </w:rPr>
-              <w:t>(</w:t>
+              <w:t>axes[1].hist(</w:t>
             </w:r>
             <w:proofErr w:type="spellStart"/>
             <w:r>
@@ -10981,27 +8977,7 @@
                 <w:sz w:val="19"/>
                 <w:szCs w:val="19"/>
               </w:rPr>
-              <w:t>['Churn'] == 'Yes</w:t>
-            </w:r>
-            <w:proofErr w:type="gramStart"/>
-            <w:r>
-              <w:rPr>
-                <w:rFonts w:ascii="Courier New" w:eastAsia="Courier New" w:hAnsi="Courier New" w:cs="Courier New"/>
-                <w:color w:val="1A1A1A"/>
-                <w:sz w:val="19"/>
-                <w:szCs w:val="19"/>
-              </w:rPr>
-              <w:t>'][</w:t>
-            </w:r>
-            <w:proofErr w:type="gramEnd"/>
-            <w:r>
-              <w:rPr>
-                <w:rFonts w:ascii="Courier New" w:eastAsia="Courier New" w:hAnsi="Courier New" w:cs="Courier New"/>
-                <w:color w:val="1A1A1A"/>
-                <w:sz w:val="19"/>
-                <w:szCs w:val="19"/>
-              </w:rPr>
-              <w:t>'tenure'], bins=30,</w:t>
+              <w:t>['Churn'] == 'Yes']['tenure'], bins=30,</w:t>
             </w:r>
           </w:p>
           <w:p>
@@ -11076,281 +9052,138 @@
             <w:pPr>
               <w:spacing w:before="28" w:after="28"/>
             </w:pPr>
-            <w:proofErr w:type="gramStart"/>
-            <w:r>
-              <w:rPr>
-                <w:rFonts w:ascii="Courier New" w:eastAsia="Courier New" w:hAnsi="Courier New" w:cs="Courier New"/>
-                <w:color w:val="1A1A1A"/>
-                <w:sz w:val="19"/>
-                <w:szCs w:val="19"/>
-              </w:rPr>
-              <w:t>axes[</w:t>
-            </w:r>
-            <w:proofErr w:type="gramEnd"/>
-            <w:r>
-              <w:rPr>
-                <w:rFonts w:ascii="Courier New" w:eastAsia="Courier New" w:hAnsi="Courier New" w:cs="Courier New"/>
-                <w:color w:val="1A1A1A"/>
-                <w:sz w:val="19"/>
-                <w:szCs w:val="19"/>
-              </w:rPr>
-              <w:t>1</w:t>
-            </w:r>
-            <w:proofErr w:type="gramStart"/>
-            <w:r>
-              <w:rPr>
-                <w:rFonts w:ascii="Courier New" w:eastAsia="Courier New" w:hAnsi="Courier New" w:cs="Courier New"/>
-                <w:color w:val="1A1A1A"/>
-                <w:sz w:val="19"/>
-                <w:szCs w:val="19"/>
-              </w:rPr>
-              <w:t>].</w:t>
-            </w:r>
-            <w:proofErr w:type="spellStart"/>
-            <w:r>
-              <w:rPr>
-                <w:rFonts w:ascii="Courier New" w:eastAsia="Courier New" w:hAnsi="Courier New" w:cs="Courier New"/>
-                <w:color w:val="1A1A1A"/>
-                <w:sz w:val="19"/>
-                <w:szCs w:val="19"/>
-              </w:rPr>
-              <w:t>set</w:t>
-            </w:r>
-            <w:proofErr w:type="gramEnd"/>
-            <w:r>
-              <w:rPr>
-                <w:rFonts w:ascii="Courier New" w:eastAsia="Courier New" w:hAnsi="Courier New" w:cs="Courier New"/>
-                <w:color w:val="1A1A1A"/>
-                <w:sz w:val="19"/>
-                <w:szCs w:val="19"/>
-              </w:rPr>
-              <w:t>_</w:t>
-            </w:r>
-            <w:proofErr w:type="gramStart"/>
-            <w:r>
-              <w:rPr>
-                <w:rFonts w:ascii="Courier New" w:eastAsia="Courier New" w:hAnsi="Courier New" w:cs="Courier New"/>
-                <w:color w:val="1A1A1A"/>
-                <w:sz w:val="19"/>
-                <w:szCs w:val="19"/>
-              </w:rPr>
-              <w:t>title</w:t>
-            </w:r>
-            <w:proofErr w:type="spellEnd"/>
-            <w:r>
-              <w:rPr>
-                <w:rFonts w:ascii="Courier New" w:eastAsia="Courier New" w:hAnsi="Courier New" w:cs="Courier New"/>
-                <w:color w:val="1A1A1A"/>
-                <w:sz w:val="19"/>
-                <w:szCs w:val="19"/>
-              </w:rPr>
-              <w:t>(</w:t>
-            </w:r>
-            <w:proofErr w:type="gramEnd"/>
-            <w:r>
-              <w:rPr>
-                <w:rFonts w:ascii="Courier New" w:eastAsia="Courier New" w:hAnsi="Courier New" w:cs="Courier New"/>
-                <w:color w:val="1A1A1A"/>
-                <w:sz w:val="19"/>
-                <w:szCs w:val="19"/>
-              </w:rPr>
-              <w:t>'Tenure Distribution: Churn vs No Churn')</w:t>
-            </w:r>
-          </w:p>
-          <w:p>
-            <w:pPr>
-              <w:spacing w:before="28" w:after="28"/>
-            </w:pPr>
-            <w:proofErr w:type="gramStart"/>
-            <w:r>
-              <w:rPr>
-                <w:rFonts w:ascii="Courier New" w:eastAsia="Courier New" w:hAnsi="Courier New" w:cs="Courier New"/>
-                <w:color w:val="1A1A1A"/>
-                <w:sz w:val="19"/>
-                <w:szCs w:val="19"/>
-              </w:rPr>
-              <w:t>axes[</w:t>
-            </w:r>
-            <w:proofErr w:type="gramEnd"/>
-            <w:r>
-              <w:rPr>
-                <w:rFonts w:ascii="Courier New" w:eastAsia="Courier New" w:hAnsi="Courier New" w:cs="Courier New"/>
-                <w:color w:val="1A1A1A"/>
-                <w:sz w:val="19"/>
-                <w:szCs w:val="19"/>
-              </w:rPr>
-              <w:t>1</w:t>
-            </w:r>
-            <w:proofErr w:type="gramStart"/>
-            <w:r>
-              <w:rPr>
-                <w:rFonts w:ascii="Courier New" w:eastAsia="Courier New" w:hAnsi="Courier New" w:cs="Courier New"/>
-                <w:color w:val="1A1A1A"/>
-                <w:sz w:val="19"/>
-                <w:szCs w:val="19"/>
-              </w:rPr>
-              <w:t>].</w:t>
-            </w:r>
-            <w:proofErr w:type="spellStart"/>
-            <w:r>
-              <w:rPr>
-                <w:rFonts w:ascii="Courier New" w:eastAsia="Courier New" w:hAnsi="Courier New" w:cs="Courier New"/>
-                <w:color w:val="1A1A1A"/>
-                <w:sz w:val="19"/>
-                <w:szCs w:val="19"/>
-              </w:rPr>
-              <w:t>set</w:t>
-            </w:r>
-            <w:proofErr w:type="gramEnd"/>
-            <w:r>
-              <w:rPr>
-                <w:rFonts w:ascii="Courier New" w:eastAsia="Courier New" w:hAnsi="Courier New" w:cs="Courier New"/>
-                <w:color w:val="1A1A1A"/>
-                <w:sz w:val="19"/>
-                <w:szCs w:val="19"/>
-              </w:rPr>
-              <w:t>_</w:t>
-            </w:r>
-            <w:proofErr w:type="gramStart"/>
-            <w:r>
-              <w:rPr>
-                <w:rFonts w:ascii="Courier New" w:eastAsia="Courier New" w:hAnsi="Courier New" w:cs="Courier New"/>
-                <w:color w:val="1A1A1A"/>
-                <w:sz w:val="19"/>
-                <w:szCs w:val="19"/>
-              </w:rPr>
-              <w:t>xlabel</w:t>
-            </w:r>
-            <w:proofErr w:type="spellEnd"/>
-            <w:r>
-              <w:rPr>
-                <w:rFonts w:ascii="Courier New" w:eastAsia="Courier New" w:hAnsi="Courier New" w:cs="Courier New"/>
-                <w:color w:val="1A1A1A"/>
-                <w:sz w:val="19"/>
-                <w:szCs w:val="19"/>
-              </w:rPr>
-              <w:t>(</w:t>
-            </w:r>
-            <w:proofErr w:type="gramEnd"/>
-            <w:r>
-              <w:rPr>
-                <w:rFonts w:ascii="Courier New" w:eastAsia="Courier New" w:hAnsi="Courier New" w:cs="Courier New"/>
-                <w:color w:val="1A1A1A"/>
-                <w:sz w:val="19"/>
-                <w:szCs w:val="19"/>
-              </w:rPr>
-              <w:t>'Tenure (Months)')</w:t>
-            </w:r>
-          </w:p>
-          <w:p>
-            <w:pPr>
-              <w:spacing w:before="28" w:after="28"/>
-            </w:pPr>
-            <w:proofErr w:type="gramStart"/>
-            <w:r>
-              <w:rPr>
-                <w:rFonts w:ascii="Courier New" w:eastAsia="Courier New" w:hAnsi="Courier New" w:cs="Courier New"/>
-                <w:color w:val="1A1A1A"/>
-                <w:sz w:val="19"/>
-                <w:szCs w:val="19"/>
-              </w:rPr>
-              <w:t>axes[</w:t>
-            </w:r>
-            <w:proofErr w:type="gramEnd"/>
-            <w:r>
-              <w:rPr>
-                <w:rFonts w:ascii="Courier New" w:eastAsia="Courier New" w:hAnsi="Courier New" w:cs="Courier New"/>
-                <w:color w:val="1A1A1A"/>
-                <w:sz w:val="19"/>
-                <w:szCs w:val="19"/>
-              </w:rPr>
-              <w:t>1</w:t>
-            </w:r>
-            <w:proofErr w:type="gramStart"/>
-            <w:r>
-              <w:rPr>
-                <w:rFonts w:ascii="Courier New" w:eastAsia="Courier New" w:hAnsi="Courier New" w:cs="Courier New"/>
-                <w:color w:val="1A1A1A"/>
-                <w:sz w:val="19"/>
-                <w:szCs w:val="19"/>
-              </w:rPr>
-              <w:t>].</w:t>
-            </w:r>
-            <w:proofErr w:type="spellStart"/>
-            <w:r>
-              <w:rPr>
-                <w:rFonts w:ascii="Courier New" w:eastAsia="Courier New" w:hAnsi="Courier New" w:cs="Courier New"/>
-                <w:color w:val="1A1A1A"/>
-                <w:sz w:val="19"/>
-                <w:szCs w:val="19"/>
-              </w:rPr>
-              <w:t>set</w:t>
-            </w:r>
-            <w:proofErr w:type="gramEnd"/>
-            <w:r>
-              <w:rPr>
-                <w:rFonts w:ascii="Courier New" w:eastAsia="Courier New" w:hAnsi="Courier New" w:cs="Courier New"/>
-                <w:color w:val="1A1A1A"/>
-                <w:sz w:val="19"/>
-                <w:szCs w:val="19"/>
-              </w:rPr>
-              <w:t>_</w:t>
-            </w:r>
-            <w:proofErr w:type="gramStart"/>
-            <w:r>
-              <w:rPr>
-                <w:rFonts w:ascii="Courier New" w:eastAsia="Courier New" w:hAnsi="Courier New" w:cs="Courier New"/>
-                <w:color w:val="1A1A1A"/>
-                <w:sz w:val="19"/>
-                <w:szCs w:val="19"/>
-              </w:rPr>
-              <w:t>ylabel</w:t>
-            </w:r>
-            <w:proofErr w:type="spellEnd"/>
-            <w:r>
-              <w:rPr>
-                <w:rFonts w:ascii="Courier New" w:eastAsia="Courier New" w:hAnsi="Courier New" w:cs="Courier New"/>
-                <w:color w:val="1A1A1A"/>
-                <w:sz w:val="19"/>
-                <w:szCs w:val="19"/>
-              </w:rPr>
-              <w:t>(</w:t>
-            </w:r>
-            <w:proofErr w:type="gramEnd"/>
-            <w:r>
-              <w:rPr>
-                <w:rFonts w:ascii="Courier New" w:eastAsia="Courier New" w:hAnsi="Courier New" w:cs="Courier New"/>
-                <w:color w:val="1A1A1A"/>
-                <w:sz w:val="19"/>
-                <w:szCs w:val="19"/>
-              </w:rPr>
-              <w:t>'Number of Customers')</w:t>
-            </w:r>
-          </w:p>
-          <w:p>
-            <w:pPr>
-              <w:spacing w:before="28" w:after="28"/>
-            </w:pPr>
-            <w:r>
-              <w:rPr>
-                <w:rFonts w:ascii="Courier New" w:eastAsia="Courier New" w:hAnsi="Courier New" w:cs="Courier New"/>
-                <w:color w:val="1A1A1A"/>
-                <w:sz w:val="19"/>
-                <w:szCs w:val="19"/>
-              </w:rPr>
-              <w:t>axes[1</w:t>
-            </w:r>
-            <w:proofErr w:type="gramStart"/>
-            <w:r>
-              <w:rPr>
-                <w:rFonts w:ascii="Courier New" w:eastAsia="Courier New" w:hAnsi="Courier New" w:cs="Courier New"/>
-                <w:color w:val="1A1A1A"/>
-                <w:sz w:val="19"/>
-                <w:szCs w:val="19"/>
-              </w:rPr>
-              <w:t>].legend</w:t>
-            </w:r>
-            <w:proofErr w:type="gramEnd"/>
+            <w:r>
+              <w:rPr>
+                <w:rFonts w:ascii="Courier New" w:eastAsia="Courier New" w:hAnsi="Courier New" w:cs="Courier New"/>
+                <w:color w:val="1A1A1A"/>
+                <w:sz w:val="19"/>
+                <w:szCs w:val="19"/>
+              </w:rPr>
+              <w:t>axes[1].</w:t>
+            </w:r>
+            <w:proofErr w:type="spellStart"/>
+            <w:r>
+              <w:rPr>
+                <w:rFonts w:ascii="Courier New" w:eastAsia="Courier New" w:hAnsi="Courier New" w:cs="Courier New"/>
+                <w:color w:val="1A1A1A"/>
+                <w:sz w:val="19"/>
+                <w:szCs w:val="19"/>
+              </w:rPr>
+              <w:t>set_title</w:t>
+            </w:r>
+            <w:proofErr w:type="spellEnd"/>
+            <w:r>
+              <w:rPr>
+                <w:rFonts w:ascii="Courier New" w:eastAsia="Courier New" w:hAnsi="Courier New" w:cs="Courier New"/>
+                <w:color w:val="1A1A1A"/>
+                <w:sz w:val="19"/>
+                <w:szCs w:val="19"/>
+              </w:rPr>
+              <w:t>('Tenure Distribution: Churn vs No Churn')</w:t>
+            </w:r>
+          </w:p>
+          <w:p>
+            <w:pPr>
+              <w:spacing w:before="28" w:after="28"/>
+            </w:pPr>
+            <w:r>
+              <w:rPr>
+                <w:rFonts w:ascii="Courier New" w:eastAsia="Courier New" w:hAnsi="Courier New" w:cs="Courier New"/>
+                <w:color w:val="1A1A1A"/>
+                <w:sz w:val="19"/>
+                <w:szCs w:val="19"/>
+              </w:rPr>
+              <w:t>axes[1].</w:t>
+            </w:r>
+            <w:proofErr w:type="spellStart"/>
+            <w:r>
+              <w:rPr>
+                <w:rFonts w:ascii="Courier New" w:eastAsia="Courier New" w:hAnsi="Courier New" w:cs="Courier New"/>
+                <w:color w:val="1A1A1A"/>
+                <w:sz w:val="19"/>
+                <w:szCs w:val="19"/>
+              </w:rPr>
+              <w:t>set_xlabel</w:t>
+            </w:r>
+            <w:proofErr w:type="spellEnd"/>
+            <w:r>
+              <w:rPr>
+                <w:rFonts w:ascii="Courier New" w:eastAsia="Courier New" w:hAnsi="Courier New" w:cs="Courier New"/>
+                <w:color w:val="1A1A1A"/>
+                <w:sz w:val="19"/>
+                <w:szCs w:val="19"/>
+              </w:rPr>
+              <w:t>('Tenure (Months)')</w:t>
+            </w:r>
+          </w:p>
+          <w:p>
+            <w:pPr>
+              <w:spacing w:before="28" w:after="28"/>
+            </w:pPr>
+            <w:r>
+              <w:rPr>
+                <w:rFonts w:ascii="Courier New" w:eastAsia="Courier New" w:hAnsi="Courier New" w:cs="Courier New"/>
+                <w:color w:val="1A1A1A"/>
+                <w:sz w:val="19"/>
+                <w:szCs w:val="19"/>
+              </w:rPr>
+              <w:t>axes[1].</w:t>
+            </w:r>
+            <w:proofErr w:type="spellStart"/>
+            <w:r>
+              <w:rPr>
+                <w:rFonts w:ascii="Courier New" w:eastAsia="Courier New" w:hAnsi="Courier New" w:cs="Courier New"/>
+                <w:color w:val="1A1A1A"/>
+                <w:sz w:val="19"/>
+                <w:szCs w:val="19"/>
+              </w:rPr>
+              <w:t>set_ylabel</w:t>
+            </w:r>
+            <w:proofErr w:type="spellEnd"/>
+            <w:r>
+              <w:rPr>
+                <w:rFonts w:ascii="Courier New" w:eastAsia="Courier New" w:hAnsi="Courier New" w:cs="Courier New"/>
+                <w:color w:val="1A1A1A"/>
+                <w:sz w:val="19"/>
+                <w:szCs w:val="19"/>
+              </w:rPr>
+              <w:t>('Number of Customers')</w:t>
+            </w:r>
+          </w:p>
+          <w:p>
+            <w:pPr>
+              <w:spacing w:before="28" w:after="28"/>
+            </w:pPr>
+            <w:r>
+              <w:rPr>
+                <w:rFonts w:ascii="Courier New" w:eastAsia="Courier New" w:hAnsi="Courier New" w:cs="Courier New"/>
+                <w:color w:val="1A1A1A"/>
+                <w:sz w:val="19"/>
+                <w:szCs w:val="19"/>
+              </w:rPr>
+              <w:t>axes[1].legend()</w:t>
+            </w:r>
+          </w:p>
+          <w:p>
+            <w:pPr>
+              <w:spacing w:before="28" w:after="28"/>
+            </w:pPr>
+          </w:p>
+          <w:p>
+            <w:pPr>
+              <w:spacing w:before="28" w:after="28"/>
+            </w:pPr>
+            <w:proofErr w:type="spellStart"/>
+            <w:r>
+              <w:rPr>
+                <w:rFonts w:ascii="Courier New" w:eastAsia="Courier New" w:hAnsi="Courier New" w:cs="Courier New"/>
+                <w:color w:val="1A1A1A"/>
+                <w:sz w:val="19"/>
+                <w:szCs w:val="19"/>
+              </w:rPr>
+              <w:t>plt.tight_layout</w:t>
+            </w:r>
+            <w:proofErr w:type="spellEnd"/>
             <w:r>
               <w:rPr>
                 <w:rFonts w:ascii="Courier New" w:eastAsia="Courier New" w:hAnsi="Courier New" w:cs="Courier New"/>
@@ -11365,69 +9198,7 @@
             <w:pPr>
               <w:spacing w:before="28" w:after="28"/>
             </w:pPr>
-          </w:p>
-          <w:p>
-            <w:pPr>
-              <w:spacing w:before="28" w:after="28"/>
-            </w:pPr>
-            <w:proofErr w:type="spellStart"/>
-            <w:proofErr w:type="gramStart"/>
-            <w:r>
-              <w:rPr>
-                <w:rFonts w:ascii="Courier New" w:eastAsia="Courier New" w:hAnsi="Courier New" w:cs="Courier New"/>
-                <w:color w:val="1A1A1A"/>
-                <w:sz w:val="19"/>
-                <w:szCs w:val="19"/>
-              </w:rPr>
-              <w:t>plt.tight</w:t>
-            </w:r>
-            <w:proofErr w:type="gramEnd"/>
-            <w:r>
-              <w:rPr>
-                <w:rFonts w:ascii="Courier New" w:eastAsia="Courier New" w:hAnsi="Courier New" w:cs="Courier New"/>
-                <w:color w:val="1A1A1A"/>
-                <w:sz w:val="19"/>
-                <w:szCs w:val="19"/>
-              </w:rPr>
-              <w:t>_</w:t>
-            </w:r>
-            <w:proofErr w:type="gramStart"/>
-            <w:r>
-              <w:rPr>
-                <w:rFonts w:ascii="Courier New" w:eastAsia="Courier New" w:hAnsi="Courier New" w:cs="Courier New"/>
-                <w:color w:val="1A1A1A"/>
-                <w:sz w:val="19"/>
-                <w:szCs w:val="19"/>
-              </w:rPr>
-              <w:t>layout</w:t>
-            </w:r>
-            <w:proofErr w:type="spellEnd"/>
-            <w:r>
-              <w:rPr>
-                <w:rFonts w:ascii="Courier New" w:eastAsia="Courier New" w:hAnsi="Courier New" w:cs="Courier New"/>
-                <w:color w:val="1A1A1A"/>
-                <w:sz w:val="19"/>
-                <w:szCs w:val="19"/>
-              </w:rPr>
-              <w:t>(</w:t>
-            </w:r>
-            <w:proofErr w:type="gramEnd"/>
-            <w:r>
-              <w:rPr>
-                <w:rFonts w:ascii="Courier New" w:eastAsia="Courier New" w:hAnsi="Courier New" w:cs="Courier New"/>
-                <w:color w:val="1A1A1A"/>
-                <w:sz w:val="19"/>
-                <w:szCs w:val="19"/>
-              </w:rPr>
-              <w:t>)</w:t>
-            </w:r>
-          </w:p>
-          <w:p>
-            <w:pPr>
-              <w:spacing w:before="28" w:after="28"/>
-            </w:pPr>
-            <w:proofErr w:type="spellStart"/>
-            <w:proofErr w:type="gramStart"/>
+            <w:proofErr w:type="spellStart"/>
             <w:r>
               <w:rPr>
                 <w:rFonts w:ascii="Courier New" w:eastAsia="Courier New" w:hAnsi="Courier New" w:cs="Courier New"/>
@@ -11438,7 +9209,6 @@
               <w:t>plt.savefig</w:t>
             </w:r>
             <w:proofErr w:type="spellEnd"/>
-            <w:proofErr w:type="gramEnd"/>
             <w:r>
               <w:rPr>
                 <w:rFonts w:ascii="Courier New" w:eastAsia="Courier New" w:hAnsi="Courier New" w:cs="Courier New"/>
@@ -11488,7 +9258,6 @@
               <w:spacing w:before="28" w:after="28"/>
             </w:pPr>
             <w:proofErr w:type="spellStart"/>
-            <w:proofErr w:type="gramStart"/>
             <w:r>
               <w:rPr>
                 <w:rFonts w:ascii="Courier New" w:eastAsia="Courier New" w:hAnsi="Courier New" w:cs="Courier New"/>
@@ -11499,7 +9268,6 @@
               <w:t>plt.show</w:t>
             </w:r>
             <w:proofErr w:type="spellEnd"/>
-            <w:proofErr w:type="gramEnd"/>
             <w:r>
               <w:rPr>
                 <w:rFonts w:ascii="Courier New" w:eastAsia="Courier New" w:hAnsi="Courier New" w:cs="Courier New"/>
@@ -11519,7 +9287,20 @@
             <w:pPr>
               <w:spacing w:before="28" w:after="28"/>
             </w:pPr>
-            <w:proofErr w:type="gramStart"/>
+            <w:r>
+              <w:rPr>
+                <w:rFonts w:ascii="Courier New" w:eastAsia="Courier New" w:hAnsi="Courier New" w:cs="Courier New"/>
+                <w:color w:val="1A1A1A"/>
+                <w:sz w:val="19"/>
+                <w:szCs w:val="19"/>
+              </w:rPr>
+              <w:t>print('Average Tenure by Churn:')</w:t>
+            </w:r>
+          </w:p>
+          <w:p>
+            <w:pPr>
+              <w:spacing w:before="28" w:after="28"/>
+            </w:pPr>
             <w:r>
               <w:rPr>
                 <w:rFonts w:ascii="Courier New" w:eastAsia="Courier New" w:hAnsi="Courier New" w:cs="Courier New"/>
@@ -11529,32 +9310,7 @@
               </w:rPr>
               <w:t>print(</w:t>
             </w:r>
-            <w:proofErr w:type="gramEnd"/>
-            <w:r>
-              <w:rPr>
-                <w:rFonts w:ascii="Courier New" w:eastAsia="Courier New" w:hAnsi="Courier New" w:cs="Courier New"/>
-                <w:color w:val="1A1A1A"/>
-                <w:sz w:val="19"/>
-                <w:szCs w:val="19"/>
-              </w:rPr>
-              <w:t>'Average Tenure by Churn:')</w:t>
-            </w:r>
-          </w:p>
-          <w:p>
-            <w:pPr>
-              <w:spacing w:before="28" w:after="28"/>
-            </w:pPr>
-            <w:r>
-              <w:rPr>
-                <w:rFonts w:ascii="Courier New" w:eastAsia="Courier New" w:hAnsi="Courier New" w:cs="Courier New"/>
-                <w:color w:val="1A1A1A"/>
-                <w:sz w:val="19"/>
-                <w:szCs w:val="19"/>
-              </w:rPr>
-              <w:t>print(</w:t>
-            </w:r>
-            <w:proofErr w:type="spellStart"/>
-            <w:proofErr w:type="gramStart"/>
+            <w:proofErr w:type="spellStart"/>
             <w:r>
               <w:rPr>
                 <w:rFonts w:ascii="Courier New" w:eastAsia="Courier New" w:hAnsi="Courier New" w:cs="Courier New"/>
@@ -11565,75 +9321,14 @@
               <w:t>df.groupby</w:t>
             </w:r>
             <w:proofErr w:type="spellEnd"/>
-            <w:proofErr w:type="gramEnd"/>
-            <w:r>
-              <w:rPr>
-                <w:rFonts w:ascii="Courier New" w:eastAsia="Courier New" w:hAnsi="Courier New" w:cs="Courier New"/>
-                <w:color w:val="1A1A1A"/>
-                <w:sz w:val="19"/>
-                <w:szCs w:val="19"/>
-              </w:rPr>
-              <w:t>('Churn</w:t>
-            </w:r>
-            <w:proofErr w:type="gramStart"/>
-            <w:r>
-              <w:rPr>
-                <w:rFonts w:ascii="Courier New" w:eastAsia="Courier New" w:hAnsi="Courier New" w:cs="Courier New"/>
-                <w:color w:val="1A1A1A"/>
-                <w:sz w:val="19"/>
-                <w:szCs w:val="19"/>
-              </w:rPr>
-              <w:t>')[</w:t>
-            </w:r>
-            <w:proofErr w:type="gramEnd"/>
-            <w:r>
-              <w:rPr>
-                <w:rFonts w:ascii="Courier New" w:eastAsia="Courier New" w:hAnsi="Courier New" w:cs="Courier New"/>
-                <w:color w:val="1A1A1A"/>
-                <w:sz w:val="19"/>
-                <w:szCs w:val="19"/>
-              </w:rPr>
-              <w:t>'tenure'</w:t>
-            </w:r>
-            <w:proofErr w:type="gramStart"/>
-            <w:r>
-              <w:rPr>
-                <w:rFonts w:ascii="Courier New" w:eastAsia="Courier New" w:hAnsi="Courier New" w:cs="Courier New"/>
-                <w:color w:val="1A1A1A"/>
-                <w:sz w:val="19"/>
-                <w:szCs w:val="19"/>
-              </w:rPr>
-              <w:t>].mean</w:t>
-            </w:r>
-            <w:proofErr w:type="gramEnd"/>
-            <w:r>
-              <w:rPr>
-                <w:rFonts w:ascii="Courier New" w:eastAsia="Courier New" w:hAnsi="Courier New" w:cs="Courier New"/>
-                <w:color w:val="1A1A1A"/>
-                <w:sz w:val="19"/>
-                <w:szCs w:val="19"/>
-              </w:rPr>
-              <w:t>(</w:t>
-            </w:r>
-            <w:proofErr w:type="gramStart"/>
-            <w:r>
-              <w:rPr>
-                <w:rFonts w:ascii="Courier New" w:eastAsia="Courier New" w:hAnsi="Courier New" w:cs="Courier New"/>
-                <w:color w:val="1A1A1A"/>
-                <w:sz w:val="19"/>
-                <w:szCs w:val="19"/>
-              </w:rPr>
-              <w:t>).round</w:t>
-            </w:r>
-            <w:proofErr w:type="gramEnd"/>
-            <w:r>
-              <w:rPr>
-                <w:rFonts w:ascii="Courier New" w:eastAsia="Courier New" w:hAnsi="Courier New" w:cs="Courier New"/>
-                <w:color w:val="1A1A1A"/>
-                <w:sz w:val="19"/>
-                <w:szCs w:val="19"/>
-              </w:rPr>
-              <w:t>(2))</w:t>
+            <w:r>
+              <w:rPr>
+                <w:rFonts w:ascii="Courier New" w:eastAsia="Courier New" w:hAnsi="Courier New" w:cs="Courier New"/>
+                <w:color w:val="1A1A1A"/>
+                <w:sz w:val="19"/>
+                <w:szCs w:val="19"/>
+              </w:rPr>
+              <w:t>('Churn')['tenure'].mean().round(2))</w:t>
             </w:r>
           </w:p>
         </w:tc>
@@ -11734,17 +9429,7 @@
           <w:sz w:val="18"/>
           <w:szCs w:val="18"/>
         </w:rPr>
-        <w:t>5</w:t>
-      </w:r>
-      <w:r>
-        <w:rPr>
-          <w:i/>
-          <w:iCs/>
-          <w:color w:val="ADADAD" w:themeColor="background2" w:themeShade="BF"/>
-          <w:sz w:val="18"/>
-          <w:szCs w:val="18"/>
-        </w:rPr>
-        <w:t xml:space="preserve"> Boxplot and Histogram</w:t>
+        <w:t>5 Boxplot and Histogram</w:t>
       </w:r>
     </w:p>
     <w:p>
@@ -12391,7 +10076,6 @@
               <w:t xml:space="preserve"> = </w:t>
             </w:r>
             <w:proofErr w:type="spellStart"/>
-            <w:proofErr w:type="gramStart"/>
             <w:r>
               <w:rPr>
                 <w:rFonts w:ascii="Courier New" w:eastAsia="Courier New" w:hAnsi="Courier New" w:cs="Courier New"/>
@@ -12402,7 +10086,6 @@
               <w:t>df.copy</w:t>
             </w:r>
             <w:proofErr w:type="spellEnd"/>
-            <w:proofErr w:type="gramEnd"/>
             <w:r>
               <w:rPr>
                 <w:rFonts w:ascii="Courier New" w:eastAsia="Courier New" w:hAnsi="Courier New" w:cs="Courier New"/>
@@ -12475,17 +10158,7 @@
                 <w:sz w:val="19"/>
                 <w:szCs w:val="19"/>
               </w:rPr>
-              <w:t>['Churn'] == 'Yes'</w:t>
-            </w:r>
-            <w:proofErr w:type="gramStart"/>
-            <w:r>
-              <w:rPr>
-                <w:rFonts w:ascii="Courier New" w:eastAsia="Courier New" w:hAnsi="Courier New" w:cs="Courier New"/>
-                <w:color w:val="1A1A1A"/>
-                <w:sz w:val="19"/>
-                <w:szCs w:val="19"/>
-              </w:rPr>
-              <w:t>).</w:t>
+              <w:t>['Churn'] == 'Yes').</w:t>
             </w:r>
             <w:proofErr w:type="spellStart"/>
             <w:r>
@@ -12498,7 +10171,6 @@
               <w:t>astype</w:t>
             </w:r>
             <w:proofErr w:type="spellEnd"/>
-            <w:proofErr w:type="gramEnd"/>
             <w:r>
               <w:rPr>
                 <w:rFonts w:ascii="Courier New" w:eastAsia="Courier New" w:hAnsi="Courier New" w:cs="Courier New"/>
@@ -12600,17 +10272,7 @@
                 <w:sz w:val="19"/>
                 <w:szCs w:val="19"/>
               </w:rPr>
-              <w:t>pd.to_</w:t>
-            </w:r>
-            <w:proofErr w:type="gramStart"/>
-            <w:r>
-              <w:rPr>
-                <w:rFonts w:ascii="Courier New" w:eastAsia="Courier New" w:hAnsi="Courier New" w:cs="Courier New"/>
-                <w:color w:val="1A1A1A"/>
-                <w:sz w:val="19"/>
-                <w:szCs w:val="19"/>
-              </w:rPr>
-              <w:t>numeric</w:t>
+              <w:t>pd.to_numeric</w:t>
             </w:r>
             <w:proofErr w:type="spellEnd"/>
             <w:r>
@@ -12622,7 +10284,6 @@
               </w:rPr>
               <w:t>(</w:t>
             </w:r>
-            <w:proofErr w:type="gramEnd"/>
           </w:p>
           <w:p>
             <w:pPr>
@@ -12823,7 +10484,6 @@
               <w:t>corr_cols</w:t>
             </w:r>
             <w:proofErr w:type="spellEnd"/>
-            <w:proofErr w:type="gramStart"/>
             <w:r>
               <w:rPr>
                 <w:rFonts w:ascii="Courier New" w:eastAsia="Courier New" w:hAnsi="Courier New" w:cs="Courier New"/>
@@ -12844,7 +10504,6 @@
               <w:t>corr</w:t>
             </w:r>
             <w:proofErr w:type="spellEnd"/>
-            <w:proofErr w:type="gramEnd"/>
             <w:r>
               <w:rPr>
                 <w:rFonts w:ascii="Courier New" w:eastAsia="Courier New" w:hAnsi="Courier New" w:cs="Courier New"/>
@@ -12894,7 +10553,6 @@
               <w:t xml:space="preserve"> = </w:t>
             </w:r>
             <w:proofErr w:type="spellStart"/>
-            <w:proofErr w:type="gramStart"/>
             <w:r>
               <w:rPr>
                 <w:rFonts w:ascii="Courier New" w:eastAsia="Courier New" w:hAnsi="Courier New" w:cs="Courier New"/>
@@ -12905,7 +10563,6 @@
               <w:t>plt.subplots</w:t>
             </w:r>
             <w:proofErr w:type="spellEnd"/>
-            <w:proofErr w:type="gramEnd"/>
             <w:r>
               <w:rPr>
                 <w:rFonts w:ascii="Courier New" w:eastAsia="Courier New" w:hAnsi="Courier New" w:cs="Courier New"/>
@@ -12926,33 +10583,21 @@
               <w:t>figsize</w:t>
             </w:r>
             <w:proofErr w:type="spellEnd"/>
-            <w:proofErr w:type="gramStart"/>
-            <w:r>
-              <w:rPr>
-                <w:rFonts w:ascii="Courier New" w:eastAsia="Courier New" w:hAnsi="Courier New" w:cs="Courier New"/>
-                <w:color w:val="1A1A1A"/>
-                <w:sz w:val="19"/>
-                <w:szCs w:val="19"/>
-              </w:rPr>
-              <w:t>=(</w:t>
-            </w:r>
-            <w:proofErr w:type="gramEnd"/>
-            <w:r>
-              <w:rPr>
-                <w:rFonts w:ascii="Courier New" w:eastAsia="Courier New" w:hAnsi="Courier New" w:cs="Courier New"/>
-                <w:color w:val="1A1A1A"/>
-                <w:sz w:val="19"/>
-                <w:szCs w:val="19"/>
-              </w:rPr>
-              <w:t>7, 5))</w:t>
-            </w:r>
-          </w:p>
-          <w:p>
-            <w:pPr>
-              <w:spacing w:before="28" w:after="28"/>
-            </w:pPr>
-            <w:proofErr w:type="spellStart"/>
-            <w:proofErr w:type="gramStart"/>
+            <w:r>
+              <w:rPr>
+                <w:rFonts w:ascii="Courier New" w:eastAsia="Courier New" w:hAnsi="Courier New" w:cs="Courier New"/>
+                <w:color w:val="1A1A1A"/>
+                <w:sz w:val="19"/>
+                <w:szCs w:val="19"/>
+              </w:rPr>
+              <w:t>=(7, 5))</w:t>
+            </w:r>
+          </w:p>
+          <w:p>
+            <w:pPr>
+              <w:spacing w:before="28" w:after="28"/>
+            </w:pPr>
+            <w:proofErr w:type="spellStart"/>
             <w:r>
               <w:rPr>
                 <w:rFonts w:ascii="Courier New" w:eastAsia="Courier New" w:hAnsi="Courier New" w:cs="Courier New"/>
@@ -12963,7 +10608,6 @@
               <w:t>sns.heatmap</w:t>
             </w:r>
             <w:proofErr w:type="spellEnd"/>
-            <w:proofErr w:type="gramEnd"/>
             <w:r>
               <w:rPr>
                 <w:rFonts w:ascii="Courier New" w:eastAsia="Courier New" w:hAnsi="Courier New" w:cs="Courier New"/>
@@ -13152,25 +10796,14 @@
               <w:t>annot_kws</w:t>
             </w:r>
             <w:proofErr w:type="spellEnd"/>
-            <w:proofErr w:type="gramStart"/>
-            <w:r>
-              <w:rPr>
-                <w:rFonts w:ascii="Courier New" w:eastAsia="Courier New" w:hAnsi="Courier New" w:cs="Courier New"/>
-                <w:color w:val="1A1A1A"/>
-                <w:sz w:val="19"/>
-                <w:szCs w:val="19"/>
-              </w:rPr>
-              <w:t>={</w:t>
-            </w:r>
-            <w:proofErr w:type="gramEnd"/>
-            <w:r>
-              <w:rPr>
-                <w:rFonts w:ascii="Courier New" w:eastAsia="Courier New" w:hAnsi="Courier New" w:cs="Courier New"/>
-                <w:color w:val="1A1A1A"/>
-                <w:sz w:val="19"/>
-                <w:szCs w:val="19"/>
-              </w:rPr>
-              <w:t xml:space="preserve">'size': 12, 'weight': 'bold'}, </w:t>
+            <w:r>
+              <w:rPr>
+                <w:rFonts w:ascii="Courier New" w:eastAsia="Courier New" w:hAnsi="Courier New" w:cs="Courier New"/>
+                <w:color w:val="1A1A1A"/>
+                <w:sz w:val="19"/>
+                <w:szCs w:val="19"/>
+              </w:rPr>
+              <w:t xml:space="preserve">={'size': 12, 'weight': 'bold'}, </w:t>
             </w:r>
             <w:proofErr w:type="spellStart"/>
             <w:r>
@@ -13225,37 +10858,17 @@
                 <w:sz w:val="19"/>
                 <w:szCs w:val="19"/>
               </w:rPr>
-              <w:t>ax.set_</w:t>
-            </w:r>
-            <w:proofErr w:type="gramStart"/>
-            <w:r>
-              <w:rPr>
-                <w:rFonts w:ascii="Courier New" w:eastAsia="Courier New" w:hAnsi="Courier New" w:cs="Courier New"/>
-                <w:color w:val="1A1A1A"/>
-                <w:sz w:val="19"/>
-                <w:szCs w:val="19"/>
-              </w:rPr>
-              <w:t>title</w:t>
-            </w:r>
-            <w:proofErr w:type="spellEnd"/>
-            <w:r>
-              <w:rPr>
-                <w:rFonts w:ascii="Courier New" w:eastAsia="Courier New" w:hAnsi="Courier New" w:cs="Courier New"/>
-                <w:color w:val="1A1A1A"/>
-                <w:sz w:val="19"/>
-                <w:szCs w:val="19"/>
-              </w:rPr>
-              <w:t>(</w:t>
-            </w:r>
-            <w:proofErr w:type="gramEnd"/>
-            <w:r>
-              <w:rPr>
-                <w:rFonts w:ascii="Courier New" w:eastAsia="Courier New" w:hAnsi="Courier New" w:cs="Courier New"/>
-                <w:color w:val="1A1A1A"/>
-                <w:sz w:val="19"/>
-                <w:szCs w:val="19"/>
-              </w:rPr>
-              <w:t xml:space="preserve">'Correlation Heatmap </w:t>
+              <w:t>ax.set_title</w:t>
+            </w:r>
+            <w:proofErr w:type="spellEnd"/>
+            <w:r>
+              <w:rPr>
+                <w:rFonts w:ascii="Courier New" w:eastAsia="Courier New" w:hAnsi="Courier New" w:cs="Courier New"/>
+                <w:color w:val="1A1A1A"/>
+                <w:sz w:val="19"/>
+                <w:szCs w:val="19"/>
+              </w:rPr>
+              <w:t xml:space="preserve">('Correlation Heatmap </w:t>
             </w:r>
             <w:r>
               <w:rPr>
@@ -13340,63 +10953,31 @@
               <w:spacing w:before="28" w:after="28"/>
             </w:pPr>
             <w:proofErr w:type="spellStart"/>
-            <w:proofErr w:type="gramStart"/>
-            <w:r>
-              <w:rPr>
-                <w:rFonts w:ascii="Courier New" w:eastAsia="Courier New" w:hAnsi="Courier New" w:cs="Courier New"/>
-                <w:color w:val="1A1A1A"/>
-                <w:sz w:val="19"/>
-                <w:szCs w:val="19"/>
-              </w:rPr>
-              <w:t>plt.tight</w:t>
-            </w:r>
-            <w:proofErr w:type="gramEnd"/>
-            <w:r>
-              <w:rPr>
-                <w:rFonts w:ascii="Courier New" w:eastAsia="Courier New" w:hAnsi="Courier New" w:cs="Courier New"/>
-                <w:color w:val="1A1A1A"/>
-                <w:sz w:val="19"/>
-                <w:szCs w:val="19"/>
-              </w:rPr>
-              <w:t>_</w:t>
-            </w:r>
-            <w:proofErr w:type="gramStart"/>
-            <w:r>
-              <w:rPr>
-                <w:rFonts w:ascii="Courier New" w:eastAsia="Courier New" w:hAnsi="Courier New" w:cs="Courier New"/>
-                <w:color w:val="1A1A1A"/>
-                <w:sz w:val="19"/>
-                <w:szCs w:val="19"/>
-              </w:rPr>
-              <w:t>layout</w:t>
-            </w:r>
-            <w:proofErr w:type="spellEnd"/>
-            <w:r>
-              <w:rPr>
-                <w:rFonts w:ascii="Courier New" w:eastAsia="Courier New" w:hAnsi="Courier New" w:cs="Courier New"/>
-                <w:color w:val="1A1A1A"/>
-                <w:sz w:val="19"/>
-                <w:szCs w:val="19"/>
-              </w:rPr>
-              <w:t>(</w:t>
-            </w:r>
-            <w:proofErr w:type="gramEnd"/>
-            <w:r>
-              <w:rPr>
-                <w:rFonts w:ascii="Courier New" w:eastAsia="Courier New" w:hAnsi="Courier New" w:cs="Courier New"/>
-                <w:color w:val="1A1A1A"/>
-                <w:sz w:val="19"/>
-                <w:szCs w:val="19"/>
-              </w:rPr>
-              <w:t>)</w:t>
-            </w:r>
-          </w:p>
-          <w:p>
-            <w:pPr>
-              <w:spacing w:before="28" w:after="28"/>
-            </w:pPr>
-            <w:proofErr w:type="spellStart"/>
-            <w:proofErr w:type="gramStart"/>
+            <w:r>
+              <w:rPr>
+                <w:rFonts w:ascii="Courier New" w:eastAsia="Courier New" w:hAnsi="Courier New" w:cs="Courier New"/>
+                <w:color w:val="1A1A1A"/>
+                <w:sz w:val="19"/>
+                <w:szCs w:val="19"/>
+              </w:rPr>
+              <w:t>plt.tight_layout</w:t>
+            </w:r>
+            <w:proofErr w:type="spellEnd"/>
+            <w:r>
+              <w:rPr>
+                <w:rFonts w:ascii="Courier New" w:eastAsia="Courier New" w:hAnsi="Courier New" w:cs="Courier New"/>
+                <w:color w:val="1A1A1A"/>
+                <w:sz w:val="19"/>
+                <w:szCs w:val="19"/>
+              </w:rPr>
+              <w:t>()</w:t>
+            </w:r>
+          </w:p>
+          <w:p>
+            <w:pPr>
+              <w:spacing w:before="28" w:after="28"/>
+            </w:pPr>
+            <w:proofErr w:type="spellStart"/>
             <w:r>
               <w:rPr>
                 <w:rFonts w:ascii="Courier New" w:eastAsia="Courier New" w:hAnsi="Courier New" w:cs="Courier New"/>
@@ -13407,7 +10988,6 @@
               <w:t>plt.savefig</w:t>
             </w:r>
             <w:proofErr w:type="spellEnd"/>
-            <w:proofErr w:type="gramEnd"/>
             <w:r>
               <w:rPr>
                 <w:rFonts w:ascii="Courier New" w:eastAsia="Courier New" w:hAnsi="Courier New" w:cs="Courier New"/>
@@ -13457,7 +11037,6 @@
               <w:spacing w:before="28" w:after="28"/>
             </w:pPr>
             <w:proofErr w:type="spellStart"/>
-            <w:proofErr w:type="gramStart"/>
             <w:r>
               <w:rPr>
                 <w:rFonts w:ascii="Courier New" w:eastAsia="Courier New" w:hAnsi="Courier New" w:cs="Courier New"/>
@@ -13468,7 +11047,6 @@
               <w:t>plt.show</w:t>
             </w:r>
             <w:proofErr w:type="spellEnd"/>
-            <w:proofErr w:type="gramEnd"/>
             <w:r>
               <w:rPr>
                 <w:rFonts w:ascii="Courier New" w:eastAsia="Courier New" w:hAnsi="Courier New" w:cs="Courier New"/>
@@ -13488,7 +11066,20 @@
             <w:pPr>
               <w:spacing w:before="28" w:after="28"/>
             </w:pPr>
-            <w:proofErr w:type="gramStart"/>
+            <w:r>
+              <w:rPr>
+                <w:rFonts w:ascii="Courier New" w:eastAsia="Courier New" w:hAnsi="Courier New" w:cs="Courier New"/>
+                <w:color w:val="1A1A1A"/>
+                <w:sz w:val="19"/>
+                <w:szCs w:val="19"/>
+              </w:rPr>
+              <w:t>print('Correlation with Churn:')</w:t>
+            </w:r>
+          </w:p>
+          <w:p>
+            <w:pPr>
+              <w:spacing w:before="28" w:after="28"/>
+            </w:pPr>
             <w:r>
               <w:rPr>
                 <w:rFonts w:ascii="Courier New" w:eastAsia="Courier New" w:hAnsi="Courier New" w:cs="Courier New"/>
@@ -13498,30 +11089,6 @@
               </w:rPr>
               <w:t>print(</w:t>
             </w:r>
-            <w:proofErr w:type="gramEnd"/>
-            <w:r>
-              <w:rPr>
-                <w:rFonts w:ascii="Courier New" w:eastAsia="Courier New" w:hAnsi="Courier New" w:cs="Courier New"/>
-                <w:color w:val="1A1A1A"/>
-                <w:sz w:val="19"/>
-                <w:szCs w:val="19"/>
-              </w:rPr>
-              <w:t>'Correlation with Churn:')</w:t>
-            </w:r>
-          </w:p>
-          <w:p>
-            <w:pPr>
-              <w:spacing w:before="28" w:after="28"/>
-            </w:pPr>
-            <w:r>
-              <w:rPr>
-                <w:rFonts w:ascii="Courier New" w:eastAsia="Courier New" w:hAnsi="Courier New" w:cs="Courier New"/>
-                <w:color w:val="1A1A1A"/>
-                <w:sz w:val="19"/>
-                <w:szCs w:val="19"/>
-              </w:rPr>
-              <w:t>print(</w:t>
-            </w:r>
             <w:proofErr w:type="spellStart"/>
             <w:r>
               <w:rPr>
@@ -13560,27 +11127,7 @@
                 <w:sz w:val="19"/>
                 <w:szCs w:val="19"/>
               </w:rPr>
-              <w:t>'</w:t>
-            </w:r>
-            <w:proofErr w:type="gramStart"/>
-            <w:r>
-              <w:rPr>
-                <w:rFonts w:ascii="Courier New" w:eastAsia="Courier New" w:hAnsi="Courier New" w:cs="Courier New"/>
-                <w:color w:val="1A1A1A"/>
-                <w:sz w:val="19"/>
-                <w:szCs w:val="19"/>
-              </w:rPr>
-              <w:t>].drop</w:t>
-            </w:r>
-            <w:proofErr w:type="gramEnd"/>
-            <w:r>
-              <w:rPr>
-                <w:rFonts w:ascii="Courier New" w:eastAsia="Courier New" w:hAnsi="Courier New" w:cs="Courier New"/>
-                <w:color w:val="1A1A1A"/>
-                <w:sz w:val="19"/>
-                <w:szCs w:val="19"/>
-              </w:rPr>
-              <w:t>('</w:t>
+              <w:t>'].drop('</w:t>
             </w:r>
             <w:proofErr w:type="spellStart"/>
             <w:r>
@@ -13614,37 +11161,17 @@
                 <w:sz w:val="19"/>
                 <w:szCs w:val="19"/>
               </w:rPr>
-              <w:t xml:space="preserve">      </w:t>
-            </w:r>
-            <w:proofErr w:type="gramStart"/>
-            <w:r>
-              <w:rPr>
-                <w:rFonts w:ascii="Courier New" w:eastAsia="Courier New" w:hAnsi="Courier New" w:cs="Courier New"/>
-                <w:color w:val="1A1A1A"/>
-                <w:sz w:val="19"/>
-                <w:szCs w:val="19"/>
-              </w:rPr>
-              <w:t>.</w:t>
-            </w:r>
-            <w:proofErr w:type="spellStart"/>
-            <w:r>
-              <w:rPr>
-                <w:rFonts w:ascii="Courier New" w:eastAsia="Courier New" w:hAnsi="Courier New" w:cs="Courier New"/>
-                <w:color w:val="1A1A1A"/>
-                <w:sz w:val="19"/>
-                <w:szCs w:val="19"/>
-              </w:rPr>
-              <w:t>sort</w:t>
-            </w:r>
-            <w:proofErr w:type="gramEnd"/>
-            <w:r>
-              <w:rPr>
-                <w:rFonts w:ascii="Courier New" w:eastAsia="Courier New" w:hAnsi="Courier New" w:cs="Courier New"/>
-                <w:color w:val="1A1A1A"/>
-                <w:sz w:val="19"/>
-                <w:szCs w:val="19"/>
-              </w:rPr>
-              <w:t>_values</w:t>
+              <w:t xml:space="preserve">      .</w:t>
+            </w:r>
+            <w:proofErr w:type="spellStart"/>
+            <w:r>
+              <w:rPr>
+                <w:rFonts w:ascii="Courier New" w:eastAsia="Courier New" w:hAnsi="Courier New" w:cs="Courier New"/>
+                <w:color w:val="1A1A1A"/>
+                <w:sz w:val="19"/>
+                <w:szCs w:val="19"/>
+              </w:rPr>
+              <w:t>sort_values</w:t>
             </w:r>
             <w:proofErr w:type="spellEnd"/>
             <w:r>
@@ -13754,27 +11281,7 @@
           <w:sz w:val="18"/>
           <w:szCs w:val="18"/>
         </w:rPr>
-        <w:t>6</w:t>
-      </w:r>
-      <w:r>
-        <w:rPr>
-          <w:i/>
-          <w:iCs/>
-          <w:color w:val="ADADAD" w:themeColor="background2" w:themeShade="BF"/>
-          <w:sz w:val="18"/>
-          <w:szCs w:val="18"/>
-        </w:rPr>
-        <w:t xml:space="preserve"> </w:t>
-      </w:r>
-      <w:r>
-        <w:rPr>
-          <w:i/>
-          <w:iCs/>
-          <w:color w:val="ADADAD" w:themeColor="background2" w:themeShade="BF"/>
-          <w:sz w:val="18"/>
-          <w:szCs w:val="18"/>
-        </w:rPr>
-        <w:t>Correlation Heatmap</w:t>
+        <w:t>6 Correlation Heatmap</w:t>
       </w:r>
     </w:p>
     <w:p>
@@ -13888,60 +11395,6 @@
                 <w:sz w:val="19"/>
                 <w:szCs w:val="19"/>
               </w:rPr>
-              <w:t>SeniorCitizen</w:t>
-            </w:r>
-            <w:proofErr w:type="spellEnd"/>
-            <w:r>
-              <w:rPr>
-                <w:rFonts w:ascii="Courier New" w:eastAsia="Courier New" w:hAnsi="Courier New" w:cs="Courier New"/>
-                <w:color w:val="5D4037"/>
-                <w:sz w:val="19"/>
-                <w:szCs w:val="19"/>
-              </w:rPr>
-              <w:t xml:space="preserve">      </w:t>
-            </w:r>
-            <w:proofErr w:type="gramStart"/>
-            <w:r>
-              <w:rPr>
-                <w:rFonts w:ascii="Courier New" w:eastAsia="Courier New" w:hAnsi="Courier New" w:cs="Courier New"/>
-                <w:color w:val="5D4037"/>
-                <w:sz w:val="19"/>
-                <w:szCs w:val="19"/>
-              </w:rPr>
-              <w:t>-</w:t>
-            </w:r>
-            <w:r>
-              <w:rPr>
-                <w:rFonts w:ascii="Courier New" w:eastAsia="Courier New" w:hAnsi="Courier New" w:cs="Courier New"/>
-                <w:color w:val="5D4037"/>
-                <w:sz w:val="19"/>
-                <w:szCs w:val="19"/>
-              </w:rPr>
-              <w:t xml:space="preserve">  (</w:t>
-            </w:r>
-            <w:proofErr w:type="gramEnd"/>
-            <w:r>
-              <w:rPr>
-                <w:rFonts w:ascii="Courier New" w:eastAsia="Courier New" w:hAnsi="Courier New" w:cs="Courier New"/>
-                <w:color w:val="5D4037"/>
-                <w:sz w:val="19"/>
-                <w:szCs w:val="19"/>
-              </w:rPr>
-              <w:t>not included)</w:t>
-            </w:r>
-          </w:p>
-          <w:p>
-            <w:pPr>
-              <w:spacing w:before="28" w:after="28"/>
-            </w:pPr>
-            <w:proofErr w:type="spellStart"/>
-            <w:r>
-              <w:rPr>
-                <w:rFonts w:ascii="Courier New" w:eastAsia="Courier New" w:hAnsi="Courier New" w:cs="Courier New"/>
-                <w:color w:val="5D4037"/>
-                <w:sz w:val="19"/>
-                <w:szCs w:val="19"/>
-              </w:rPr>
               <w:t>TotalCharges</w:t>
             </w:r>
             <w:proofErr w:type="spellEnd"/>
@@ -14043,17 +11496,7 @@
           <w:sz w:val="23"/>
           <w:szCs w:val="23"/>
         </w:rPr>
-        <w:t>O</w:t>
-      </w:r>
-      <w:r>
-        <w:rPr>
-          <w:b/>
-          <w:bCs/>
-          <w:color w:val="1F4E79"/>
-          <w:sz w:val="23"/>
-          <w:szCs w:val="23"/>
-        </w:rPr>
-        <w:t>bservations</w:t>
+        <w:t>Observations</w:t>
       </w:r>
     </w:p>
     <w:p>
@@ -14508,7 +11951,6 @@
               <w:t xml:space="preserve"> = </w:t>
             </w:r>
             <w:proofErr w:type="spellStart"/>
-            <w:proofErr w:type="gramStart"/>
             <w:r>
               <w:rPr>
                 <w:rFonts w:ascii="Courier New" w:eastAsia="Courier New" w:hAnsi="Courier New" w:cs="Courier New"/>
@@ -14526,17 +11968,7 @@
                 <w:sz w:val="19"/>
                 <w:szCs w:val="19"/>
               </w:rPr>
-              <w:t>[</w:t>
-            </w:r>
-            <w:proofErr w:type="gramEnd"/>
-            <w:r>
-              <w:rPr>
-                <w:rFonts w:ascii="Courier New" w:eastAsia="Courier New" w:hAnsi="Courier New" w:cs="Courier New"/>
-                <w:color w:val="1A1A1A"/>
-                <w:sz w:val="19"/>
-                <w:szCs w:val="19"/>
-              </w:rPr>
-              <w:t>['tenure', '</w:t>
+              <w:t>[['tenure', '</w:t>
             </w:r>
             <w:proofErr w:type="spellStart"/>
             <w:r>
@@ -14576,27 +12008,7 @@
                 <w:sz w:val="19"/>
                 <w:szCs w:val="19"/>
               </w:rPr>
-              <w:t>', 'Churn']</w:t>
-            </w:r>
-            <w:proofErr w:type="gramStart"/>
-            <w:r>
-              <w:rPr>
-                <w:rFonts w:ascii="Courier New" w:eastAsia="Courier New" w:hAnsi="Courier New" w:cs="Courier New"/>
-                <w:color w:val="1A1A1A"/>
-                <w:sz w:val="19"/>
-                <w:szCs w:val="19"/>
-              </w:rPr>
-              <w:t>].copy</w:t>
-            </w:r>
-            <w:proofErr w:type="gramEnd"/>
-            <w:r>
-              <w:rPr>
-                <w:rFonts w:ascii="Courier New" w:eastAsia="Courier New" w:hAnsi="Courier New" w:cs="Courier New"/>
-                <w:color w:val="1A1A1A"/>
-                <w:sz w:val="19"/>
-                <w:szCs w:val="19"/>
-              </w:rPr>
-              <w:t>()</w:t>
+              <w:t>', 'Churn']].copy()</w:t>
             </w:r>
           </w:p>
           <w:p>
@@ -14690,17 +12102,7 @@
                 <w:sz w:val="19"/>
                 <w:szCs w:val="19"/>
               </w:rPr>
-              <w:t>pd.to_</w:t>
-            </w:r>
-            <w:proofErr w:type="gramStart"/>
-            <w:r>
-              <w:rPr>
-                <w:rFonts w:ascii="Courier New" w:eastAsia="Courier New" w:hAnsi="Courier New" w:cs="Courier New"/>
-                <w:color w:val="1A1A1A"/>
-                <w:sz w:val="19"/>
-                <w:szCs w:val="19"/>
-              </w:rPr>
-              <w:t>numeric</w:t>
+              <w:t>pd.to_numeric</w:t>
             </w:r>
             <w:proofErr w:type="spellEnd"/>
             <w:r>
@@ -14712,7 +12114,6 @@
               </w:rPr>
               <w:t>(</w:t>
             </w:r>
-            <w:proofErr w:type="gramEnd"/>
           </w:p>
           <w:p>
             <w:pPr>
@@ -14798,7 +12199,6 @@
               <w:t xml:space="preserve"> = </w:t>
             </w:r>
             <w:proofErr w:type="spellStart"/>
-            <w:proofErr w:type="gramStart"/>
             <w:r>
               <w:rPr>
                 <w:rFonts w:ascii="Courier New" w:eastAsia="Courier New" w:hAnsi="Courier New" w:cs="Courier New"/>
@@ -14809,7 +12209,6 @@
               <w:t>sns.pairplot</w:t>
             </w:r>
             <w:proofErr w:type="spellEnd"/>
-            <w:proofErr w:type="gramEnd"/>
             <w:r>
               <w:rPr>
                 <w:rFonts w:ascii="Courier New" w:eastAsia="Courier New" w:hAnsi="Courier New" w:cs="Courier New"/>
@@ -14851,27 +12250,7 @@
                 <w:sz w:val="19"/>
                 <w:szCs w:val="19"/>
               </w:rPr>
-              <w:t xml:space="preserve">                        palette</w:t>
-            </w:r>
-            <w:proofErr w:type="gramStart"/>
-            <w:r>
-              <w:rPr>
-                <w:rFonts w:ascii="Courier New" w:eastAsia="Courier New" w:hAnsi="Courier New" w:cs="Courier New"/>
-                <w:color w:val="1A1A1A"/>
-                <w:sz w:val="19"/>
-                <w:szCs w:val="19"/>
-              </w:rPr>
-              <w:t>={</w:t>
-            </w:r>
-            <w:proofErr w:type="gramEnd"/>
-            <w:r>
-              <w:rPr>
-                <w:rFonts w:ascii="Courier New" w:eastAsia="Courier New" w:hAnsi="Courier New" w:cs="Courier New"/>
-                <w:color w:val="1A1A1A"/>
-                <w:sz w:val="19"/>
-                <w:szCs w:val="19"/>
-              </w:rPr>
-              <w:t>'Yes': '#E74C3C', 'No': '#2E75B6'},</w:t>
+              <w:t xml:space="preserve">                        palette={'Yes': '#E74C3C', 'No': '#2E75B6'},</w:t>
             </w:r>
           </w:p>
           <w:p>
@@ -14898,25 +12277,14 @@
               <w:t>plot_kws</w:t>
             </w:r>
             <w:proofErr w:type="spellEnd"/>
-            <w:proofErr w:type="gramStart"/>
-            <w:r>
-              <w:rPr>
-                <w:rFonts w:ascii="Courier New" w:eastAsia="Courier New" w:hAnsi="Courier New" w:cs="Courier New"/>
-                <w:color w:val="1A1A1A"/>
-                <w:sz w:val="19"/>
-                <w:szCs w:val="19"/>
-              </w:rPr>
-              <w:t>={</w:t>
-            </w:r>
-            <w:proofErr w:type="gramEnd"/>
-            <w:r>
-              <w:rPr>
-                <w:rFonts w:ascii="Courier New" w:eastAsia="Courier New" w:hAnsi="Courier New" w:cs="Courier New"/>
-                <w:color w:val="1A1A1A"/>
-                <w:sz w:val="19"/>
-                <w:szCs w:val="19"/>
-              </w:rPr>
-              <w:t>'alpha': 0.4, 's': 15},</w:t>
+            <w:r>
+              <w:rPr>
+                <w:rFonts w:ascii="Courier New" w:eastAsia="Courier New" w:hAnsi="Courier New" w:cs="Courier New"/>
+                <w:color w:val="1A1A1A"/>
+                <w:sz w:val="19"/>
+                <w:szCs w:val="19"/>
+              </w:rPr>
+              <w:t>={'alpha': 0.4, 's': 15},</w:t>
             </w:r>
           </w:p>
           <w:p>
@@ -14978,35 +12346,14 @@
               <w:spacing w:before="28" w:after="28"/>
             </w:pPr>
             <w:proofErr w:type="spellStart"/>
-            <w:proofErr w:type="gramStart"/>
-            <w:r>
-              <w:rPr>
-                <w:rFonts w:ascii="Courier New" w:eastAsia="Courier New" w:hAnsi="Courier New" w:cs="Courier New"/>
-                <w:color w:val="1A1A1A"/>
-                <w:sz w:val="19"/>
-                <w:szCs w:val="19"/>
-              </w:rPr>
-              <w:t>pairplot.figure</w:t>
-            </w:r>
-            <w:proofErr w:type="gramEnd"/>
-            <w:r>
-              <w:rPr>
-                <w:rFonts w:ascii="Courier New" w:eastAsia="Courier New" w:hAnsi="Courier New" w:cs="Courier New"/>
-                <w:color w:val="1A1A1A"/>
-                <w:sz w:val="19"/>
-                <w:szCs w:val="19"/>
-              </w:rPr>
-              <w:t>.</w:t>
-            </w:r>
-            <w:proofErr w:type="gramStart"/>
-            <w:r>
-              <w:rPr>
-                <w:rFonts w:ascii="Courier New" w:eastAsia="Courier New" w:hAnsi="Courier New" w:cs="Courier New"/>
-                <w:color w:val="1A1A1A"/>
-                <w:sz w:val="19"/>
-                <w:szCs w:val="19"/>
-              </w:rPr>
-              <w:t>suptitle</w:t>
+            <w:r>
+              <w:rPr>
+                <w:rFonts w:ascii="Courier New" w:eastAsia="Courier New" w:hAnsi="Courier New" w:cs="Courier New"/>
+                <w:color w:val="1A1A1A"/>
+                <w:sz w:val="19"/>
+                <w:szCs w:val="19"/>
+              </w:rPr>
+              <w:t>pairplot.figure.suptitle</w:t>
             </w:r>
             <w:proofErr w:type="spellEnd"/>
             <w:r>
@@ -15018,7 +12365,6 @@
               </w:rPr>
               <w:t>(</w:t>
             </w:r>
-            <w:proofErr w:type="gramEnd"/>
           </w:p>
           <w:p>
             <w:pPr>
@@ -15136,7 +12482,6 @@
               <w:spacing w:before="28" w:after="28"/>
             </w:pPr>
             <w:proofErr w:type="spellStart"/>
-            <w:proofErr w:type="gramStart"/>
             <w:r>
               <w:rPr>
                 <w:rFonts w:ascii="Courier New" w:eastAsia="Courier New" w:hAnsi="Courier New" w:cs="Courier New"/>
@@ -15147,7 +12492,6 @@
               <w:t>plt.savefig</w:t>
             </w:r>
             <w:proofErr w:type="spellEnd"/>
-            <w:proofErr w:type="gramEnd"/>
             <w:r>
               <w:rPr>
                 <w:rFonts w:ascii="Courier New" w:eastAsia="Courier New" w:hAnsi="Courier New" w:cs="Courier New"/>
@@ -15197,7 +12541,6 @@
               <w:spacing w:before="28" w:after="28"/>
             </w:pPr>
             <w:proofErr w:type="spellStart"/>
-            <w:proofErr w:type="gramStart"/>
             <w:r>
               <w:rPr>
                 <w:rFonts w:ascii="Courier New" w:eastAsia="Courier New" w:hAnsi="Courier New" w:cs="Courier New"/>
@@ -15208,7 +12551,6 @@
               <w:t>plt.show</w:t>
             </w:r>
             <w:proofErr w:type="spellEnd"/>
-            <w:proofErr w:type="gramEnd"/>
             <w:r>
               <w:rPr>
                 <w:rFonts w:ascii="Courier New" w:eastAsia="Courier New" w:hAnsi="Courier New" w:cs="Courier New"/>
@@ -15317,17 +12659,7 @@
           <w:sz w:val="18"/>
           <w:szCs w:val="18"/>
         </w:rPr>
-        <w:t>7</w:t>
-      </w:r>
-      <w:r>
-        <w:rPr>
-          <w:i/>
-          <w:iCs/>
-          <w:color w:val="ADADAD" w:themeColor="background2" w:themeShade="BF"/>
-          <w:sz w:val="18"/>
-          <w:szCs w:val="18"/>
-        </w:rPr>
-        <w:t xml:space="preserve"> </w:t>
+        <w:t xml:space="preserve">7 </w:t>
       </w:r>
       <w:proofErr w:type="spellStart"/>
       <w:r>
